--- a/01-6个主号内容创作/长期股权投资_6账号发布文案/长期股权投资_6账号完整脚本.docx
+++ b/01-6个主号内容创作/长期股权投资_6账号发布文案/长期股权投资_6账号完整脚本.docx
@@ -1224,7 +1224,7 @@
           <w:color w:val="C0392B"/>
           <w:sz w:val="36"/>
         </w:rPr>
-        <w:t>广志买山田家的股，换了三次方法</w:t>
+        <w:t>广志买山田家的股，一次讲透长期股权投资</w:t>
       </w:r>
     </w:p>
     <w:p>
@@ -1244,7 +1244,19 @@
           <w:color w:val="1A1816"/>
           <w:sz w:val="22"/>
         </w:rPr>
-        <w:t>广志爸爸这几年迷上了投资，一步一步把山田家的餐厅买成了自己的。🎂</w:t>
+        <w:t>广志爸爸今年决定投资山田家的餐厅，从小股东一路做到控股股东。🎂</w:t>
+      </w:r>
+    </w:p>
+    <w:p>
+      <w:pPr>
+        <w:spacing w:after="60"/>
+      </w:pPr>
+      <w:r>
+        <w:rPr>
+          <w:color w:val="1A1816"/>
+          <w:sz w:val="22"/>
+        </w:rPr>
+        <w:t>跟着他的故事，把长期股权投资6个考点全过一遍。</w:t>
       </w:r>
     </w:p>
     <w:p/>
@@ -1258,7 +1270,7 @@
           <w:color w:val="C8522A"/>
           <w:sz w:val="22"/>
         </w:rPr>
-        <w:t>第一阶段：持股10%，小股东</w:t>
+        <w:t>第一步：持股多少，决定用什么方法</w:t>
       </w:r>
     </w:p>
     <w:p/>
@@ -1271,7 +1283,7 @@
           <w:color w:val="1A1816"/>
           <w:sz w:val="22"/>
         </w:rPr>
-        <w:t>广志拿10万买了山田家餐厅10%的股份。</w:t>
+        <w:t>广志拿30万买了山田家30%的股份。</w:t>
       </w:r>
     </w:p>
     <w:p>
@@ -1283,9 +1295,10 @@
           <w:color w:val="1A1816"/>
           <w:sz w:val="22"/>
         </w:rPr>
-        <w:t>10%，说不上话，没有重大影响。</w:t>
-      </w:r>
-    </w:p>
+        <w:t>30%→有重大影响→联营企业→用权益法核算。</w:t>
+      </w:r>
+    </w:p>
+    <w:p/>
     <w:p>
       <w:pPr>
         <w:spacing w:after="60"/>
@@ -1295,7 +1308,44 @@
           <w:color w:val="1A1816"/>
           <w:sz w:val="22"/>
         </w:rPr>
-        <w:t>→ 按交易性金融资产处理，餐厅涨跌按公允价值计量，变动记"公允价值变动损益"。</w:t>
+        <w:t>确认这笔投资，要等合同通过股东大会、手续办好、30万真正打出去——条件满足的那天，才算正式确认建账。</w:t>
+      </w:r>
+    </w:p>
+    <w:p/>
+    <w:p>
+      <w:pPr>
+        <w:spacing w:after="60"/>
+      </w:pPr>
+      <w:r>
+        <w:rPr>
+          <w:color w:val="1A1816"/>
+          <w:sz w:val="22"/>
+        </w:rPr>
+        <w:t>初始入账：30万买入成本 + 5000元律师费 = 30.5万</w:t>
+      </w:r>
+    </w:p>
+    <w:p>
+      <w:pPr>
+        <w:spacing w:after="60"/>
+      </w:pPr>
+      <w:r>
+        <w:rPr>
+          <w:color w:val="1A1816"/>
+          <w:sz w:val="22"/>
+        </w:rPr>
+        <w:t>注意！权益法下，律师费等手续费计入长投成本，不是费用。</w:t>
+      </w:r>
+    </w:p>
+    <w:p>
+      <w:pPr>
+        <w:spacing w:after="60"/>
+      </w:pPr>
+      <w:r>
+        <w:rPr>
+          <w:color w:val="1A1816"/>
+          <w:sz w:val="22"/>
+        </w:rPr>
+        <w:t>（成本法下才进管理费用，两种方向相反，必须背对！）</w:t>
       </w:r>
     </w:p>
     <w:p/>
@@ -1309,7 +1359,7 @@
           <w:color w:val="C8522A"/>
           <w:sz w:val="22"/>
         </w:rPr>
-        <w:t>第二阶段：追加到30%，联营企业</w:t>
+        <w:t>第二步：持股30%——权益法怎么记账</w:t>
       </w:r>
     </w:p>
     <w:p/>
@@ -1322,9 +1372,10 @@
           <w:color w:val="1A1816"/>
           <w:sz w:val="22"/>
         </w:rPr>
-        <w:t>山田家要扩张，广志追加20万，持股升到30%。</w:t>
-      </w:r>
-    </w:p>
+        <w:t>权益法的逻辑：广志和山田家绑在一起，赚了一起认，亏了一起扛。</w:t>
+      </w:r>
+    </w:p>
+    <w:p/>
     <w:p>
       <w:pPr>
         <w:spacing w:after="60"/>
@@ -1334,7 +1385,7 @@
           <w:color w:val="1A1816"/>
           <w:sz w:val="22"/>
         </w:rPr>
-        <w:t>30%，能参与决策、派驻董事，升级为联营企业——改用权益法。</w:t>
+        <w:t>山田家今年净赚100万，广志按30%认30万投资收益：</w:t>
       </w:r>
     </w:p>
     <w:p>
@@ -1346,10 +1397,9 @@
           <w:color w:val="1A1816"/>
           <w:sz w:val="22"/>
         </w:rPr>
-        <w:t>追加投资时的手续费，权益法下要计入长投成本，不是费用！</w:t>
-      </w:r>
-    </w:p>
-    <w:p/>
+        <w:t>借：长期股权投资 30万</w:t>
+      </w:r>
+    </w:p>
     <w:p>
       <w:pPr>
         <w:spacing w:after="60"/>
@@ -1359,7 +1409,7 @@
           <w:color w:val="1A1816"/>
           <w:sz w:val="22"/>
         </w:rPr>
-        <w:t>权益法怎么记？</w:t>
+        <w:t>贷：投资收益 30万</w:t>
       </w:r>
     </w:p>
     <w:p/>
@@ -1372,7 +1422,7 @@
           <w:color w:val="1A1816"/>
           <w:sz w:val="22"/>
         </w:rPr>
-        <w:t>山田家今年净赚50万，广志按30%确认15万投资收益：</w:t>
+        <w:t>山田家宣告分红50万，广志分到15万——这里不记收益：</w:t>
       </w:r>
     </w:p>
     <w:p>
@@ -1384,7 +1434,7 @@
           <w:color w:val="1A1816"/>
           <w:sz w:val="22"/>
         </w:rPr>
-        <w:t>借：长期股权投资 15万</w:t>
+        <w:t>借：应收股利 15万</w:t>
       </w:r>
     </w:p>
     <w:p>
@@ -1396,44 +1446,7 @@
           <w:color w:val="1A1816"/>
           <w:sz w:val="22"/>
         </w:rPr>
-        <w:t>贷：投资收益 15万</w:t>
-      </w:r>
-    </w:p>
-    <w:p/>
-    <w:p>
-      <w:pPr>
-        <w:spacing w:after="60"/>
-      </w:pPr>
-      <w:r>
-        <w:rPr>
-          <w:color w:val="1A1816"/>
-          <w:sz w:val="22"/>
-        </w:rPr>
-        <w:t>山田家宣告分红20万，广志分到6万——注意这里不记收益：</w:t>
-      </w:r>
-    </w:p>
-    <w:p>
-      <w:pPr>
-        <w:spacing w:after="60"/>
-      </w:pPr>
-      <w:r>
-        <w:rPr>
-          <w:color w:val="1A1816"/>
-          <w:sz w:val="22"/>
-        </w:rPr>
-        <w:t>借：应收股利 6万</w:t>
-      </w:r>
-    </w:p>
-    <w:p>
-      <w:pPr>
-        <w:spacing w:after="60"/>
-      </w:pPr>
-      <w:r>
-        <w:rPr>
-          <w:color w:val="1A1816"/>
-          <w:sz w:val="22"/>
-        </w:rPr>
-        <w:t>贷：长期股权投资 6万（冲减账面价值！）</w:t>
+        <w:t>贷：长期股权投资 15万（冲减账面价值！）</w:t>
       </w:r>
     </w:p>
     <w:p/>
@@ -1447,7 +1460,7 @@
           <w:color w:val="C8522A"/>
           <w:sz w:val="22"/>
         </w:rPr>
-        <w:t>✅ 为什么分红不记收益？因为被投资方赚钱时，广志已经提前确认了收益。</w:t>
+        <w:t>✅ 为什么分红不记收益？因为山田家赚钱时广志已经提前认了。</w:t>
       </w:r>
     </w:p>
     <w:p>
@@ -1459,7 +1472,7 @@
           <w:color w:val="1A1816"/>
           <w:sz w:val="22"/>
         </w:rPr>
-        <w:t>分红只是"把自己的那份取回来"，账面价值自然减少。</w:t>
+        <w:t>分红只是"把自己的部分取回来"，账面价值自然减少。</w:t>
       </w:r>
     </w:p>
     <w:p/>
@@ -1473,7 +1486,7 @@
           <w:color w:val="C8522A"/>
           <w:sz w:val="22"/>
         </w:rPr>
-        <w:t>第三阶段：持股80%，子公司</w:t>
+        <w:t>第三步：追加到80%——从权益法转成本法</w:t>
       </w:r>
     </w:p>
     <w:p/>
@@ -1486,9 +1499,10 @@
           <w:color w:val="1A1816"/>
           <w:sz w:val="22"/>
         </w:rPr>
-        <w:t>广志豪气加码，持股升到80%，山田家变成子公司。</w:t>
-      </w:r>
-    </w:p>
+        <w:t>广志豪气追加，持股升到80%，山田家变成子公司→改用成本法。</w:t>
+      </w:r>
+    </w:p>
+    <w:p/>
     <w:p>
       <w:pPr>
         <w:spacing w:after="60"/>
@@ -1498,10 +1512,9 @@
           <w:color w:val="1A1816"/>
           <w:sz w:val="22"/>
         </w:rPr>
-        <w:t>80%→控制→改用成本法。</w:t>
-      </w:r>
-    </w:p>
-    <w:p/>
+        <w:t>权益法→成本法：不需要追溯，按账面价值直接改。</w:t>
+      </w:r>
+    </w:p>
     <w:p>
       <w:pPr>
         <w:spacing w:after="60"/>
@@ -1511,7 +1524,7 @@
           <w:color w:val="1A1816"/>
           <w:sz w:val="22"/>
         </w:rPr>
-        <w:t>成本法下，广志只等分红：</w:t>
+        <w:t>但反过来，成本法→权益法（失去控制只剩重大影响时），必须追溯调整！</w:t>
       </w:r>
     </w:p>
     <w:p>
@@ -1523,9 +1536,10 @@
           <w:color w:val="1A1816"/>
           <w:sz w:val="22"/>
         </w:rPr>
-        <w:t>山田家宣告分红100万，广志分80万：</w:t>
-      </w:r>
-    </w:p>
+        <w:t>要补确认以前按权益法该记但没记的权益变动。</w:t>
+      </w:r>
+    </w:p>
+    <w:p/>
     <w:p>
       <w:pPr>
         <w:spacing w:after="60"/>
@@ -1535,7 +1549,7 @@
           <w:color w:val="1A1816"/>
           <w:sz w:val="22"/>
         </w:rPr>
-        <w:t>借：应收股利 80万</w:t>
+        <w:t>成本法下只等分红：</w:t>
       </w:r>
     </w:p>
     <w:p>
@@ -1547,10 +1561,9 @@
           <w:color w:val="1A1816"/>
           <w:sz w:val="22"/>
         </w:rPr>
-        <w:t>贷：投资收益 80万</w:t>
-      </w:r>
-    </w:p>
-    <w:p/>
+        <w:t>山田家分红100万，广志分80万：</w:t>
+      </w:r>
+    </w:p>
     <w:p>
       <w:pPr>
         <w:spacing w:after="60"/>
@@ -1560,7 +1573,32 @@
           <w:color w:val="1A1816"/>
           <w:sz w:val="22"/>
         </w:rPr>
-        <w:t>账面价值不随山田家盈亏变动，稳坐等分红就好。</w:t>
+        <w:t>借：应收股利 80万</w:t>
+      </w:r>
+    </w:p>
+    <w:p>
+      <w:pPr>
+        <w:spacing w:after="60"/>
+      </w:pPr>
+      <w:r>
+        <w:rPr>
+          <w:color w:val="1A1816"/>
+          <w:sz w:val="22"/>
+        </w:rPr>
+        <w:t>贷：投资收益 80万（这次才记收益！）</w:t>
+      </w:r>
+    </w:p>
+    <w:p/>
+    <w:p>
+      <w:pPr>
+        <w:spacing w:after="60"/>
+      </w:pPr>
+      <w:r>
+        <w:rPr>
+          <w:color w:val="1A1816"/>
+          <w:sz w:val="22"/>
+        </w:rPr>
+        <w:t>成本法减值不可转回！</w:t>
       </w:r>
     </w:p>
     <w:p/>
@@ -1574,9 +1612,10 @@
           <w:color w:val="C8522A"/>
           <w:sz w:val="22"/>
         </w:rPr>
-        <w:t>📌 广志叮嘱：持股比例决定核算方法，方法不同，分录完全不同。</w:t>
-      </w:r>
-    </w:p>
+        <w:t>第四步：广志出售投资——处置</w:t>
+      </w:r>
+    </w:p>
+    <w:p/>
     <w:p>
       <w:pPr>
         <w:spacing w:after="60"/>
@@ -1586,7 +1625,107 @@
           <w:color w:val="1A1816"/>
           <w:sz w:val="22"/>
         </w:rPr>
-        <w:t>先搞清楚在哪个阶段，再背对应分录，别把三种混在一起。🌱</w:t>
+        <w:t>若干年后，广志以100万卖出80%股权（账面价值85万）：</w:t>
+      </w:r>
+    </w:p>
+    <w:p>
+      <w:pPr>
+        <w:spacing w:after="60"/>
+      </w:pPr>
+      <w:r>
+        <w:rPr>
+          <w:color w:val="1A1816"/>
+          <w:sz w:val="22"/>
+        </w:rPr>
+        <w:t>借：银行存款 100万</w:t>
+      </w:r>
+    </w:p>
+    <w:p>
+      <w:pPr>
+        <w:spacing w:after="60"/>
+      </w:pPr>
+      <w:r>
+        <w:rPr>
+          <w:color w:val="1A1816"/>
+          <w:sz w:val="22"/>
+        </w:rPr>
+        <w:t>贷：长期股权投资 85万</w:t>
+      </w:r>
+    </w:p>
+    <w:p>
+      <w:pPr>
+        <w:spacing w:after="60"/>
+      </w:pPr>
+      <w:r>
+        <w:rPr>
+          <w:color w:val="1A1816"/>
+          <w:sz w:val="22"/>
+        </w:rPr>
+        <w:t>投资收益 15万</w:t>
+      </w:r>
+    </w:p>
+    <w:p/>
+    <w:p>
+      <w:pPr>
+        <w:spacing w:after="60"/>
+      </w:pPr>
+      <w:r>
+        <w:rPr>
+          <w:b/>
+          <w:color w:val="C8522A"/>
+          <w:sz w:val="22"/>
+        </w:rPr>
+        <w:t>⚠️ 处置权益法长投时：还要将"其他综合收益"余额全部转入投资收益。</w:t>
+      </w:r>
+    </w:p>
+    <w:p>
+      <w:pPr>
+        <w:spacing w:after="60"/>
+      </w:pPr>
+      <w:r>
+        <w:rPr>
+          <w:color w:val="1A1816"/>
+          <w:sz w:val="22"/>
+        </w:rPr>
+        <w:t>这步容易漏，大题专门给分！</w:t>
+      </w:r>
+    </w:p>
+    <w:p/>
+    <w:p>
+      <w:pPr>
+        <w:spacing w:after="60"/>
+      </w:pPr>
+      <w:r>
+        <w:rPr>
+          <w:b/>
+          <w:color w:val="C8522A"/>
+          <w:sz w:val="22"/>
+        </w:rPr>
+        <w:t>📌 广志叮嘱：持股比例决定核算方法，方法决定分录。</w:t>
+      </w:r>
+    </w:p>
+    <w:p>
+      <w:pPr>
+        <w:spacing w:after="60"/>
+      </w:pPr>
+      <w:r>
+        <w:rPr>
+          <w:color w:val="1A1816"/>
+          <w:sz w:val="22"/>
+        </w:rPr>
+        <w:t>权益法：净利润认收益，分红冲账面；成本法：只靠分红。</w:t>
+      </w:r>
+    </w:p>
+    <w:p>
+      <w:pPr>
+        <w:spacing w:after="60"/>
+      </w:pPr>
+      <w:r>
+        <w:rPr>
+          <w:color w:val="1A1816"/>
+          <w:sz w:val="22"/>
+        </w:rPr>
+        <w:t>逻辑通了，分录就不乱。🌱</w:t>
       </w:r>
     </w:p>
     <w:p>
@@ -1677,7 +1816,7 @@
           <w:color w:val="C0392B"/>
           <w:sz w:val="36"/>
         </w:rPr>
-        <w:t>长期股权投资全考点｜甄嬛版5分钟背完</w:t>
+        <w:t>长期股权投资全考点｜甄嬛版6步速记</w:t>
       </w:r>
     </w:p>
     <w:p>
@@ -1697,7 +1836,7 @@
           <w:color w:val="1A1816"/>
           <w:sz w:val="22"/>
         </w:rPr>
-        <w:t>长期股权投资速记，甄嬛传对照版 📋</w:t>
+        <w:t>长期股权投资速记，甄嬛传6步对照版 📋</w:t>
       </w:r>
     </w:p>
     <w:p/>
@@ -1711,7 +1850,7 @@
           <w:color w:val="C8522A"/>
           <w:sz w:val="22"/>
         </w:rPr>
-        <w:t>🔑 三类口诀：无影响→金融资产；重大影响→权益法；控制→成本法</w:t>
+        <w:t>🔑 第一步：分类三档</w:t>
       </w:r>
     </w:p>
     <w:p/>
@@ -1724,7 +1863,7 @@
           <w:color w:val="1A1816"/>
           <w:sz w:val="22"/>
         </w:rPr>
-        <w:t>甄嬛版：</w:t>
+        <w:t>无重大影响（&lt;20%）→ 金融资产</w:t>
       </w:r>
     </w:p>
     <w:p>
@@ -1736,7 +1875,7 @@
           <w:color w:val="1A1816"/>
           <w:sz w:val="22"/>
         </w:rPr>
-        <w:t>· 皇上只是远亲，说不上话→金融资产</w:t>
+        <w:t>重大影响（联营/合营，20%-50%）→ 权益法</w:t>
       </w:r>
     </w:p>
     <w:p>
@@ -1748,9 +1887,10 @@
           <w:color w:val="1A1816"/>
           <w:sz w:val="22"/>
         </w:rPr>
-        <w:t>· 皇上有话语权，参与决策（联营/合营）→权益法</w:t>
-      </w:r>
-    </w:p>
+        <w:t>控制（子公司，&gt;50%）→ 成本法+合并报表</w:t>
+      </w:r>
+    </w:p>
+    <w:p/>
     <w:p>
       <w:pPr>
         <w:spacing w:after="60"/>
@@ -1760,10 +1900,9 @@
           <w:color w:val="1A1816"/>
           <w:sz w:val="22"/>
         </w:rPr>
-        <w:t>· 皇上直接管辖，下令服从（子公司）→成本法</w:t>
-      </w:r>
-    </w:p>
-    <w:p/>
+        <w:t>甄嬛版：皇上旁观（远亲）→金融资产；皇上参谋（联营）→权益法；皇上做主（子公司）→成本法。</w:t>
+      </w:r>
+    </w:p>
     <w:p>
       <w:pPr>
         <w:spacing w:after="60"/>
@@ -1774,56 +1913,7 @@
           <w:color w:val="C8522A"/>
           <w:sz w:val="22"/>
         </w:rPr>
-        <w:t>🔑 初始计量：手续费去哪？</w:t>
-      </w:r>
-    </w:p>
-    <w:p/>
-    <w:p>
-      <w:pPr>
-        <w:spacing w:after="60"/>
-      </w:pPr>
-      <w:r>
-        <w:rPr>
-          <w:color w:val="1A1816"/>
-          <w:sz w:val="22"/>
-        </w:rPr>
-        <w:t>· 权益法（联营/合营）：手续费计入长投成本</w:t>
-      </w:r>
-    </w:p>
-    <w:p>
-      <w:pPr>
-        <w:spacing w:after="60"/>
-      </w:pPr>
-      <w:r>
-        <w:rPr>
-          <w:color w:val="1A1816"/>
-          <w:sz w:val="22"/>
-        </w:rPr>
-        <w:t>· 成本法（同控/非同控）：手续费计入管理费用</w:t>
-      </w:r>
-    </w:p>
-    <w:p>
-      <w:pPr>
-        <w:spacing w:after="60"/>
-      </w:pPr>
-      <w:r>
-        <w:rPr>
-          <w:color w:val="1A1816"/>
-          <w:sz w:val="22"/>
-        </w:rPr>
-        <w:t>· 发行权益工具：佣金手续费冲减资本公积</w:t>
-      </w:r>
-    </w:p>
-    <w:p>
-      <w:pPr>
-        <w:spacing w:after="60"/>
-      </w:pPr>
-      <w:r>
-        <w:rPr>
-          <w:color w:val="1A1816"/>
-          <w:sz w:val="22"/>
-        </w:rPr>
-        <w:t>· 发行债务工具：手续费冲减利息调整</w:t>
+        <w:t>⚠️ 持股比例只是参考，实质影响才是判断核心。</w:t>
       </w:r>
     </w:p>
     <w:p/>
@@ -1837,7 +1927,32 @@
           <w:color w:val="C8522A"/>
           <w:sz w:val="22"/>
         </w:rPr>
-        <w:t>⚠️ 权益法和成本法，手续费处理方向相反，必须记牢！</w:t>
+        <w:t>🔑 第二步：确认时点</w:t>
+      </w:r>
+    </w:p>
+    <w:p/>
+    <w:p>
+      <w:pPr>
+        <w:spacing w:after="60"/>
+      </w:pPr>
+      <w:r>
+        <w:rPr>
+          <w:color w:val="1A1816"/>
+          <w:sz w:val="22"/>
+        </w:rPr>
+        <w:t>购买日/合并日——满足主要条件的那天：</w:t>
+      </w:r>
+    </w:p>
+    <w:p>
+      <w:pPr>
+        <w:spacing w:after="60"/>
+      </w:pPr>
+      <w:r>
+        <w:rPr>
+          <w:color w:val="1A1816"/>
+          <w:sz w:val="22"/>
+        </w:rPr>
+        <w:t>合同获批 + 审批通过 + 财产转移 + 支付主要对价 + 实际控制</w:t>
       </w:r>
     </w:p>
     <w:p/>
@@ -1851,7 +1966,7 @@
           <w:color w:val="C8522A"/>
           <w:sz w:val="22"/>
         </w:rPr>
-        <w:t>🔑 后续计量对比：</w:t>
+        <w:t>🔑 第三步：初始计量手续费</w:t>
       </w:r>
     </w:p>
     <w:p/>
@@ -1864,7 +1979,7 @@
           <w:color w:val="1A1816"/>
           <w:sz w:val="22"/>
         </w:rPr>
-        <w:t>成本法（子公司）：</w:t>
+        <w:t>权益法（联营/合营）→ 手续费进长投成本</w:t>
       </w:r>
     </w:p>
     <w:p>
@@ -1876,7 +1991,7 @@
           <w:color w:val="1A1816"/>
           <w:sz w:val="22"/>
         </w:rPr>
-        <w:t>· 分红时：借：应收股利 贷：投资收益</w:t>
+        <w:t>成本法（子公司）→ 手续费进管理费用</w:t>
       </w:r>
     </w:p>
     <w:p>
@@ -1888,10 +2003,9 @@
           <w:color w:val="1A1816"/>
           <w:sz w:val="22"/>
         </w:rPr>
-        <w:t>· 减值：资产减值损失↑，减值准备↑，不可转回！</w:t>
-      </w:r>
-    </w:p>
-    <w:p/>
+        <w:t>发行权益工具 → 冲减资本公积</w:t>
+      </w:r>
+    </w:p>
     <w:p>
       <w:pPr>
         <w:spacing w:after="60"/>
@@ -1901,80 +2015,7 @@
           <w:color w:val="1A1816"/>
           <w:sz w:val="22"/>
         </w:rPr>
-        <w:t>权益法（联营/合营）：</w:t>
-      </w:r>
-    </w:p>
-    <w:p>
-      <w:pPr>
-        <w:spacing w:after="60"/>
-      </w:pPr>
-      <w:r>
-        <w:rPr>
-          <w:color w:val="1A1816"/>
-          <w:sz w:val="22"/>
-        </w:rPr>
-        <w:t>· 净利润→借：长投 贷：投资收益（按持股比例）</w:t>
-      </w:r>
-    </w:p>
-    <w:p>
-      <w:pPr>
-        <w:spacing w:after="60"/>
-      </w:pPr>
-      <w:r>
-        <w:rPr>
-          <w:color w:val="1A1816"/>
-          <w:sz w:val="22"/>
-        </w:rPr>
-        <w:t>· 分红→借：应收股利 贷：长投（冲减账面，非收益！）</w:t>
-      </w:r>
-    </w:p>
-    <w:p>
-      <w:pPr>
-        <w:spacing w:after="60"/>
-      </w:pPr>
-      <w:r>
-        <w:rPr>
-          <w:color w:val="1A1816"/>
-          <w:sz w:val="22"/>
-        </w:rPr>
-        <w:t>· 其他综合收益变动→调整长投+其他综合收益</w:t>
-      </w:r>
-    </w:p>
-    <w:p/>
-    <w:p>
-      <w:pPr>
-        <w:spacing w:after="60"/>
-      </w:pPr>
-      <w:r>
-        <w:rPr>
-          <w:color w:val="1A1816"/>
-          <w:sz w:val="22"/>
-        </w:rPr>
-        <w:t>甄嬛版：</w:t>
-      </w:r>
-    </w:p>
-    <w:p>
-      <w:pPr>
-        <w:spacing w:after="60"/>
-      </w:pPr>
-      <w:r>
-        <w:rPr>
-          <w:color w:val="1A1816"/>
-          <w:sz w:val="22"/>
-        </w:rPr>
-        <w:t>成本法靠"年贡"（等分红才记收益）；</w:t>
-      </w:r>
-    </w:p>
-    <w:p>
-      <w:pPr>
-        <w:spacing w:after="60"/>
-      </w:pPr>
-      <w:r>
-        <w:rPr>
-          <w:color w:val="1A1816"/>
-          <w:sz w:val="22"/>
-        </w:rPr>
-        <w:t>权益法"盟国盈亏同步"（赚了我同步记，分红只是取回）。</w:t>
+        <w:t>发行债务工具 → 冲减利息调整</w:t>
       </w:r>
     </w:p>
     <w:p/>
@@ -1988,57 +2029,7 @@
           <w:color w:val="C8522A"/>
           <w:sz w:val="22"/>
         </w:rPr>
-        <w:t>🔑 转换口诀：</w:t>
-      </w:r>
-    </w:p>
-    <w:p/>
-    <w:p>
-      <w:pPr>
-        <w:spacing w:after="60"/>
-      </w:pPr>
-      <w:r>
-        <w:rPr>
-          <w:color w:val="1A1816"/>
-          <w:sz w:val="22"/>
-        </w:rPr>
-        <w:t>跨界视同处置 / 公允未跨界同账 / 成本转权益要追溯</w:t>
-      </w:r>
-    </w:p>
-    <w:p/>
-    <w:p>
-      <w:pPr>
-        <w:spacing w:after="60"/>
-      </w:pPr>
-      <w:r>
-        <w:rPr>
-          <w:color w:val="1A1816"/>
-          <w:sz w:val="22"/>
-        </w:rPr>
-        <w:t>· 金融资产↔长投：两准则跨界，视同处置，重新公允计量</w:t>
-      </w:r>
-    </w:p>
-    <w:p>
-      <w:pPr>
-        <w:spacing w:after="60"/>
-      </w:pPr>
-      <w:r>
-        <w:rPr>
-          <w:color w:val="1A1816"/>
-          <w:sz w:val="22"/>
-        </w:rPr>
-        <w:t>· 成本法→权益法：追溯调整，补确认以前漏记的权益变动</w:t>
-      </w:r>
-    </w:p>
-    <w:p>
-      <w:pPr>
-        <w:spacing w:after="60"/>
-      </w:pPr>
-      <w:r>
-        <w:rPr>
-          <w:color w:val="1A1816"/>
-          <w:sz w:val="22"/>
-        </w:rPr>
-        <w:t>· 权益法→成本法：不追溯，按账面价值直接改</w:t>
+        <w:t>⚠️ 权益法和成本法，手续费方向相反！这是选择题高频考点。</w:t>
       </w:r>
     </w:p>
     <w:p/>
@@ -2052,7 +2043,7 @@
           <w:color w:val="C8522A"/>
           <w:sz w:val="22"/>
         </w:rPr>
-        <w:t>🔑 处置：</w:t>
+        <w:t>🔑 第四步：后续计量对比</w:t>
       </w:r>
     </w:p>
     <w:p/>
@@ -2065,7 +2056,7 @@
           <w:color w:val="1A1816"/>
           <w:sz w:val="22"/>
         </w:rPr>
-        <w:t>权益法：处置+将其他综合收益、资本公积转入投资收益</w:t>
+        <w:t>成本法：</w:t>
       </w:r>
     </w:p>
     <w:p>
@@ -2077,7 +2068,93 @@
           <w:color w:val="1A1816"/>
           <w:sz w:val="22"/>
         </w:rPr>
-        <w:t>成本法：处置→投资收益（盈亏差额）</w:t>
+        <w:t>· 宣告分红→借：应收股利 贷：投资收益</w:t>
+      </w:r>
+    </w:p>
+    <w:p>
+      <w:pPr>
+        <w:spacing w:after="60"/>
+      </w:pPr>
+      <w:r>
+        <w:rPr>
+          <w:color w:val="1A1816"/>
+          <w:sz w:val="22"/>
+        </w:rPr>
+        <w:t>· 减值→资产减值损失，不可转回！</w:t>
+      </w:r>
+    </w:p>
+    <w:p/>
+    <w:p>
+      <w:pPr>
+        <w:spacing w:after="60"/>
+      </w:pPr>
+      <w:r>
+        <w:rPr>
+          <w:color w:val="1A1816"/>
+          <w:sz w:val="22"/>
+        </w:rPr>
+        <w:t>权益法：</w:t>
+      </w:r>
+    </w:p>
+    <w:p>
+      <w:pPr>
+        <w:spacing w:after="60"/>
+      </w:pPr>
+      <w:r>
+        <w:rPr>
+          <w:color w:val="1A1816"/>
+          <w:sz w:val="22"/>
+        </w:rPr>
+        <w:t>· 净利润→借：长投 贷：投资收益（按持股比例）</w:t>
+      </w:r>
+    </w:p>
+    <w:p>
+      <w:pPr>
+        <w:spacing w:after="60"/>
+      </w:pPr>
+      <w:r>
+        <w:rPr>
+          <w:color w:val="1A1816"/>
+          <w:sz w:val="22"/>
+        </w:rPr>
+        <w:t>· 宣告分红→借：应收股利 贷：长投（冲账面，非收益！）</w:t>
+      </w:r>
+    </w:p>
+    <w:p>
+      <w:pPr>
+        <w:spacing w:after="60"/>
+      </w:pPr>
+      <w:r>
+        <w:rPr>
+          <w:color w:val="1A1816"/>
+          <w:sz w:val="22"/>
+        </w:rPr>
+        <w:t>· 其他综合收益变动→调整长投/其他综合收益</w:t>
+      </w:r>
+    </w:p>
+    <w:p>
+      <w:pPr>
+        <w:spacing w:after="60"/>
+      </w:pPr>
+      <w:r>
+        <w:rPr>
+          <w:color w:val="1A1816"/>
+          <w:sz w:val="22"/>
+        </w:rPr>
+        <w:t>· 其他权益变动→调整长投/资本公积</w:t>
+      </w:r>
+    </w:p>
+    <w:p/>
+    <w:p>
+      <w:pPr>
+        <w:spacing w:after="60"/>
+      </w:pPr>
+      <w:r>
+        <w:rPr>
+          <w:color w:val="1A1816"/>
+          <w:sz w:val="22"/>
+        </w:rPr>
+        <w:t>甄嬛版：成本法靠"年贡"（等分红才记收益）；权益法"盟国盈亏同步"（赚了我同步确认，分红只是取回）。</w:t>
       </w:r>
     </w:p>
     <w:p/>
@@ -2091,9 +2168,10 @@
           <w:color w:val="C8522A"/>
           <w:sz w:val="22"/>
         </w:rPr>
-        <w:t>✨ 甄嬛速记总结</w:t>
-      </w:r>
-    </w:p>
+        <w:t>🔑 第五步：长投转换</w:t>
+      </w:r>
+    </w:p>
+    <w:p/>
     <w:p>
       <w:pPr>
         <w:spacing w:after="60"/>
@@ -2103,7 +2181,7 @@
           <w:color w:val="1A1816"/>
           <w:sz w:val="22"/>
         </w:rPr>
-        <w:t>分类→初始手续费→后续成本/权益→转换→处置</w:t>
+        <w:t>金融资产↔长投（跨准则）→ 视同处置，重新公允计量</w:t>
       </w:r>
     </w:p>
     <w:p>
@@ -2115,7 +2193,158 @@
           <w:color w:val="1A1816"/>
           <w:sz w:val="22"/>
         </w:rPr>
-        <w:t>四步走通，长投分录就不会乱。</w:t>
+        <w:t>权益法→成本法 → 不追溯</w:t>
+      </w:r>
+    </w:p>
+    <w:p>
+      <w:pPr>
+        <w:spacing w:after="60"/>
+      </w:pPr>
+      <w:r>
+        <w:rPr>
+          <w:color w:val="1A1816"/>
+          <w:sz w:val="22"/>
+        </w:rPr>
+        <w:t>成本法→权益法 → 必须追溯调整！补确认以前权益变动</w:t>
+      </w:r>
+    </w:p>
+    <w:p/>
+    <w:p>
+      <w:pPr>
+        <w:spacing w:after="60"/>
+      </w:pPr>
+      <w:r>
+        <w:rPr>
+          <w:color w:val="1A1816"/>
+          <w:sz w:val="22"/>
+        </w:rPr>
+        <w:t>口诀：跨界视同处置；成本转权益必追溯</w:t>
+      </w:r>
+    </w:p>
+    <w:p/>
+    <w:p>
+      <w:pPr>
+        <w:spacing w:after="60"/>
+      </w:pPr>
+      <w:r>
+        <w:rPr>
+          <w:b/>
+          <w:color w:val="C8522A"/>
+          <w:sz w:val="22"/>
+        </w:rPr>
+        <w:t>🔑 第六步：处置</w:t>
+      </w:r>
+    </w:p>
+    <w:p/>
+    <w:p>
+      <w:pPr>
+        <w:spacing w:after="60"/>
+      </w:pPr>
+      <w:r>
+        <w:rPr>
+          <w:color w:val="1A1816"/>
+          <w:sz w:val="22"/>
+        </w:rPr>
+        <w:t>权益法长投处置：</w:t>
+      </w:r>
+    </w:p>
+    <w:p>
+      <w:pPr>
+        <w:spacing w:after="60"/>
+      </w:pPr>
+      <w:r>
+        <w:rPr>
+          <w:color w:val="1A1816"/>
+          <w:sz w:val="22"/>
+        </w:rPr>
+        <w:t>借：银行存款</w:t>
+      </w:r>
+    </w:p>
+    <w:p>
+      <w:pPr>
+        <w:spacing w:after="60"/>
+      </w:pPr>
+      <w:r>
+        <w:rPr>
+          <w:color w:val="1A1816"/>
+          <w:sz w:val="22"/>
+        </w:rPr>
+        <w:t>贷：长期股权投资（账面）+ 投资收益（差额）</w:t>
+      </w:r>
+    </w:p>
+    <w:p>
+      <w:pPr>
+        <w:spacing w:after="60"/>
+      </w:pPr>
+      <w:r>
+        <w:rPr>
+          <w:color w:val="1A1816"/>
+          <w:sz w:val="22"/>
+        </w:rPr>
+        <w:t>同时：其他综合收益、资本公积余额→全部转入投资收益</w:t>
+      </w:r>
+    </w:p>
+    <w:p/>
+    <w:p>
+      <w:pPr>
+        <w:spacing w:after="60"/>
+      </w:pPr>
+      <w:r>
+        <w:rPr>
+          <w:color w:val="1A1816"/>
+          <w:sz w:val="22"/>
+        </w:rPr>
+        <w:t>成本法长投处置：</w:t>
+      </w:r>
+    </w:p>
+    <w:p>
+      <w:pPr>
+        <w:spacing w:after="60"/>
+      </w:pPr>
+      <w:r>
+        <w:rPr>
+          <w:color w:val="1A1816"/>
+          <w:sz w:val="22"/>
+        </w:rPr>
+        <w:t>借：银行存款</w:t>
+      </w:r>
+    </w:p>
+    <w:p>
+      <w:pPr>
+        <w:spacing w:after="60"/>
+      </w:pPr>
+      <w:r>
+        <w:rPr>
+          <w:color w:val="1A1816"/>
+          <w:sz w:val="22"/>
+        </w:rPr>
+        <w:t>贷：长期股权投资 + 投资收益（差额）</w:t>
+      </w:r>
+    </w:p>
+    <w:p/>
+    <w:p>
+      <w:pPr>
+        <w:spacing w:after="60"/>
+      </w:pPr>
+      <w:r>
+        <w:rPr>
+          <w:b/>
+          <w:color w:val="C8522A"/>
+          <w:sz w:val="22"/>
+        </w:rPr>
+        <w:t>✨ 甄嬛速记总结</w:t>
+      </w:r>
+    </w:p>
+    <w:p>
+      <w:pPr>
+        <w:spacing w:after="60"/>
+      </w:pPr>
+      <w:r>
+        <w:rPr>
+          <w:color w:val="1A1816"/>
+          <w:sz w:val="22"/>
+        </w:rPr>
+        <w:t>分类→确认→初始手续费→后续→转换→处置，六步走完，长投不乱。</w:t>
       </w:r>
     </w:p>
     <w:p>
@@ -2206,7 +2435,7 @@
           <w:color w:val="C0392B"/>
           <w:sz w:val="36"/>
         </w:rPr>
-        <w:t>学长期股权投资，我踩了5个坑</w:t>
+        <w:t>学长期股权投资，我踩了6个坑</w:t>
       </w:r>
     </w:p>
     <w:p>
@@ -2226,7 +2455,7 @@
           <w:color w:val="1A1816"/>
           <w:sz w:val="22"/>
         </w:rPr>
-        <w:t>备考长期股权投资，我一开始靠死背，每次做题都翻车。😤</w:t>
+        <w:t>备考长期股权投资，我一开始全靠蒙，把这6个坑全踩了。😤</w:t>
       </w:r>
     </w:p>
     <w:p>
@@ -2238,7 +2467,7 @@
           <w:color w:val="1A1816"/>
           <w:sz w:val="22"/>
         </w:rPr>
-        <w:t>直到把这5个坑彻底搞清楚，才算真正懂了。</w:t>
+        <w:t>每一个都是考场常见失分点，搞清楚了直接省10分。</w:t>
       </w:r>
     </w:p>
     <w:p/>
@@ -2252,7 +2481,7 @@
           <w:color w:val="C8522A"/>
           <w:sz w:val="22"/>
         </w:rPr>
-        <w:t>💥 坑1：以为权益法分红要记投资收益</w:t>
+        <w:t>💥 坑1：确认时点认不准</w:t>
       </w:r>
     </w:p>
     <w:p/>
@@ -2265,7 +2494,7 @@
           <w:color w:val="1A1816"/>
           <w:sz w:val="22"/>
         </w:rPr>
-        <w:t>我：被投资方分红→贷：投资收益。</w:t>
+        <w:t>我：合同签了，马上建账。</w:t>
       </w:r>
     </w:p>
     <w:p>
@@ -2277,7 +2506,7 @@
           <w:color w:val="1A1816"/>
           <w:sz w:val="22"/>
         </w:rPr>
-        <w:t>其实：权益法下宣告分红→贷：长期股权投资（冲减账面价值！）</w:t>
+        <w:t>其实：长投确认要满足5个信号：</w:t>
       </w:r>
     </w:p>
     <w:p>
@@ -2289,9 +2518,22 @@
           <w:color w:val="1A1816"/>
           <w:sz w:val="22"/>
         </w:rPr>
-        <w:t>投资收益早在被投资方"赚钱"时就确认了，分红只是把账面价值取回来。</w:t>
-      </w:r>
-    </w:p>
+        <w:t>合同获股东大会批准 / 审批通过 / 财产转移手续办妥 / 支付主要对价且能支付剩余 / 实际控制了经营政策。</w:t>
+      </w:r>
+    </w:p>
+    <w:p>
+      <w:pPr>
+        <w:spacing w:after="60"/>
+      </w:pPr>
+      <w:r>
+        <w:rPr>
+          <w:color w:val="1A1816"/>
+          <w:sz w:val="22"/>
+        </w:rPr>
+        <w:t>满足主要条件那天，才是购买日/确认日。</w:t>
+      </w:r>
+    </w:p>
+    <w:p/>
     <w:p>
       <w:pPr>
         <w:spacing w:after="60"/>
@@ -2302,7 +2544,56 @@
           <w:color w:val="C8522A"/>
           <w:sz w:val="22"/>
         </w:rPr>
-        <w:t>✅ 成本法分红→投资收益；权益法分红→冲长投账面，两者完全不同！</w:t>
+        <w:t>💥 坑2：初始计量手续费搞反</w:t>
+      </w:r>
+    </w:p>
+    <w:p/>
+    <w:p>
+      <w:pPr>
+        <w:spacing w:after="60"/>
+      </w:pPr>
+      <w:r>
+        <w:rPr>
+          <w:color w:val="1A1816"/>
+          <w:sz w:val="22"/>
+        </w:rPr>
+        <w:t>我：手续费就是费用，管理费用走起！</w:t>
+      </w:r>
+    </w:p>
+    <w:p>
+      <w:pPr>
+        <w:spacing w:after="60"/>
+      </w:pPr>
+      <w:r>
+        <w:rPr>
+          <w:color w:val="1A1816"/>
+          <w:sz w:val="22"/>
+        </w:rPr>
+        <w:t>其实：权益法（联营/合营）手续费→计入长投成本。</w:t>
+      </w:r>
+    </w:p>
+    <w:p>
+      <w:pPr>
+        <w:spacing w:after="60"/>
+      </w:pPr>
+      <w:r>
+        <w:rPr>
+          <w:color w:val="1A1816"/>
+          <w:sz w:val="22"/>
+        </w:rPr>
+        <w:t>成本法（子公司）手续费→才进管理费用。</w:t>
+      </w:r>
+    </w:p>
+    <w:p>
+      <w:pPr>
+        <w:spacing w:after="60"/>
+      </w:pPr>
+      <w:r>
+        <w:rPr>
+          <w:color w:val="1A1816"/>
+          <w:sz w:val="22"/>
+        </w:rPr>
+        <w:t>两种方向相反，是选择题高频考点！</w:t>
       </w:r>
     </w:p>
     <w:p/>
@@ -2316,7 +2607,7 @@
           <w:color w:val="C8522A"/>
           <w:sz w:val="22"/>
         </w:rPr>
-        <w:t>💥 坑2：以为成本法和权益法手续费一样处理</w:t>
+        <w:t>💥 坑3：权益法分红记成了投资收益</w:t>
       </w:r>
     </w:p>
     <w:p/>
@@ -2329,7 +2620,7 @@
           <w:color w:val="1A1816"/>
           <w:sz w:val="22"/>
         </w:rPr>
-        <w:t>我：手续费都进管理费用。</w:t>
+        <w:t>我：被投资方分红，我分了钱，当然记收益。</w:t>
       </w:r>
     </w:p>
     <w:p>
@@ -2341,7 +2632,7 @@
           <w:color w:val="1A1816"/>
           <w:sz w:val="22"/>
         </w:rPr>
-        <w:t>其实：权益法手续费→计入长投成本；成本法手续费→计入管理费用。</w:t>
+        <w:t>其实：权益法宣告分红→贷：长期股权投资（冲减账面）。</w:t>
       </w:r>
     </w:p>
     <w:p>
@@ -2353,10 +2644,9 @@
           <w:color w:val="1A1816"/>
           <w:sz w:val="22"/>
         </w:rPr>
-        <w:t>一字之差，方向相反，分录全错。</w:t>
-      </w:r>
-    </w:p>
-    <w:p/>
+        <w:t>收益在被投资方赚钱时就已经确认了，分红只是取回自己的那份。</w:t>
+      </w:r>
+    </w:p>
     <w:p>
       <w:pPr>
         <w:spacing w:after="60"/>
@@ -2367,56 +2657,7 @@
           <w:color w:val="C8522A"/>
           <w:sz w:val="22"/>
         </w:rPr>
-        <w:t>💥 坑3：以为成本转权益不用追溯</w:t>
-      </w:r>
-    </w:p>
-    <w:p/>
-    <w:p>
-      <w:pPr>
-        <w:spacing w:after="60"/>
-      </w:pPr>
-      <w:r>
-        <w:rPr>
-          <w:color w:val="1A1816"/>
-          <w:sz w:val="22"/>
-        </w:rPr>
-        <w:t>我：改方法了，从当期开始算就行。</w:t>
-      </w:r>
-    </w:p>
-    <w:p>
-      <w:pPr>
-        <w:spacing w:after="60"/>
-      </w:pPr>
-      <w:r>
-        <w:rPr>
-          <w:color w:val="1A1816"/>
-          <w:sz w:val="22"/>
-        </w:rPr>
-        <w:t>其实：成本法转权益法时，必须追溯调整！</w:t>
-      </w:r>
-    </w:p>
-    <w:p>
-      <w:pPr>
-        <w:spacing w:after="60"/>
-      </w:pPr>
-      <w:r>
-        <w:rPr>
-          <w:color w:val="1A1816"/>
-          <w:sz w:val="22"/>
-        </w:rPr>
-        <w:t>要补确认以前按权益法应记但没记的权益变动，否则账面失真。</w:t>
-      </w:r>
-    </w:p>
-    <w:p>
-      <w:pPr>
-        <w:spacing w:after="60"/>
-      </w:pPr>
-      <w:r>
-        <w:rPr>
-          <w:color w:val="1A1816"/>
-          <w:sz w:val="22"/>
-        </w:rPr>
-        <w:t>反方向不需要：权益法→成本法，不追溯，直接改。</w:t>
+        <w:t>✅ 成本法分红贷投资收益；权益法分红贷长投——这对比年年出！</w:t>
       </w:r>
     </w:p>
     <w:p/>
@@ -2430,7 +2671,7 @@
           <w:color w:val="C8522A"/>
           <w:sz w:val="22"/>
         </w:rPr>
-        <w:t>💥 坑4：以为长投减值可以转回</w:t>
+        <w:t>💥 坑4：成本转权益以为不用追溯</w:t>
       </w:r>
     </w:p>
     <w:p/>
@@ -2443,7 +2684,7 @@
           <w:color w:val="1A1816"/>
           <w:sz w:val="22"/>
         </w:rPr>
-        <w:t>我：长投减值可以转回，和信用减值一样。</w:t>
+        <w:t>我：换方法了，从当期开始按权益法算就行。</w:t>
       </w:r>
     </w:p>
     <w:p>
@@ -2455,7 +2696,7 @@
           <w:color w:val="1A1816"/>
           <w:sz w:val="22"/>
         </w:rPr>
-        <w:t>其实：成本法下的长投减值不得转回！</w:t>
+        <w:t>其实：成本法→权益法（失去控制只剩重大影响），必须追溯调整！</w:t>
       </w:r>
     </w:p>
     <w:p>
@@ -2467,7 +2708,7 @@
           <w:color w:val="1A1816"/>
           <w:sz w:val="22"/>
         </w:rPr>
-        <w:t>和资产减值损失处理规则相同——减了就减了，不可逆。</w:t>
+        <w:t>要补确认以前成本法期间按权益法该认但没认的权益变动。</w:t>
       </w:r>
     </w:p>
     <w:p>
@@ -2479,7 +2720,7 @@
           <w:color w:val="1A1816"/>
           <w:sz w:val="22"/>
         </w:rPr>
-        <w:t>别和金融资产的信用减值损失（可以转回）搞混。</w:t>
+        <w:t>反向（权益法→成本法）：不需要追溯，直接改。</w:t>
       </w:r>
     </w:p>
     <w:p/>
@@ -2493,7 +2734,7 @@
           <w:color w:val="C8522A"/>
           <w:sz w:val="22"/>
         </w:rPr>
-        <w:t>💥 坑5：以为持股超20%就一定用权益法</w:t>
+        <w:t>💥 坑5：以为长投减值可以转回</w:t>
       </w:r>
     </w:p>
     <w:p/>
@@ -2506,7 +2747,7 @@
           <w:color w:val="1A1816"/>
           <w:sz w:val="22"/>
         </w:rPr>
-        <w:t>我：持股21%，直接权益法！</w:t>
+        <w:t>我：减值损失可以转回，跟信用减值模型一样。</w:t>
       </w:r>
     </w:p>
     <w:p>
@@ -2518,7 +2759,7 @@
           <w:color w:val="1A1816"/>
           <w:sz w:val="22"/>
         </w:rPr>
-        <w:t>其实：持股比例只是参考，判断核心是"是否有重大影响"。</w:t>
+        <w:t>其实：成本法下长投减值不得转回！</w:t>
       </w:r>
     </w:p>
     <w:p>
@@ -2530,19 +2771,7 @@
           <w:color w:val="1A1816"/>
           <w:sz w:val="22"/>
         </w:rPr>
-        <w:t>有的持股18%但有实质影响→也用权益法；</w:t>
-      </w:r>
-    </w:p>
-    <w:p>
-      <w:pPr>
-        <w:spacing w:after="60"/>
-      </w:pPr>
-      <w:r>
-        <w:rPr>
-          <w:color w:val="1A1816"/>
-          <w:sz w:val="22"/>
-        </w:rPr>
-        <w:t>有的持股25%但没话语权→可能不适用权益法。</w:t>
+        <w:t>和资产减值损失规则一样，减了就是减了，不可逆。</w:t>
       </w:r>
     </w:p>
     <w:p/>
@@ -2556,7 +2785,7 @@
           <w:color w:val="C8522A"/>
           <w:sz w:val="22"/>
         </w:rPr>
-        <w:t>📌 总结</w:t>
+        <w:t>💥 坑6：处置权益法长投时漏了一步</w:t>
       </w:r>
     </w:p>
     <w:p/>
@@ -2569,7 +2798,7 @@
           <w:color w:val="1A1816"/>
           <w:sz w:val="22"/>
         </w:rPr>
-        <w:t>五个坑，每一个都是考场常见错误。</w:t>
+        <w:t>我：收钱了，账面价值冲一下，差额记投资收益，完事！</w:t>
       </w:r>
     </w:p>
     <w:p>
@@ -2581,7 +2810,45 @@
           <w:color w:val="1A1816"/>
           <w:sz w:val="22"/>
         </w:rPr>
-        <w:t>长投靠理解底层逻辑，死背分录迟早翻车。</w:t>
+        <w:t>其实：处置权益法长投时，还必须把"其他综合收益"余额，全部转入投资收益。</w:t>
+      </w:r>
+    </w:p>
+    <w:p>
+      <w:pPr>
+        <w:spacing w:after="60"/>
+      </w:pPr>
+      <w:r>
+        <w:rPr>
+          <w:color w:val="1A1816"/>
+          <w:sz w:val="22"/>
+        </w:rPr>
+        <w:t>漏了这一步，处置收益就少了，大题会专门扣这个分。</w:t>
+      </w:r>
+    </w:p>
+    <w:p/>
+    <w:p>
+      <w:pPr>
+        <w:spacing w:after="60"/>
+      </w:pPr>
+      <w:r>
+        <w:rPr>
+          <w:b/>
+          <w:color w:val="C8522A"/>
+          <w:sz w:val="22"/>
+        </w:rPr>
+        <w:t>📌 总结：6个坑覆盖确认→初始→后续→转换→处置全流程。</w:t>
+      </w:r>
+    </w:p>
+    <w:p>
+      <w:pPr>
+        <w:spacing w:after="60"/>
+      </w:pPr>
+      <w:r>
+        <w:rPr>
+          <w:color w:val="1A1816"/>
+          <w:sz w:val="22"/>
+        </w:rPr>
+        <w:t>长投题不要死背分录，把每步的逻辑搞透，做题才不乱。</w:t>
       </w:r>
     </w:p>
     <w:p>
@@ -2692,7 +2959,7 @@
           <w:color w:val="1A1816"/>
           <w:sz w:val="22"/>
         </w:rPr>
-        <w:t>长期股权投资核心考点，整理版 📊</w:t>
+        <w:t>长期股权投资核心考点，完整整理版 📊</w:t>
       </w:r>
     </w:p>
     <w:p/>
@@ -2718,7 +2985,7 @@
           <w:color w:val="1A1816"/>
           <w:sz w:val="22"/>
         </w:rPr>
-        <w:t>无重大影响→金融资产（交易性金融资产/其他权益工具投资）</w:t>
+        <w:t>无重大影响 → 金融资产（交易性金融资产 / 其他权益工具投资）</w:t>
       </w:r>
     </w:p>
     <w:p>
@@ -2730,7 +2997,7 @@
           <w:color w:val="1A1816"/>
           <w:sz w:val="22"/>
         </w:rPr>
-        <w:t>有重大影响（联营/合营）→权益法核算长投</w:t>
+        <w:t>重大影响（联营/合营，通常20%-50%）→ 权益法</w:t>
       </w:r>
     </w:p>
     <w:p>
@@ -2742,7 +3009,7 @@
           <w:color w:val="1A1816"/>
           <w:sz w:val="22"/>
         </w:rPr>
-        <w:t>控制（子公司）→成本法核算长投+合并报表</w:t>
+        <w:t>控制（子公司，通常&gt;50%）→ 成本法 + 合并报表</w:t>
       </w:r>
     </w:p>
     <w:p/>
@@ -2755,7 +3022,7 @@
           <w:color w:val="1A1816"/>
           <w:sz w:val="22"/>
         </w:rPr>
-        <w:t>判断核心：看实质，持股比例只是参考。</w:t>
+        <w:t>判断核心：看实质控制，持股比例只是参考。</w:t>
       </w:r>
     </w:p>
     <w:p/>
@@ -2768,7 +3035,7 @@
           <w:color w:val="1A1816"/>
           <w:sz w:val="22"/>
         </w:rPr>
-        <w:t>【二】初始计量——手续费处理</w:t>
+        <w:t>【二】确认时点（购买日 / 合并日）</w:t>
       </w:r>
     </w:p>
     <w:p/>
@@ -2781,7 +3048,7 @@
           <w:color w:val="1A1816"/>
           <w:sz w:val="22"/>
         </w:rPr>
-        <w:t>权益法：手续费计入长投成本</w:t>
+        <w:t>满足以下主要条件的时点确认长投：</w:t>
       </w:r>
     </w:p>
     <w:p>
@@ -2793,7 +3060,7 @@
           <w:color w:val="1A1816"/>
           <w:sz w:val="22"/>
         </w:rPr>
-        <w:t>成本法（同一控制）：手续费计入管理费用</w:t>
+        <w:t>① 合并协议获股东大会通过</w:t>
       </w:r>
     </w:p>
     <w:p>
@@ -2805,7 +3072,7 @@
           <w:color w:val="1A1816"/>
           <w:sz w:val="22"/>
         </w:rPr>
-        <w:t>成本法（非同一控制）：手续费计入管理费用</w:t>
+        <w:t>② 取得有关部门审批</w:t>
       </w:r>
     </w:p>
     <w:p>
@@ -2817,7 +3084,7 @@
           <w:color w:val="1A1816"/>
           <w:sz w:val="22"/>
         </w:rPr>
-        <w:t>发行权益工具：佣金/手续费冲减资本公积</w:t>
+        <w:t>③ 财产转移手续已办妥</w:t>
       </w:r>
     </w:p>
     <w:p>
@@ -2829,10 +3096,9 @@
           <w:color w:val="1A1816"/>
           <w:sz w:val="22"/>
         </w:rPr>
-        <w:t>发行债务工具：手续费冲减利息调整</w:t>
-      </w:r>
-    </w:p>
-    <w:p/>
+        <w:t>④ 已支付主要合并对价，且有能力支付剩余款项</w:t>
+      </w:r>
+    </w:p>
     <w:p>
       <w:pPr>
         <w:spacing w:after="60"/>
@@ -2842,9 +3108,10 @@
           <w:color w:val="1A1816"/>
           <w:sz w:val="22"/>
         </w:rPr>
-        <w:t>同一控制下：按被合并方在最终控制方合并报表的净资产账面价值份额入账，差额调资本公积。</w:t>
-      </w:r>
-    </w:p>
+        <w:t>⑤ 实际控制被投资方经营政策，承担风险享有收益</w:t>
+      </w:r>
+    </w:p>
+    <w:p/>
     <w:p>
       <w:pPr>
         <w:spacing w:after="60"/>
@@ -2854,7 +3121,7 @@
           <w:color w:val="1A1816"/>
           <w:sz w:val="22"/>
         </w:rPr>
-        <w:t>非同一控制下：按购买对价公允价值入账。</w:t>
+        <w:t>【三】初始计量——手续费处理</w:t>
       </w:r>
     </w:p>
     <w:p/>
@@ -2867,10 +3134,9 @@
           <w:color w:val="1A1816"/>
           <w:sz w:val="22"/>
         </w:rPr>
-        <w:t>【三】后续计量</w:t>
-      </w:r>
-    </w:p>
-    <w:p/>
+        <w:t>权益法（联营/合营）：手续费计入长投成本</w:t>
+      </w:r>
+    </w:p>
     <w:p>
       <w:pPr>
         <w:spacing w:after="60"/>
@@ -2880,7 +3146,7 @@
           <w:color w:val="1A1816"/>
           <w:sz w:val="22"/>
         </w:rPr>
-        <w:t>成本法：</w:t>
+        <w:t>成本法—同一控制：手续费计入管理费用；差额调资本公积（不足调留存收益）</w:t>
       </w:r>
     </w:p>
     <w:p>
@@ -2892,7 +3158,7 @@
           <w:color w:val="1A1816"/>
           <w:sz w:val="22"/>
         </w:rPr>
-        <w:t>· 宣告分红→借：应收股利 贷：投资收益</w:t>
+        <w:t>成本法—非同一控制：手续费计入管理费用；按购买对价公允价值入账</w:t>
       </w:r>
     </w:p>
     <w:p>
@@ -2904,10 +3170,9 @@
           <w:color w:val="1A1816"/>
           <w:sz w:val="22"/>
         </w:rPr>
-        <w:t>· 减值→资产减值损失，不得转回！</w:t>
-      </w:r>
-    </w:p>
-    <w:p/>
+        <w:t>发行权益工具：佣金手续费冲减资本公积</w:t>
+      </w:r>
+    </w:p>
     <w:p>
       <w:pPr>
         <w:spacing w:after="60"/>
@@ -2917,9 +3182,10 @@
           <w:color w:val="1A1816"/>
           <w:sz w:val="22"/>
         </w:rPr>
-        <w:t>权益法：</w:t>
-      </w:r>
-    </w:p>
+        <w:t>发行债务工具：手续费冲减利息调整</w:t>
+      </w:r>
+    </w:p>
+    <w:p/>
     <w:p>
       <w:pPr>
         <w:spacing w:after="60"/>
@@ -2929,9 +3195,10 @@
           <w:color w:val="1A1816"/>
           <w:sz w:val="22"/>
         </w:rPr>
-        <w:t>· 被投资方净利润→借：长投 贷：投资收益（按持股比例）</w:t>
-      </w:r>
-    </w:p>
+        <w:t>【四】后续计量</w:t>
+      </w:r>
+    </w:p>
+    <w:p/>
     <w:p>
       <w:pPr>
         <w:spacing w:after="60"/>
@@ -2941,7 +3208,7 @@
           <w:color w:val="1A1816"/>
           <w:sz w:val="22"/>
         </w:rPr>
-        <w:t>· 宣告分红→借：应收股利 贷：长投（冲减账面价值！）</w:t>
+        <w:t>成本法（子公司）：</w:t>
       </w:r>
     </w:p>
     <w:p>
@@ -2953,7 +3220,7 @@
           <w:color w:val="1A1816"/>
           <w:sz w:val="22"/>
         </w:rPr>
-        <w:t>· 其他综合收益变动→调整长投/其他综合收益</w:t>
+        <w:t>· 宣告分红→借：应收股利　贷：投资收益</w:t>
       </w:r>
     </w:p>
     <w:p>
@@ -2965,7 +3232,7 @@
           <w:color w:val="1A1816"/>
           <w:sz w:val="22"/>
         </w:rPr>
-        <w:t>· 其他权益变动→调整长投/资本公积</w:t>
+        <w:t>· 减值→资产减值损失，不得转回！</w:t>
       </w:r>
     </w:p>
     <w:p/>
@@ -2978,10 +3245,9 @@
           <w:color w:val="1A1816"/>
           <w:sz w:val="22"/>
         </w:rPr>
-        <w:t>【四】长投转换</w:t>
-      </w:r>
-    </w:p>
-    <w:p/>
+        <w:t>权益法（联营/合营）：</w:t>
+      </w:r>
+    </w:p>
     <w:p>
       <w:pPr>
         <w:spacing w:after="60"/>
@@ -2991,7 +3257,7 @@
           <w:color w:val="1A1816"/>
           <w:sz w:val="22"/>
         </w:rPr>
-        <w:t>金融资产↔长投：跨准则，视同处置，重新公允计量</w:t>
+        <w:t>· 净利润→借：长投　贷：投资收益（持股比例）</w:t>
       </w:r>
     </w:p>
     <w:p>
@@ -3003,7 +3269,7 @@
           <w:color w:val="1A1816"/>
           <w:sz w:val="22"/>
         </w:rPr>
-        <w:t>权益法→成本法：不追溯，按账面直接改</w:t>
+        <w:t>· 宣告分红→借：应收股利　贷：长投（冲减账面，非收益！）</w:t>
       </w:r>
     </w:p>
     <w:p>
@@ -3015,10 +3281,9 @@
           <w:color w:val="1A1816"/>
           <w:sz w:val="22"/>
         </w:rPr>
-        <w:t>成本法→权益法：必须追溯调整，补确认以前权益变动</w:t>
-      </w:r>
-    </w:p>
-    <w:p/>
+        <w:t>· 其他综合收益变动→借/贷：长投　贷/借：其他综合收益</w:t>
+      </w:r>
+    </w:p>
     <w:p>
       <w:pPr>
         <w:spacing w:after="60"/>
@@ -3028,7 +3293,7 @@
           <w:color w:val="1A1816"/>
           <w:sz w:val="22"/>
         </w:rPr>
-        <w:t>【五】长投处置</w:t>
+        <w:t>· 其他权益变动→借/贷：长投　贷/借：资本公积</w:t>
       </w:r>
     </w:p>
     <w:p/>
@@ -3041,9 +3306,10 @@
           <w:color w:val="1A1816"/>
           <w:sz w:val="22"/>
         </w:rPr>
-        <w:t>权益法处置：</w:t>
-      </w:r>
-    </w:p>
+        <w:t>【五】长投转换</w:t>
+      </w:r>
+    </w:p>
+    <w:p/>
     <w:p>
       <w:pPr>
         <w:spacing w:after="60"/>
@@ -3053,7 +3319,7 @@
           <w:color w:val="1A1816"/>
           <w:sz w:val="22"/>
         </w:rPr>
-        <w:t>借：银行存款</w:t>
+        <w:t>金融资产↔长投（跨准则）→ 视同处置，重新按公允价值计量</w:t>
       </w:r>
     </w:p>
     <w:p>
@@ -3065,7 +3331,7 @@
           <w:color w:val="1A1816"/>
           <w:sz w:val="22"/>
         </w:rPr>
-        <w:t>贷：长期股权投资（账面价值）</w:t>
+        <w:t>权益法→成本法（追加投资取得控制）→ 不追溯</w:t>
       </w:r>
     </w:p>
     <w:p>
@@ -3077,7 +3343,7 @@
           <w:color w:val="1A1816"/>
           <w:sz w:val="22"/>
         </w:rPr>
-        <w:t>投资收益（差额）</w:t>
+        <w:t>成本法→权益法（失去控制只剩重大影响）→ 必须追溯调整！</w:t>
       </w:r>
     </w:p>
     <w:p>
@@ -3089,7 +3355,7 @@
           <w:color w:val="1A1816"/>
           <w:sz w:val="22"/>
         </w:rPr>
-        <w:t>同时将其他综合收益、资本公积等转入投资收益。</w:t>
+        <w:t>补确认以前成本法期间漏记的权益变动部分。</w:t>
       </w:r>
     </w:p>
     <w:p/>
@@ -3102,9 +3368,10 @@
           <w:color w:val="1A1816"/>
           <w:sz w:val="22"/>
         </w:rPr>
-        <w:t>成本法处置：</w:t>
-      </w:r>
-    </w:p>
+        <w:t>【六】处置</w:t>
+      </w:r>
+    </w:p>
+    <w:p/>
     <w:p>
       <w:pPr>
         <w:spacing w:after="60"/>
@@ -3114,7 +3381,7 @@
           <w:color w:val="1A1816"/>
           <w:sz w:val="22"/>
         </w:rPr>
-        <w:t>借：银行存款</w:t>
+        <w:t>权益法长投处置：</w:t>
       </w:r>
     </w:p>
     <w:p>
@@ -3126,7 +3393,7 @@
           <w:color w:val="1A1816"/>
           <w:sz w:val="22"/>
         </w:rPr>
-        <w:t>贷：长期股权投资</w:t>
+        <w:t>借：银行存款</w:t>
       </w:r>
     </w:p>
     <w:p>
@@ -3138,7 +3405,56 @@
           <w:color w:val="1A1816"/>
           <w:sz w:val="22"/>
         </w:rPr>
-        <w:t>投资收益（或借方，视盈亏）</w:t>
+        <w:t>贷：长期股权投资（账面价值）/ 投资收益（差额）</w:t>
+      </w:r>
+    </w:p>
+    <w:p>
+      <w:pPr>
+        <w:spacing w:after="60"/>
+      </w:pPr>
+      <w:r>
+        <w:rPr>
+          <w:color w:val="1A1816"/>
+          <w:sz w:val="22"/>
+        </w:rPr>
+        <w:t>同时将其他综合收益、资本公积余额→全部转入投资收益</w:t>
+      </w:r>
+    </w:p>
+    <w:p/>
+    <w:p>
+      <w:pPr>
+        <w:spacing w:after="60"/>
+      </w:pPr>
+      <w:r>
+        <w:rPr>
+          <w:color w:val="1A1816"/>
+          <w:sz w:val="22"/>
+        </w:rPr>
+        <w:t>成本法长投处置：</w:t>
+      </w:r>
+    </w:p>
+    <w:p>
+      <w:pPr>
+        <w:spacing w:after="60"/>
+      </w:pPr>
+      <w:r>
+        <w:rPr>
+          <w:color w:val="1A1816"/>
+          <w:sz w:val="22"/>
+        </w:rPr>
+        <w:t>借：银行存款</w:t>
+      </w:r>
+    </w:p>
+    <w:p>
+      <w:pPr>
+        <w:spacing w:after="60"/>
+      </w:pPr>
+      <w:r>
+        <w:rPr>
+          <w:color w:val="1A1816"/>
+          <w:sz w:val="22"/>
+        </w:rPr>
+        <w:t>贷：长期股权投资 / 投资收益（差额，可能借方）</w:t>
       </w:r>
     </w:p>
     <w:p/>
@@ -3152,7 +3468,7 @@
           <w:color w:val="C8522A"/>
           <w:sz w:val="22"/>
         </w:rPr>
-        <w:t>✨ 诗雨叮嘱：考试常考权益法后续计量（分红冲账面vs成本法记收益）、成本转权益追溯调整。这两块是大题高频区，搞透了分就稳了。</w:t>
+        <w:t>✨ 诗雨叮嘱：权益法后续（分红冲账面）和成本转权益追溯调整，是大题两大高频考点。把逻辑打通，分录自然会写，不用死背。</w:t>
       </w:r>
     </w:p>
     <w:p>
@@ -3243,7 +3559,7 @@
           <w:color w:val="C0392B"/>
           <w:sz w:val="36"/>
         </w:rPr>
-        <w:t>距考试105天｜长期股权投资必考5考点</w:t>
+        <w:t>距考试105天｜长期股权投资6个必背点</w:t>
       </w:r>
     </w:p>
     <w:p>
@@ -3275,7 +3591,7 @@
           <w:color w:val="1A1816"/>
           <w:sz w:val="22"/>
         </w:rPr>
-        <w:t>长期股权投资是必考大题区，5个必背点今天全过一遍。</w:t>
+        <w:t>长期股权投资是必考大题区，6个必背点今天全过一遍。</w:t>
       </w:r>
     </w:p>
     <w:p/>
@@ -3311,11 +3627,49 @@
       </w:pPr>
       <w:r>
         <w:rPr>
+          <w:color w:val="1A1816"/>
+          <w:sz w:val="22"/>
+        </w:rPr>
+        <w:t>口诀：没影响金融、有影响权益、有控制成本</w:t>
+      </w:r>
+    </w:p>
+    <w:p/>
+    <w:p>
+      <w:pPr>
+        <w:spacing w:after="60"/>
+      </w:pPr>
+      <w:r>
+        <w:rPr>
           <w:b/>
           <w:color w:val="C8522A"/>
           <w:sz w:val="22"/>
         </w:rPr>
-        <w:t>✅ 口诀：没影响金融、有影响权益、有控制成本</w:t>
+        <w:t>📌 必背点2：确认时点——5个信号</w:t>
+      </w:r>
+    </w:p>
+    <w:p/>
+    <w:p>
+      <w:pPr>
+        <w:spacing w:after="60"/>
+      </w:pPr>
+      <w:r>
+        <w:rPr>
+          <w:color w:val="1A1816"/>
+          <w:sz w:val="22"/>
+        </w:rPr>
+        <w:t>合同获批 / 审批通过 / 财产转移 / 支付主要对价 / 实际控制</w:t>
+      </w:r>
+    </w:p>
+    <w:p>
+      <w:pPr>
+        <w:spacing w:after="60"/>
+      </w:pPr>
+      <w:r>
+        <w:rPr>
+          <w:color w:val="1A1816"/>
+          <w:sz w:val="22"/>
+        </w:rPr>
+        <w:t>满足主要条件那天才是购买日——签合同≠确认！</w:t>
       </w:r>
     </w:p>
     <w:p/>
@@ -3329,7 +3683,7 @@
           <w:color w:val="C8522A"/>
           <w:sz w:val="22"/>
         </w:rPr>
-        <w:t>📌 必背点2：手续费去向</w:t>
+        <w:t>📌 必背点3：初始手续费去向</w:t>
       </w:r>
     </w:p>
     <w:p/>
@@ -3342,7 +3696,7 @@
           <w:color w:val="1A1816"/>
           <w:sz w:val="22"/>
         </w:rPr>
-        <w:t>权益法→进长投成本（增加长投账面）</w:t>
+        <w:t>权益法→进长投成本（提高账面价值）</w:t>
       </w:r>
     </w:p>
     <w:p>
@@ -3379,7 +3733,7 @@
           <w:color w:val="C8522A"/>
           <w:sz w:val="22"/>
         </w:rPr>
-        <w:t>⚠️ 两种方法，手续费方向相反，选择题高频考点！</w:t>
+        <w:t>⚠️ 两种方法方向相反，必须背对！</w:t>
       </w:r>
     </w:p>
     <w:p/>
@@ -3393,7 +3747,7 @@
           <w:color w:val="C8522A"/>
           <w:sz w:val="22"/>
         </w:rPr>
-        <w:t>📌 必背点3：权益法核心逻辑</w:t>
+        <w:t>📌 必背点4：权益法后续核心</w:t>
       </w:r>
     </w:p>
     <w:p/>
@@ -3406,7 +3760,7 @@
           <w:color w:val="1A1816"/>
           <w:sz w:val="22"/>
         </w:rPr>
-        <w:t>被投资方赚钱→我记投资收益（提前确认）</w:t>
+        <w:t>被投资方赚钱→我认收益（借长投 贷投资收益）</w:t>
       </w:r>
     </w:p>
     <w:p>
@@ -3418,7 +3772,7 @@
           <w:color w:val="1A1816"/>
           <w:sz w:val="22"/>
         </w:rPr>
-        <w:t>被投资方分红→冲减长投账面（贷：长投，不是收益！）</w:t>
+        <w:t>被投资方分红→冲账面（借应收股利 贷长投——不是收益！）</w:t>
       </w:r>
     </w:p>
     <w:p>
@@ -3431,7 +3785,7 @@
           <w:color w:val="C8522A"/>
           <w:sz w:val="22"/>
         </w:rPr>
-        <w:t>✅ 成本法分红贷投资收益；权益法分红贷长投——对比记忆，稳拿分</w:t>
+        <w:t>✅ 对比记忆：成本法分红贷投资收益；权益法分红贷长投</w:t>
       </w:r>
     </w:p>
     <w:p/>
@@ -3445,7 +3799,7 @@
           <w:color w:val="C8522A"/>
           <w:sz w:val="22"/>
         </w:rPr>
-        <w:t>📌 必背点4：成本法转权益法必须追溯</w:t>
+        <w:t>📌 必背点5：转换——成本转权益必须追溯</w:t>
       </w:r>
     </w:p>
     <w:p/>
@@ -3482,7 +3836,7 @@
           <w:color w:val="1A1816"/>
           <w:sz w:val="22"/>
         </w:rPr>
-        <w:t>权益法→成本法方向：不需要追溯。</w:t>
+        <w:t>方向反了（权益→成本）：直接改，不追溯。</w:t>
       </w:r>
     </w:p>
     <w:p/>
@@ -3496,7 +3850,7 @@
           <w:color w:val="C8522A"/>
           <w:sz w:val="22"/>
         </w:rPr>
-        <w:t>📌 必背点5：减值不得转回</w:t>
+        <w:t>📌 必背点6：处置——权益法要结转OCI</w:t>
       </w:r>
     </w:p>
     <w:p/>
@@ -3509,7 +3863,7 @@
           <w:color w:val="1A1816"/>
           <w:sz w:val="22"/>
         </w:rPr>
-        <w:t>成本法下长投减值准备不可逆。</w:t>
+        <w:t>处置权益法长投时，除了收益差额，</w:t>
       </w:r>
     </w:p>
     <w:p>
@@ -3521,7 +3875,19 @@
           <w:color w:val="1A1816"/>
           <w:sz w:val="22"/>
         </w:rPr>
-        <w:t>与资产减值损失规则一致——减了不能再恢复。</w:t>
+        <w:t>还要将其他综合收益余额全部转入投资收益。</w:t>
+      </w:r>
+    </w:p>
+    <w:p>
+      <w:pPr>
+        <w:spacing w:after="60"/>
+      </w:pPr>
+      <w:r>
+        <w:rPr>
+          <w:color w:val="1A1816"/>
+          <w:sz w:val="22"/>
+        </w:rPr>
+        <w:t>这步容易漏，大题会专门给分——别丢！</w:t>
       </w:r>
     </w:p>
     <w:p/>
@@ -3548,7 +3914,7 @@
           <w:color w:val="1A1816"/>
           <w:sz w:val="22"/>
         </w:rPr>
-        <w:t>现在（105天）：打通底层逻辑，搞清楚为什么</w:t>
+        <w:t>现在：打通6个必背点的底层逻辑</w:t>
       </w:r>
     </w:p>
     <w:p>
@@ -3572,7 +3938,7 @@
           <w:color w:val="1A1816"/>
           <w:sz w:val="22"/>
         </w:rPr>
-        <w:t>最后冲刺：权益法追溯调整专项练+成本法转换</w:t>
+        <w:t>最后冲刺：权益法追溯调整 + 成本/权益转换题专项练</w:t>
       </w:r>
     </w:p>
     <w:p/>
@@ -3585,7 +3951,7 @@
           <w:color w:val="1A1816"/>
           <w:sz w:val="22"/>
         </w:rPr>
-        <w:t>长投考综合题，逻辑清楚了才能拿全分。🌱</w:t>
+        <w:t>105天稳稳推进，上岸有方法。🌱</w:t>
       </w:r>
     </w:p>
     <w:p/>

--- a/01-6个主号内容创作/长期股权投资_6账号发布文案/长期股权投资_6账号完整脚本.docx
+++ b/01-6个主号内容创作/长期股权投资_6账号发布文案/长期股权投资_6账号完整脚本.docx
@@ -13,7 +13,7 @@
           <w:color w:val="C0392B"/>
           <w:sz w:val="48"/>
         </w:rPr>
-        <w:t>长期股权投资考点总结</w:t>
+        <w:t>长期股权投资</w:t>
       </w:r>
     </w:p>
     <w:p>
@@ -76,7 +76,7 @@
           <w:color w:val="C0392B"/>
           <w:sz w:val="36"/>
         </w:rPr>
-        <w:t>长期股权投资全考点，用甄嬛传一次讲透</w:t>
+        <w:t>长期股权投资成本法vs权益法｜甄嬛传一次讲透</w:t>
       </w:r>
     </w:p>
     <w:p>
@@ -96,9 +96,10 @@
           <w:color w:val="1A1816"/>
           <w:sz w:val="22"/>
         </w:rPr>
-        <w:t>皇上治理天下，结交各路诸侯，有时送礼结交、有时结盟合作、有时直接吞并。📚</w:t>
+        <w:t>甄嬛刚进宫那年，皇上给她阿玛甄远道赐了恩典，可以对外投资。甄远道是个聪明人，拿着银两投了两种生意，刚好对应今天要讲的两个核心知识点：成本法和权益法。📚</w:t>
       </w:r>
     </w:p>
+    <w:p/>
     <w:p>
       <w:pPr>
         <w:spacing w:after="60"/>
@@ -108,9 +109,10 @@
           <w:color w:val="1A1816"/>
           <w:sz w:val="22"/>
         </w:rPr>
-        <w:t>投资企业，也分三种程度：旁观、参与、控制。</w:t>
+        <w:t>🏛️ 一、成本法——"我只管出钱，盈亏不管我的事"</w:t>
       </w:r>
     </w:p>
+    <w:p/>
     <w:p>
       <w:pPr>
         <w:spacing w:after="60"/>
@@ -120,7 +122,7 @@
           <w:color w:val="1A1816"/>
           <w:sz w:val="22"/>
         </w:rPr>
-        <w:t>长期股权投资，就是看你"入股"了多少，管多少事。</w:t>
+        <w:t>甄远道用全部身家投了一家绸缎庄，持股超过五成，是绝对的大东家，说了算。</w:t>
       </w:r>
     </w:p>
     <w:p/>
@@ -133,7 +135,456 @@
           <w:color w:val="1A1816"/>
           <w:sz w:val="22"/>
         </w:rPr>
-        <w:t>今天用甄嬛传，把长投六大考点一次讲透。</w:t>
+        <w:t>这就是成本法的适用场景：持股比例一般超过50%，能对被投资方实施控制，通常是母公司对子公司的投资。</w:t>
+      </w:r>
+    </w:p>
+    <w:p/>
+    <w:p>
+      <w:pPr>
+        <w:spacing w:after="60"/>
+      </w:pPr>
+      <w:r>
+        <w:rPr>
+          <w:color w:val="1A1816"/>
+          <w:sz w:val="22"/>
+        </w:rPr>
+        <w:t>甄远道当了大东家，但他人在京城，绸缎庄的日常买卖他不掺和。</w:t>
+      </w:r>
+    </w:p>
+    <w:p/>
+    <w:p>
+      <w:pPr>
+        <w:spacing w:after="60"/>
+      </w:pPr>
+      <w:r>
+        <w:rPr>
+          <w:color w:val="1A1816"/>
+          <w:sz w:val="22"/>
+        </w:rPr>
+        <w:t>这一年绸缎庄生意火爆，赚了五千两银子。</w:t>
+      </w:r>
+    </w:p>
+    <w:p>
+      <w:pPr>
+        <w:spacing w:after="60"/>
+      </w:pPr>
+      <w:r>
+        <w:rPr>
+          <w:color w:val="1A1816"/>
+          <w:sz w:val="22"/>
+        </w:rPr>
+        <w:t>甄远道账上怎么记？</w:t>
+      </w:r>
+    </w:p>
+    <w:p/>
+    <w:p>
+      <w:pPr>
+        <w:spacing w:after="60"/>
+      </w:pPr>
+      <w:r>
+        <w:rPr>
+          <w:color w:val="1A1816"/>
+          <w:sz w:val="22"/>
+        </w:rPr>
+        <w:t>答：一分不动。</w:t>
+      </w:r>
+    </w:p>
+    <w:p/>
+    <w:p>
+      <w:pPr>
+        <w:spacing w:after="60"/>
+      </w:pPr>
+      <w:r>
+        <w:rPr>
+          <w:color w:val="1A1816"/>
+          <w:sz w:val="22"/>
+        </w:rPr>
+        <w:t>账上的"长期股权投资"金额，一分也不会因为对方赚了钱而变化。这叫盈亏不联动。</w:t>
+      </w:r>
+    </w:p>
+    <w:p/>
+    <w:p>
+      <w:pPr>
+        <w:spacing w:after="60"/>
+      </w:pPr>
+      <w:r>
+        <w:rPr>
+          <w:color w:val="1A1816"/>
+          <w:sz w:val="22"/>
+        </w:rPr>
+        <w:t>又一年，绸缎庄亏了两千两。甄远道账上怎么记？答：还是一分不动。</w:t>
+      </w:r>
+    </w:p>
+    <w:p/>
+    <w:p>
+      <w:pPr>
+        <w:spacing w:after="60"/>
+      </w:pPr>
+      <w:r>
+        <w:rPr>
+          <w:color w:val="1A1816"/>
+          <w:sz w:val="22"/>
+        </w:rPr>
+        <w:t>对方的盈亏，和我的账面价值没有关系。这就是成本法最核心的逻辑：只要没分红，账面金额永远不变。</w:t>
+      </w:r>
+    </w:p>
+    <w:p/>
+    <w:p>
+      <w:pPr>
+        <w:spacing w:after="60"/>
+      </w:pPr>
+      <w:r>
+        <w:rPr>
+          <w:color w:val="1A1816"/>
+          <w:sz w:val="22"/>
+        </w:rPr>
+        <w:t>直到有一天，绸缎庄年底分红，甄远道分到了三千两。这时候才记：</w:t>
+      </w:r>
+    </w:p>
+    <w:p/>
+    <w:p>
+      <w:pPr>
+        <w:spacing w:after="60"/>
+      </w:pPr>
+      <w:r>
+        <w:rPr>
+          <w:color w:val="1A1816"/>
+          <w:sz w:val="22"/>
+        </w:rPr>
+        <w:t>借：应收股利／现金　　3,000</w:t>
+      </w:r>
+    </w:p>
+    <w:p>
+      <w:pPr>
+        <w:spacing w:after="60"/>
+      </w:pPr>
+      <w:r>
+        <w:rPr>
+          <w:color w:val="1A1816"/>
+          <w:sz w:val="22"/>
+        </w:rPr>
+        <w:t>贷：投资收益　　　　　3,000</w:t>
+      </w:r>
+    </w:p>
+    <w:p/>
+    <w:p>
+      <w:pPr>
+        <w:spacing w:after="60"/>
+      </w:pPr>
+      <w:r>
+        <w:rPr>
+          <w:color w:val="1A1816"/>
+          <w:sz w:val="22"/>
+        </w:rPr>
+        <w:t>一句话记住成本法：本金不动，只有分红才算钱。像存了个定期，账面是死的，分红到账才进账。</w:t>
+      </w:r>
+    </w:p>
+    <w:p/>
+    <w:p>
+      <w:pPr>
+        <w:spacing w:after="60"/>
+      </w:pPr>
+      <w:r>
+        <w:rPr>
+          <w:color w:val="1A1816"/>
+          <w:sz w:val="22"/>
+        </w:rPr>
+        <w:t>🌸 二、权益法——"荣辱与共，跟着对方一起盈亏"</w:t>
+      </w:r>
+    </w:p>
+    <w:p/>
+    <w:p>
+      <w:pPr>
+        <w:spacing w:after="60"/>
+      </w:pPr>
+      <w:r>
+        <w:rPr>
+          <w:color w:val="1A1816"/>
+          <w:sz w:val="22"/>
+        </w:rPr>
+        <w:t>甄嬛在宫里站稳脚跟后，出资和苏培盛合伙开了一家茶馆，各占一半，共同经营——属于合营企业。</w:t>
+      </w:r>
+    </w:p>
+    <w:p/>
+    <w:p>
+      <w:pPr>
+        <w:spacing w:after="60"/>
+      </w:pPr>
+      <w:r>
+        <w:rPr>
+          <w:color w:val="1A1816"/>
+          <w:sz w:val="22"/>
+        </w:rPr>
+        <w:t>另外，甄嬛还入股了果郡王开的书坊，持股30%，不控制，但有重大影响，能插嘴经营方向——属于联营企业。</w:t>
+      </w:r>
+    </w:p>
+    <w:p/>
+    <w:p>
+      <w:pPr>
+        <w:spacing w:after="60"/>
+      </w:pPr>
+      <w:r>
+        <w:rPr>
+          <w:color w:val="1A1816"/>
+          <w:sz w:val="22"/>
+        </w:rPr>
+        <w:t>这两种情况，都用权益法核算。</w:t>
+      </w:r>
+    </w:p>
+    <w:p/>
+    <w:p>
+      <w:pPr>
+        <w:spacing w:after="60"/>
+      </w:pPr>
+      <w:r>
+        <w:rPr>
+          <w:color w:val="1A1816"/>
+          <w:sz w:val="22"/>
+        </w:rPr>
+        <w:t>权益法适用场景：持股20%—50%，能对被投资方施加重大影响，或属于合营关系。</w:t>
+      </w:r>
+    </w:p>
+    <w:p/>
+    <w:p>
+      <w:pPr>
+        <w:spacing w:after="60"/>
+      </w:pPr>
+      <w:r>
+        <w:rPr>
+          <w:color w:val="1A1816"/>
+          <w:sz w:val="22"/>
+        </w:rPr>
+        <w:t>权益法最大的特点：账面价值随着对方盈亏变化——这叫"随对方盈亏同步调账"。</w:t>
+      </w:r>
+    </w:p>
+    <w:p/>
+    <w:p>
+      <w:pPr>
+        <w:spacing w:after="60"/>
+      </w:pPr>
+      <w:r>
+        <w:rPr>
+          <w:color w:val="1A1816"/>
+          <w:sz w:val="22"/>
+        </w:rPr>
+        <w:t>对方赚钱了：</w:t>
+      </w:r>
+    </w:p>
+    <w:p/>
+    <w:p>
+      <w:pPr>
+        <w:spacing w:after="60"/>
+      </w:pPr>
+      <w:r>
+        <w:rPr>
+          <w:color w:val="1A1816"/>
+          <w:sz w:val="22"/>
+        </w:rPr>
+        <w:t>书坊今年盈利10,000两，甄嬛持股30%，按比例调增：10,000×30%=3,000两</w:t>
+      </w:r>
+    </w:p>
+    <w:p/>
+    <w:p>
+      <w:pPr>
+        <w:spacing w:after="60"/>
+      </w:pPr>
+      <w:r>
+        <w:rPr>
+          <w:color w:val="1A1816"/>
+          <w:sz w:val="22"/>
+        </w:rPr>
+        <w:t>借：长期股权投资——损益调整　　3,000</w:t>
+      </w:r>
+    </w:p>
+    <w:p>
+      <w:pPr>
+        <w:spacing w:after="60"/>
+      </w:pPr>
+      <w:r>
+        <w:rPr>
+          <w:color w:val="1A1816"/>
+          <w:sz w:val="22"/>
+        </w:rPr>
+        <w:t>贷：投资收益　　　　　　　　　　3,000</w:t>
+      </w:r>
+    </w:p>
+    <w:p/>
+    <w:p>
+      <w:pPr>
+        <w:spacing w:after="60"/>
+      </w:pPr>
+      <w:r>
+        <w:rPr>
+          <w:color w:val="1A1816"/>
+          <w:sz w:val="22"/>
+        </w:rPr>
+        <w:t>对方赚钱，我跟着赚，账面调增，同时确认收益。</w:t>
+      </w:r>
+    </w:p>
+    <w:p/>
+    <w:p>
+      <w:pPr>
+        <w:spacing w:after="60"/>
+      </w:pPr>
+      <w:r>
+        <w:rPr>
+          <w:color w:val="1A1816"/>
+          <w:sz w:val="22"/>
+        </w:rPr>
+        <w:t>对方亏钱了：</w:t>
+      </w:r>
+    </w:p>
+    <w:p/>
+    <w:p>
+      <w:pPr>
+        <w:spacing w:after="60"/>
+      </w:pPr>
+      <w:r>
+        <w:rPr>
+          <w:color w:val="1A1816"/>
+          <w:sz w:val="22"/>
+        </w:rPr>
+        <w:t>茶馆有一年亏了6,000两，甄嬛占50%，承担亏损3,000两：</w:t>
+      </w:r>
+    </w:p>
+    <w:p/>
+    <w:p>
+      <w:pPr>
+        <w:spacing w:after="60"/>
+      </w:pPr>
+      <w:r>
+        <w:rPr>
+          <w:color w:val="1A1816"/>
+          <w:sz w:val="22"/>
+        </w:rPr>
+        <w:t>借：投资损失　　　　　　　　　　3,000</w:t>
+      </w:r>
+    </w:p>
+    <w:p>
+      <w:pPr>
+        <w:spacing w:after="60"/>
+      </w:pPr>
+      <w:r>
+        <w:rPr>
+          <w:color w:val="1A1816"/>
+          <w:sz w:val="22"/>
+        </w:rPr>
+        <w:t>贷：长期股权投资——损益调整　　3,000</w:t>
+      </w:r>
+    </w:p>
+    <w:p/>
+    <w:p>
+      <w:pPr>
+        <w:spacing w:after="60"/>
+      </w:pPr>
+      <w:r>
+        <w:rPr>
+          <w:color w:val="1A1816"/>
+          <w:sz w:val="22"/>
+        </w:rPr>
+        <w:t>对方亏钱，我跟着亏，账面调减，同步确认损失。</w:t>
+      </w:r>
+    </w:p>
+    <w:p/>
+    <w:p>
+      <w:pPr>
+        <w:spacing w:after="60"/>
+      </w:pPr>
+      <w:r>
+        <w:rPr>
+          <w:color w:val="1A1816"/>
+          <w:sz w:val="22"/>
+        </w:rPr>
+        <w:t>对方分红了：</w:t>
+      </w:r>
+    </w:p>
+    <w:p/>
+    <w:p>
+      <w:pPr>
+        <w:spacing w:after="60"/>
+      </w:pPr>
+      <w:r>
+        <w:rPr>
+          <w:color w:val="1A1816"/>
+          <w:sz w:val="22"/>
+        </w:rPr>
+        <w:t>书坊年底宣告分红，甄嬛可分1,500两。</w:t>
+      </w:r>
+    </w:p>
+    <w:p/>
+    <w:p>
+      <w:pPr>
+        <w:spacing w:after="60"/>
+      </w:pPr>
+      <w:r>
+        <w:rPr>
+          <w:color w:val="1A1816"/>
+          <w:sz w:val="22"/>
+        </w:rPr>
+        <w:t>注意！权益法下分红处理和成本法完全不同——</w:t>
+      </w:r>
+    </w:p>
+    <w:p/>
+    <w:p>
+      <w:pPr>
+        <w:spacing w:after="60"/>
+      </w:pPr>
+      <w:r>
+        <w:rPr>
+          <w:color w:val="1A1816"/>
+          <w:sz w:val="22"/>
+        </w:rPr>
+        <w:t>成本法分红→确认投资收益</w:t>
+      </w:r>
+    </w:p>
+    <w:p>
+      <w:pPr>
+        <w:spacing w:after="60"/>
+      </w:pPr>
+      <w:r>
+        <w:rPr>
+          <w:color w:val="1A1816"/>
+          <w:sz w:val="22"/>
+        </w:rPr>
+        <w:t>权益法分红→减少账面价值，不确认收益</w:t>
+      </w:r>
+    </w:p>
+    <w:p/>
+    <w:p>
+      <w:pPr>
+        <w:spacing w:after="60"/>
+      </w:pPr>
+      <w:r>
+        <w:rPr>
+          <w:color w:val="1A1816"/>
+          <w:sz w:val="22"/>
+        </w:rPr>
+        <w:t>为什么？因为权益法在对方盈利时已经确认过收益了，分红只是把账面里的钱取出来，不能重复计收益。</w:t>
+      </w:r>
+    </w:p>
+    <w:p/>
+    <w:p>
+      <w:pPr>
+        <w:spacing w:after="60"/>
+      </w:pPr>
+      <w:r>
+        <w:rPr>
+          <w:color w:val="1A1816"/>
+          <w:sz w:val="22"/>
+        </w:rPr>
+        <w:t>借：应收股利　　　　　　　　　　1,500</w:t>
+      </w:r>
+    </w:p>
+    <w:p>
+      <w:pPr>
+        <w:spacing w:after="60"/>
+      </w:pPr>
+      <w:r>
+        <w:rPr>
+          <w:color w:val="1A1816"/>
+          <w:sz w:val="22"/>
+        </w:rPr>
+        <w:t>贷：长期股权投资——损益调整　　1,500</w:t>
       </w:r>
     </w:p>
     <w:p/>
@@ -147,7 +598,7 @@
           <w:color w:val="C8522A"/>
           <w:sz w:val="22"/>
         </w:rPr>
-        <w:t>🎭 第一步：分清关系——长投的三种分类</w:t>
+        <w:t>🎯 三、一句话极速区分</w:t>
       </w:r>
     </w:p>
     <w:p/>
@@ -160,10 +611,9 @@
           <w:color w:val="1A1816"/>
           <w:sz w:val="22"/>
         </w:rPr>
-        <w:t>甄嬛版：皇上在外的"势力"有三种级别——</w:t>
+        <w:t>成本法：控制，盈亏不管，分红才算钱</w:t>
       </w:r>
     </w:p>
-    <w:p/>
     <w:p>
       <w:pPr>
         <w:spacing w:after="60"/>
@@ -173,9 +623,10 @@
           <w:color w:val="1A1816"/>
           <w:sz w:val="22"/>
         </w:rPr>
-        <w:t>① 泛泛之交（持股少，无重大影响）</w:t>
+        <w:t>权益法：合伙/重大影响，对方盈亏，我同步做账</w:t>
       </w:r>
     </w:p>
+    <w:p/>
     <w:p>
       <w:pPr>
         <w:spacing w:after="60"/>
@@ -185,93 +636,7 @@
           <w:color w:val="1A1816"/>
           <w:sz w:val="22"/>
         </w:rPr>
-        <w:t>皇上偶尔赏赐某个小藩国，持股不足20%，说不上话。</w:t>
-      </w:r>
-    </w:p>
-    <w:p>
-      <w:pPr>
-        <w:spacing w:after="60"/>
-      </w:pPr>
-      <w:r>
-        <w:rPr>
-          <w:color w:val="1A1816"/>
-          <w:sz w:val="22"/>
-        </w:rPr>
-        <w:t>→ 按金融资产处理：交易性金融资产或其他权益工具投资。</w:t>
-      </w:r>
-    </w:p>
-    <w:p/>
-    <w:p>
-      <w:pPr>
-        <w:spacing w:after="60"/>
-      </w:pPr>
-      <w:r>
-        <w:rPr>
-          <w:color w:val="1A1816"/>
-          <w:sz w:val="22"/>
-        </w:rPr>
-        <w:t>② 盟友（重大影响，联营/合营）</w:t>
-      </w:r>
-    </w:p>
-    <w:p>
-      <w:pPr>
-        <w:spacing w:after="60"/>
-      </w:pPr>
-      <w:r>
-        <w:rPr>
-          <w:color w:val="1A1816"/>
-          <w:sz w:val="22"/>
-        </w:rPr>
-        <w:t>持股20%~50%，有话语权，但管不了全局。</w:t>
-      </w:r>
-    </w:p>
-    <w:p>
-      <w:pPr>
-        <w:spacing w:after="60"/>
-      </w:pPr>
-      <w:r>
-        <w:rPr>
-          <w:color w:val="1A1816"/>
-          <w:sz w:val="22"/>
-        </w:rPr>
-        <w:t>→ 用权益法核算长期股权投资。</w:t>
-      </w:r>
-    </w:p>
-    <w:p/>
-    <w:p>
-      <w:pPr>
-        <w:spacing w:after="60"/>
-      </w:pPr>
-      <w:r>
-        <w:rPr>
-          <w:color w:val="1A1816"/>
-          <w:sz w:val="22"/>
-        </w:rPr>
-        <w:t>③ 纳入直辖（控制，企业合并）</w:t>
-      </w:r>
-    </w:p>
-    <w:p>
-      <w:pPr>
-        <w:spacing w:after="60"/>
-      </w:pPr>
-      <w:r>
-        <w:rPr>
-          <w:color w:val="1A1816"/>
-          <w:sz w:val="22"/>
-        </w:rPr>
-        <w:t>持股超过50%，皇上说了算，对方就是自己的"封地"。</w:t>
-      </w:r>
-    </w:p>
-    <w:p>
-      <w:pPr>
-        <w:spacing w:after="60"/>
-      </w:pPr>
-      <w:r>
-        <w:rPr>
-          <w:color w:val="1A1816"/>
-          <w:sz w:val="22"/>
-        </w:rPr>
-        <w:t>→ 用成本法核算，同时编制合并报表。</w:t>
+        <w:t>考试万能口诀：控制用成本法；影响用权益法</w:t>
       </w:r>
     </w:p>
     <w:p/>
@@ -285,7 +650,7 @@
           <w:color w:val="C8522A"/>
           <w:sz w:val="22"/>
         </w:rPr>
-        <w:t>🎯 第二步：何时算"正式建交"——长投确认</w:t>
+        <w:t>📌 重点汇总</w:t>
       </w:r>
     </w:p>
     <w:p/>
@@ -298,7 +663,7 @@
           <w:color w:val="1A1816"/>
           <w:sz w:val="22"/>
         </w:rPr>
-        <w:t>甄嬛版：皇上和藩王签了盟约，"何时算正式生效"有5个信号——</w:t>
+        <w:t>持股&gt;50%控制子公司→成本法；持股20%—50%联营或合营→权益法</w:t>
       </w:r>
     </w:p>
     <w:p/>
@@ -311,7 +676,7 @@
           <w:color w:val="1A1816"/>
           <w:sz w:val="22"/>
         </w:rPr>
-        <w:t>① 合并协议已获股东大会通过</w:t>
+        <w:t>对方盈利：成本法账面不变；权益法按比例调增，确认收益</w:t>
       </w:r>
     </w:p>
     <w:p>
@@ -323,7 +688,7 @@
           <w:color w:val="1A1816"/>
           <w:sz w:val="22"/>
         </w:rPr>
-        <w:t>② 取得有关部门审批</w:t>
+        <w:t>对方亏损：成本法账面不变；权益法按比例调减，确认损失</w:t>
       </w:r>
     </w:p>
     <w:p>
@@ -335,9 +700,10 @@
           <w:color w:val="1A1816"/>
           <w:sz w:val="22"/>
         </w:rPr>
-        <w:t>③ 财产转移手续已办妥</w:t>
+        <w:t>对方分红：成本法确认投资收益；权益法减少账面价值，不确认收益</w:t>
       </w:r>
     </w:p>
+    <w:p/>
     <w:p>
       <w:pPr>
         <w:spacing w:after="60"/>
@@ -347,7 +713,7 @@
           <w:color w:val="1A1816"/>
           <w:sz w:val="22"/>
         </w:rPr>
-        <w:t>④ 已支付主要合并对价，且有能力支付剩余款项</w:t>
+        <w:t>成本法=定期存款，对方盈亏和我无关，等着收分红。</w:t>
       </w:r>
     </w:p>
     <w:p>
@@ -359,7 +725,7 @@
           <w:color w:val="1A1816"/>
           <w:sz w:val="22"/>
         </w:rPr>
-        <w:t>⑤ 实际控制被投资方的生产经营政策，并承担风险、享有收益</w:t>
+        <w:t>权益法=合伙做生意，对方赚你跟着赚，对方亏你跟着亏，分红只是把已有的取出来。</w:t>
       </w:r>
     </w:p>
     <w:p/>
@@ -372,21 +738,7 @@
           <w:color w:val="1A1816"/>
           <w:sz w:val="22"/>
         </w:rPr>
-        <w:t>满足主要条件的那一天，才是长投的确认日（购买日/合并日）。</w:t>
-      </w:r>
-    </w:p>
-    <w:p/>
-    <w:p>
-      <w:pPr>
-        <w:spacing w:after="60"/>
-      </w:pPr>
-      <w:r>
-        <w:rPr>
-          <w:b/>
-          <w:color w:val="C8522A"/>
-          <w:sz w:val="22"/>
-        </w:rPr>
-        <w:t>🎯 第三步：入场代价怎么算——初始计量</w:t>
+        <w:t>记住这个逻辑，长投所有考点都能推出来。💪</w:t>
       </w:r>
     </w:p>
     <w:p/>
@@ -399,741 +751,7 @@
           <w:color w:val="1A1816"/>
           <w:sz w:val="22"/>
         </w:rPr>
-        <w:t>甄嬛版：皇上"迎娶"联营藩国，代价各有讲究——</w:t>
-      </w:r>
-    </w:p>
-    <w:p/>
-    <w:p>
-      <w:pPr>
-        <w:spacing w:after="60"/>
-      </w:pPr>
-      <w:r>
-        <w:rPr>
-          <w:b/>
-          <w:color w:val="C8522A"/>
-          <w:sz w:val="22"/>
-        </w:rPr>
-        <w:t>权益法（联营/合营）：</w:t>
-      </w:r>
-    </w:p>
-    <w:p>
-      <w:pPr>
-        <w:spacing w:after="60"/>
-      </w:pPr>
-      <w:r>
-        <w:rPr>
-          <w:color w:val="1A1816"/>
-          <w:sz w:val="22"/>
-        </w:rPr>
-        <w:t>长投成本 = 支付的对价 + 手续费、律师费、评估费</w:t>
-      </w:r>
-    </w:p>
-    <w:p>
-      <w:pPr>
-        <w:spacing w:after="60"/>
-      </w:pPr>
-      <w:r>
-        <w:rPr>
-          <w:color w:val="1A1816"/>
-          <w:sz w:val="22"/>
-        </w:rPr>
-        <w:t>→ 手续费计入长投成本</w:t>
-      </w:r>
-    </w:p>
-    <w:p/>
-    <w:p>
-      <w:pPr>
-        <w:spacing w:after="60"/>
-      </w:pPr>
-      <w:r>
-        <w:rPr>
-          <w:b/>
-          <w:color w:val="C8522A"/>
-          <w:sz w:val="22"/>
-        </w:rPr>
-        <w:t>同一控制下企业合并（成本法）：</w:t>
-      </w:r>
-    </w:p>
-    <w:p>
-      <w:pPr>
-        <w:spacing w:after="60"/>
-      </w:pPr>
-      <w:r>
-        <w:rPr>
-          <w:color w:val="1A1816"/>
-          <w:sz w:val="22"/>
-        </w:rPr>
-        <w:t>长投成本 = 最终控制方合并报表上，子公司可辨认净资产账面价值份额</w:t>
-      </w:r>
-    </w:p>
-    <w:p>
-      <w:pPr>
-        <w:spacing w:after="60"/>
-      </w:pPr>
-      <w:r>
-        <w:rPr>
-          <w:color w:val="1A1816"/>
-          <w:sz w:val="22"/>
-        </w:rPr>
-        <w:t>→ 差额调整资本公积（不够调则调留存收益）</w:t>
-      </w:r>
-    </w:p>
-    <w:p>
-      <w:pPr>
-        <w:spacing w:after="60"/>
-      </w:pPr>
-      <w:r>
-        <w:rPr>
-          <w:color w:val="1A1816"/>
-          <w:sz w:val="22"/>
-        </w:rPr>
-        <w:t>→ 手续费计入管理费用</w:t>
-      </w:r>
-    </w:p>
-    <w:p/>
-    <w:p>
-      <w:pPr>
-        <w:spacing w:after="60"/>
-      </w:pPr>
-      <w:r>
-        <w:rPr>
-          <w:b/>
-          <w:color w:val="C8522A"/>
-          <w:sz w:val="22"/>
-        </w:rPr>
-        <w:t>非同一控制下企业合并（成本法）：</w:t>
-      </w:r>
-    </w:p>
-    <w:p>
-      <w:pPr>
-        <w:spacing w:after="60"/>
-      </w:pPr>
-      <w:r>
-        <w:rPr>
-          <w:color w:val="1A1816"/>
-          <w:sz w:val="22"/>
-        </w:rPr>
-        <w:t>长投成本 = 购买对价（按公允价值计量）</w:t>
-      </w:r>
-    </w:p>
-    <w:p>
-      <w:pPr>
-        <w:spacing w:after="60"/>
-      </w:pPr>
-      <w:r>
-        <w:rPr>
-          <w:color w:val="1A1816"/>
-          <w:sz w:val="22"/>
-        </w:rPr>
-        <w:t>→ 已宣告未发放的股利通常含在购买价里，不另处理</w:t>
-      </w:r>
-    </w:p>
-    <w:p>
-      <w:pPr>
-        <w:spacing w:after="60"/>
-      </w:pPr>
-      <w:r>
-        <w:rPr>
-          <w:color w:val="1A1816"/>
-          <w:sz w:val="22"/>
-        </w:rPr>
-        <w:t>→ 手续费计入管理费用</w:t>
-      </w:r>
-    </w:p>
-    <w:p/>
-    <w:p>
-      <w:pPr>
-        <w:spacing w:after="60"/>
-      </w:pPr>
-      <w:r>
-        <w:rPr>
-          <w:b/>
-          <w:color w:val="C8522A"/>
-          <w:sz w:val="22"/>
-        </w:rPr>
-        <w:t>⚠️ 发行权益工具时：佣金手续费冲减资本公积</w:t>
-      </w:r>
-    </w:p>
-    <w:p>
-      <w:pPr>
-        <w:spacing w:after="60"/>
-      </w:pPr>
-      <w:r>
-        <w:rPr>
-          <w:color w:val="1A1816"/>
-          <w:sz w:val="22"/>
-        </w:rPr>
-        <w:t>发行债务工具时：手续费冲减利息调整</w:t>
-      </w:r>
-    </w:p>
-    <w:p/>
-    <w:p>
-      <w:pPr>
-        <w:spacing w:after="60"/>
-      </w:pPr>
-      <w:r>
-        <w:rPr>
-          <w:b/>
-          <w:color w:val="C8522A"/>
-          <w:sz w:val="22"/>
-        </w:rPr>
-        <w:t>🎯 第四步：后续怎么记——成本法 vs 权益法</w:t>
-      </w:r>
-    </w:p>
-    <w:p/>
-    <w:p>
-      <w:pPr>
-        <w:spacing w:after="60"/>
-      </w:pPr>
-      <w:r>
-        <w:rPr>
-          <w:b/>
-          <w:color w:val="C8522A"/>
-          <w:sz w:val="22"/>
-        </w:rPr>
-        <w:t>成本法（子公司）：</w:t>
-      </w:r>
-    </w:p>
-    <w:p/>
-    <w:p>
-      <w:pPr>
-        <w:spacing w:after="60"/>
-      </w:pPr>
-      <w:r>
-        <w:rPr>
-          <w:color w:val="1A1816"/>
-          <w:sz w:val="22"/>
-        </w:rPr>
-        <w:t>甄嬛版：封地年贡来了（被投资方分红），皇上才记一笔收入。</w:t>
-      </w:r>
-    </w:p>
-    <w:p/>
-    <w:p>
-      <w:pPr>
-        <w:spacing w:after="60"/>
-      </w:pPr>
-      <w:r>
-        <w:rPr>
-          <w:color w:val="1A1816"/>
-          <w:sz w:val="22"/>
-        </w:rPr>
-        <w:t>宣告发放现金股利时：</w:t>
-      </w:r>
-    </w:p>
-    <w:p>
-      <w:pPr>
-        <w:spacing w:after="60"/>
-      </w:pPr>
-      <w:r>
-        <w:rPr>
-          <w:color w:val="1A1816"/>
-          <w:sz w:val="22"/>
-        </w:rPr>
-        <w:t>借：应收股利</w:t>
-      </w:r>
-    </w:p>
-    <w:p>
-      <w:pPr>
-        <w:spacing w:after="60"/>
-      </w:pPr>
-      <w:r>
-        <w:rPr>
-          <w:color w:val="1A1816"/>
-          <w:sz w:val="22"/>
-        </w:rPr>
-        <w:t>贷：投资收益</w:t>
-      </w:r>
-    </w:p>
-    <w:p/>
-    <w:p>
-      <w:pPr>
-        <w:spacing w:after="60"/>
-      </w:pPr>
-      <w:r>
-        <w:rPr>
-          <w:color w:val="1A1816"/>
-          <w:sz w:val="22"/>
-        </w:rPr>
-        <w:t>发生长期减值：</w:t>
-      </w:r>
-    </w:p>
-    <w:p>
-      <w:pPr>
-        <w:spacing w:after="60"/>
-      </w:pPr>
-      <w:r>
-        <w:rPr>
-          <w:color w:val="1A1816"/>
-          <w:sz w:val="22"/>
-        </w:rPr>
-        <w:t>借：资产减值损失</w:t>
-      </w:r>
-    </w:p>
-    <w:p>
-      <w:pPr>
-        <w:spacing w:after="60"/>
-      </w:pPr>
-      <w:r>
-        <w:rPr>
-          <w:color w:val="1A1816"/>
-          <w:sz w:val="22"/>
-        </w:rPr>
-        <w:t>贷：长期股权投资减值准备</w:t>
-      </w:r>
-    </w:p>
-    <w:p>
-      <w:pPr>
-        <w:spacing w:after="60"/>
-      </w:pPr>
-      <w:r>
-        <w:rPr>
-          <w:color w:val="1A1816"/>
-          <w:sz w:val="22"/>
-        </w:rPr>
-        <w:t>→ ⚠️ 长投减值不得转回！</w:t>
-      </w:r>
-    </w:p>
-    <w:p/>
-    <w:p>
-      <w:pPr>
-        <w:spacing w:after="60"/>
-      </w:pPr>
-      <w:r>
-        <w:rPr>
-          <w:b/>
-          <w:color w:val="C8522A"/>
-          <w:sz w:val="22"/>
-        </w:rPr>
-        <w:t>权益法（联营/合营）：</w:t>
-      </w:r>
-    </w:p>
-    <w:p/>
-    <w:p>
-      <w:pPr>
-        <w:spacing w:after="60"/>
-      </w:pPr>
-      <w:r>
-        <w:rPr>
-          <w:color w:val="1A1816"/>
-          <w:sz w:val="22"/>
-        </w:rPr>
-        <w:t>甄嬛版：盟国盈亏，皇上的账上同步更新，赚了我也记一笔。</w:t>
-      </w:r>
-    </w:p>
-    <w:p/>
-    <w:p>
-      <w:pPr>
-        <w:spacing w:after="60"/>
-      </w:pPr>
-      <w:r>
-        <w:rPr>
-          <w:color w:val="1A1816"/>
-          <w:sz w:val="22"/>
-        </w:rPr>
-        <w:t>① 被投资方实现净利润（按持股比例）：</w:t>
-      </w:r>
-    </w:p>
-    <w:p>
-      <w:pPr>
-        <w:spacing w:after="60"/>
-      </w:pPr>
-      <w:r>
-        <w:rPr>
-          <w:color w:val="1A1816"/>
-          <w:sz w:val="22"/>
-        </w:rPr>
-        <w:t>借：长期股权投资</w:t>
-      </w:r>
-    </w:p>
-    <w:p>
-      <w:pPr>
-        <w:spacing w:after="60"/>
-      </w:pPr>
-      <w:r>
-        <w:rPr>
-          <w:color w:val="1A1816"/>
-          <w:sz w:val="22"/>
-        </w:rPr>
-        <w:t>贷：投资收益</w:t>
-      </w:r>
-    </w:p>
-    <w:p/>
-    <w:p>
-      <w:pPr>
-        <w:spacing w:after="60"/>
-      </w:pPr>
-      <w:r>
-        <w:rPr>
-          <w:color w:val="1A1816"/>
-          <w:sz w:val="22"/>
-        </w:rPr>
-        <w:t>② 被投资方宣告分红：</w:t>
-      </w:r>
-    </w:p>
-    <w:p>
-      <w:pPr>
-        <w:spacing w:after="60"/>
-      </w:pPr>
-      <w:r>
-        <w:rPr>
-          <w:color w:val="1A1816"/>
-          <w:sz w:val="22"/>
-        </w:rPr>
-        <w:t>借：应收股利</w:t>
-      </w:r>
-    </w:p>
-    <w:p>
-      <w:pPr>
-        <w:spacing w:after="60"/>
-      </w:pPr>
-      <w:r>
-        <w:rPr>
-          <w:color w:val="1A1816"/>
-          <w:sz w:val="22"/>
-        </w:rPr>
-        <w:t>贷：长期股权投资（冲减账面价值，不是记收益！）</w:t>
-      </w:r>
-    </w:p>
-    <w:p/>
-    <w:p>
-      <w:pPr>
-        <w:spacing w:after="60"/>
-      </w:pPr>
-      <w:r>
-        <w:rPr>
-          <w:color w:val="1A1816"/>
-          <w:sz w:val="22"/>
-        </w:rPr>
-        <w:t>③ 被投资方其他综合收益变动：</w:t>
-      </w:r>
-    </w:p>
-    <w:p>
-      <w:pPr>
-        <w:spacing w:after="60"/>
-      </w:pPr>
-      <w:r>
-        <w:rPr>
-          <w:color w:val="1A1816"/>
-          <w:sz w:val="22"/>
-        </w:rPr>
-        <w:t>借/贷：长期股权投资</w:t>
-      </w:r>
-    </w:p>
-    <w:p>
-      <w:pPr>
-        <w:spacing w:after="60"/>
-      </w:pPr>
-      <w:r>
-        <w:rPr>
-          <w:color w:val="1A1816"/>
-          <w:sz w:val="22"/>
-        </w:rPr>
-        <w:t>贷/借：其他综合收益</w:t>
-      </w:r>
-    </w:p>
-    <w:p/>
-    <w:p>
-      <w:pPr>
-        <w:spacing w:after="60"/>
-      </w:pPr>
-      <w:r>
-        <w:rPr>
-          <w:b/>
-          <w:color w:val="C8522A"/>
-          <w:sz w:val="22"/>
-        </w:rPr>
-        <w:t>🎯 第五步：关系变了怎么办——长投转换</w:t>
-      </w:r>
-    </w:p>
-    <w:p/>
-    <w:p>
-      <w:pPr>
-        <w:spacing w:after="60"/>
-      </w:pPr>
-      <w:r>
-        <w:rPr>
-          <w:color w:val="1A1816"/>
-          <w:sz w:val="22"/>
-        </w:rPr>
-        <w:t>甄嬛版：盟友变成直辖，或直辖只剩联姻，账要重新算。</w:t>
-      </w:r>
-    </w:p>
-    <w:p/>
-    <w:p>
-      <w:pPr>
-        <w:spacing w:after="60"/>
-      </w:pPr>
-      <w:r>
-        <w:rPr>
-          <w:color w:val="1A1816"/>
-          <w:sz w:val="22"/>
-        </w:rPr>
-        <w:t>口诀：跨界视同处置；公允未跨界同账；同转成本都一样；成本转权益要追溯。</w:t>
-      </w:r>
-    </w:p>
-    <w:p/>
-    <w:p>
-      <w:pPr>
-        <w:spacing w:after="60"/>
-      </w:pPr>
-      <w:r>
-        <w:rPr>
-          <w:color w:val="1A1816"/>
-          <w:sz w:val="22"/>
-        </w:rPr>
-        <w:t>· 金融资产 ↔ 长投：两个准则的跨界，视同处置，重新按公允价值计量</w:t>
-      </w:r>
-    </w:p>
-    <w:p>
-      <w:pPr>
-        <w:spacing w:after="60"/>
-      </w:pPr>
-      <w:r>
-        <w:rPr>
-          <w:color w:val="1A1816"/>
-          <w:sz w:val="22"/>
-        </w:rPr>
-        <w:t>· 权益法 ↔ 成本法：长投准则内部转换，不视同全部处置</w:t>
-      </w:r>
-    </w:p>
-    <w:p>
-      <w:pPr>
-        <w:spacing w:after="60"/>
-      </w:pPr>
-      <w:r>
-        <w:rPr>
-          <w:color w:val="1A1816"/>
-          <w:sz w:val="22"/>
-        </w:rPr>
-        <w:t>· 成本法 → 权益法（失去控制，只剩重大影响）：需要追溯调整，补确认以前漏记的权益变动</w:t>
-      </w:r>
-    </w:p>
-    <w:p/>
-    <w:p>
-      <w:pPr>
-        <w:spacing w:after="60"/>
-      </w:pPr>
-      <w:r>
-        <w:rPr>
-          <w:b/>
-          <w:color w:val="C8522A"/>
-          <w:sz w:val="22"/>
-        </w:rPr>
-        <w:t>🎯 第六步：散伙清算——长投处置</w:t>
-      </w:r>
-    </w:p>
-    <w:p/>
-    <w:p>
-      <w:pPr>
-        <w:spacing w:after="60"/>
-      </w:pPr>
-      <w:r>
-        <w:rPr>
-          <w:b/>
-          <w:color w:val="C8522A"/>
-          <w:sz w:val="22"/>
-        </w:rPr>
-        <w:t>处置权益法长投：</w:t>
-      </w:r>
-    </w:p>
-    <w:p>
-      <w:pPr>
-        <w:spacing w:after="60"/>
-      </w:pPr>
-      <w:r>
-        <w:rPr>
-          <w:color w:val="1A1816"/>
-          <w:sz w:val="22"/>
-        </w:rPr>
-        <w:t>借：银行存款</w:t>
-      </w:r>
-    </w:p>
-    <w:p>
-      <w:pPr>
-        <w:spacing w:after="60"/>
-      </w:pPr>
-      <w:r>
-        <w:rPr>
-          <w:color w:val="1A1816"/>
-          <w:sz w:val="22"/>
-        </w:rPr>
-        <w:t>贷：长期股权投资（账面价值）</w:t>
-      </w:r>
-    </w:p>
-    <w:p>
-      <w:pPr>
-        <w:spacing w:after="60"/>
-      </w:pPr>
-      <w:r>
-        <w:rPr>
-          <w:color w:val="1A1816"/>
-          <w:sz w:val="22"/>
-        </w:rPr>
-        <w:t>投资收益（差额）</w:t>
-      </w:r>
-    </w:p>
-    <w:p/>
-    <w:p>
-      <w:pPr>
-        <w:spacing w:after="60"/>
-      </w:pPr>
-      <w:r>
-        <w:rPr>
-          <w:color w:val="1A1816"/>
-          <w:sz w:val="22"/>
-        </w:rPr>
-        <w:t>同时将其他综合收益、资本公积等相关科目，全部转入投资收益。</w:t>
-      </w:r>
-    </w:p>
-    <w:p/>
-    <w:p>
-      <w:pPr>
-        <w:spacing w:after="60"/>
-      </w:pPr>
-      <w:r>
-        <w:rPr>
-          <w:b/>
-          <w:color w:val="C8522A"/>
-          <w:sz w:val="22"/>
-        </w:rPr>
-        <w:t>处置成本法长投：</w:t>
-      </w:r>
-    </w:p>
-    <w:p>
-      <w:pPr>
-        <w:spacing w:after="60"/>
-      </w:pPr>
-      <w:r>
-        <w:rPr>
-          <w:color w:val="1A1816"/>
-          <w:sz w:val="22"/>
-        </w:rPr>
-        <w:t>借：银行存款</w:t>
-      </w:r>
-    </w:p>
-    <w:p>
-      <w:pPr>
-        <w:spacing w:after="60"/>
-      </w:pPr>
-      <w:r>
-        <w:rPr>
-          <w:color w:val="1A1816"/>
-          <w:sz w:val="22"/>
-        </w:rPr>
-        <w:t>贷：长期股权投资</w:t>
-      </w:r>
-    </w:p>
-    <w:p>
-      <w:pPr>
-        <w:spacing w:after="60"/>
-      </w:pPr>
-      <w:r>
-        <w:rPr>
-          <w:color w:val="1A1816"/>
-          <w:sz w:val="22"/>
-        </w:rPr>
-        <w:t>投资收益（盈利）/ 或借记投资收益（亏损）</w:t>
-      </w:r>
-    </w:p>
-    <w:p/>
-    <w:p>
-      <w:pPr>
-        <w:spacing w:after="60"/>
-      </w:pPr>
-      <w:r>
-        <w:rPr>
-          <w:b/>
-          <w:color w:val="C8522A"/>
-          <w:sz w:val="22"/>
-        </w:rPr>
-        <w:t>✨ 甄嬛叮嘱（重点汇总）</w:t>
-      </w:r>
-    </w:p>
-    <w:p/>
-    <w:p>
-      <w:pPr>
-        <w:spacing w:after="60"/>
-      </w:pPr>
-      <w:r>
-        <w:rPr>
-          <w:color w:val="1A1816"/>
-          <w:sz w:val="22"/>
-        </w:rPr>
-        <w:t>不要只背分录！做题走四步：</w:t>
-      </w:r>
-    </w:p>
-    <w:p>
-      <w:pPr>
-        <w:spacing w:after="60"/>
-      </w:pPr>
-      <w:r>
-        <w:rPr>
-          <w:color w:val="1A1816"/>
-          <w:sz w:val="22"/>
-        </w:rPr>
-        <w:t>· 先判断分类（旁观→联营→控制），决定用哪种方法</w:t>
-      </w:r>
-    </w:p>
-    <w:p>
-      <w:pPr>
-        <w:spacing w:after="60"/>
-      </w:pPr>
-      <w:r>
-        <w:rPr>
-          <w:color w:val="1A1816"/>
-          <w:sz w:val="22"/>
-        </w:rPr>
-        <w:t>· 再看确认时点（五个信号满足哪些）</w:t>
-      </w:r>
-    </w:p>
-    <w:p>
-      <w:pPr>
-        <w:spacing w:after="60"/>
-      </w:pPr>
-      <w:r>
-        <w:rPr>
-          <w:color w:val="1A1816"/>
-          <w:sz w:val="22"/>
-        </w:rPr>
-        <w:t>· 初始计量看情形，手续费该进哪里别搞混</w:t>
-      </w:r>
-    </w:p>
-    <w:p>
-      <w:pPr>
-        <w:spacing w:after="60"/>
-      </w:pPr>
-      <w:r>
-        <w:rPr>
-          <w:color w:val="1A1816"/>
-          <w:sz w:val="22"/>
-        </w:rPr>
-        <w:t>· 后续成本法只看分红，权益法跟着被投资方净资产动</w:t>
-      </w:r>
-    </w:p>
-    <w:p/>
-    <w:p>
-      <w:pPr>
-        <w:spacing w:after="60"/>
-      </w:pPr>
-      <w:r>
-        <w:rPr>
-          <w:color w:val="1A1816"/>
-          <w:sz w:val="22"/>
-        </w:rPr>
-        <w:t>把底层逻辑打通，长投分录才不会乱。📋</w:t>
-      </w:r>
-    </w:p>
-    <w:p/>
-    <w:p>
-      <w:pPr>
-        <w:spacing w:after="60"/>
-      </w:pPr>
-      <w:r>
-        <w:rPr>
-          <w:color w:val="1A1816"/>
-          <w:sz w:val="22"/>
-        </w:rPr>
-        <w:t>下一篇：权益法核算完整分录专题（附追溯调整例题）&gt;&gt;</w:t>
+        <w:t>评论区打"长投"，我发完整分录整理表👇</w:t>
       </w:r>
     </w:p>
     <w:p>
@@ -1155,7 +773,7 @@
           <w:color w:val="6B6560"/>
           <w:sz w:val="18"/>
         </w:rPr>
-        <w:t>话题：#中级会计备考 #中级会计 #会计 #长期股权投资 #甄嬛传 #会计大白话 #备考冲刺 #财会干货 #9月上岸 #诗雨会计</w:t>
+        <w:t>话题：#中级会计备考 #中级会计 #中级会计实务 #长期股权投资 #成本法 #权益法 #备考冲刺 #财会干货 #会计大白话 #诗雨会计</w:t>
       </w:r>
     </w:p>
     <w:p>
@@ -1224,7 +842,7 @@
           <w:color w:val="C0392B"/>
           <w:sz w:val="36"/>
         </w:rPr>
-        <w:t>广志买山田家的股，一次讲透长期股权投资</w:t>
+        <w:t>广志投资两家店，一次搞懂成本法和权益法</w:t>
       </w:r>
     </w:p>
     <w:p>
@@ -1244,9 +862,10 @@
           <w:color w:val="1A1816"/>
           <w:sz w:val="22"/>
         </w:rPr>
-        <w:t>广志爸爸今年决定投资山田家的餐厅，从小股东一路做到控股股东。🎂</w:t>
+        <w:t>广志最近发了笔意外之财，决定用来投资。他选了两个项目，一个是朋友的酱油厂，一个是邻居山田家的料理店。这两笔投资，恰好对应了长期股权投资的两种核算方法：成本法和权益法。🎂</w:t>
       </w:r>
     </w:p>
+    <w:p/>
     <w:p>
       <w:pPr>
         <w:spacing w:after="60"/>
@@ -1256,24 +875,9 @@
           <w:color w:val="1A1816"/>
           <w:sz w:val="22"/>
         </w:rPr>
-        <w:t>跟着他的故事，把长期股权投资6个考点全过一遍。</w:t>
+        <w:t>广志投了酱油厂六成股份，是大股东，说了算，用成本法。</w:t>
       </w:r>
     </w:p>
-    <w:p/>
-    <w:p>
-      <w:pPr>
-        <w:spacing w:after="60"/>
-      </w:pPr>
-      <w:r>
-        <w:rPr>
-          <w:b/>
-          <w:color w:val="C8522A"/>
-          <w:sz w:val="22"/>
-        </w:rPr>
-        <w:t>第一步：持股多少，决定用什么方法</w:t>
-      </w:r>
-    </w:p>
-    <w:p/>
     <w:p>
       <w:pPr>
         <w:spacing w:after="60"/>
@@ -1283,9 +887,10 @@
           <w:color w:val="1A1816"/>
           <w:sz w:val="22"/>
         </w:rPr>
-        <w:t>广志拿30万买了山田家30%的股份。</w:t>
+        <w:t>广志投了山田料理店三成股份，有重大影响，用权益法。</w:t>
       </w:r>
     </w:p>
+    <w:p/>
     <w:p>
       <w:pPr>
         <w:spacing w:after="60"/>
@@ -1295,7 +900,7 @@
           <w:color w:val="1A1816"/>
           <w:sz w:val="22"/>
         </w:rPr>
-        <w:t>30%→有重大影响→联营企业→用权益法核算。</w:t>
+        <w:t>成本法：广志和酱油厂的关系</w:t>
       </w:r>
     </w:p>
     <w:p/>
@@ -1308,10 +913,9 @@
           <w:color w:val="1A1816"/>
           <w:sz w:val="22"/>
         </w:rPr>
-        <w:t>确认这笔投资，要等合同通过股东大会、手续办好、30万真正打出去——条件满足的那天，才算正式确认建账。</w:t>
+        <w:t>广志出了200万进酱油厂，记：</w:t>
       </w:r>
     </w:p>
-    <w:p/>
     <w:p>
       <w:pPr>
         <w:spacing w:after="60"/>
@@ -1321,7 +925,7 @@
           <w:color w:val="1A1816"/>
           <w:sz w:val="22"/>
         </w:rPr>
-        <w:t>初始入账：30万买入成本 + 5000元律师费 = 30.5万</w:t>
+        <w:t>借：长期股权投资　　200万</w:t>
       </w:r>
     </w:p>
     <w:p>
@@ -1333,9 +937,10 @@
           <w:color w:val="1A1816"/>
           <w:sz w:val="22"/>
         </w:rPr>
-        <w:t>注意！权益法下，律师费等手续费计入长投成本，不是费用。</w:t>
+        <w:t>贷：银行存款　　　　200万</w:t>
       </w:r>
     </w:p>
+    <w:p/>
     <w:p>
       <w:pPr>
         <w:spacing w:after="60"/>
@@ -1345,24 +950,9 @@
           <w:color w:val="1A1816"/>
           <w:sz w:val="22"/>
         </w:rPr>
-        <w:t>（成本法下才进管理费用，两种方向相反，必须背对！）</w:t>
+        <w:t>酱油厂今年大赚50万——广志账上不动。</w:t>
       </w:r>
     </w:p>
-    <w:p/>
-    <w:p>
-      <w:pPr>
-        <w:spacing w:after="60"/>
-      </w:pPr>
-      <w:r>
-        <w:rPr>
-          <w:b/>
-          <w:color w:val="C8522A"/>
-          <w:sz w:val="22"/>
-        </w:rPr>
-        <w:t>第二步：持股30%——权益法怎么记账</w:t>
-      </w:r>
-    </w:p>
-    <w:p/>
     <w:p>
       <w:pPr>
         <w:spacing w:after="60"/>
@@ -1372,7 +962,7 @@
           <w:color w:val="1A1816"/>
           <w:sz w:val="22"/>
         </w:rPr>
-        <w:t>权益法的逻辑：广志和山田家绑在一起，赚了一起认，亏了一起扛。</w:t>
+        <w:t>酱油厂明年亏了30万——广志账上还是不动。</w:t>
       </w:r>
     </w:p>
     <w:p/>
@@ -1385,9 +975,10 @@
           <w:color w:val="1A1816"/>
           <w:sz w:val="22"/>
         </w:rPr>
-        <w:t>山田家今年净赚100万，广志按30%认30万投资收益：</w:t>
+        <w:t>只要酱油厂不分红，广志账上的200万永远是200万。</w:t>
       </w:r>
     </w:p>
+    <w:p/>
     <w:p>
       <w:pPr>
         <w:spacing w:after="60"/>
@@ -1397,7 +988,7 @@
           <w:color w:val="1A1816"/>
           <w:sz w:val="22"/>
         </w:rPr>
-        <w:t>借：长期股权投资 30万</w:t>
+        <w:t>直到酱油厂分红，广志分到10万：</w:t>
       </w:r>
     </w:p>
     <w:p>
@@ -1409,10 +1000,9 @@
           <w:color w:val="1A1816"/>
           <w:sz w:val="22"/>
         </w:rPr>
-        <w:t>贷：投资收益 30万</w:t>
+        <w:t>借：应收股利　　10万</w:t>
       </w:r>
     </w:p>
-    <w:p/>
     <w:p>
       <w:pPr>
         <w:spacing w:after="60"/>
@@ -1422,9 +1012,10 @@
           <w:color w:val="1A1816"/>
           <w:sz w:val="22"/>
         </w:rPr>
-        <w:t>山田家宣告分红50万，广志分到15万——这里不记收益：</w:t>
+        <w:t>贷：投资收益　　10万</w:t>
       </w:r>
     </w:p>
+    <w:p/>
     <w:p>
       <w:pPr>
         <w:spacing w:after="60"/>
@@ -1434,7 +1025,7 @@
           <w:color w:val="1A1816"/>
           <w:sz w:val="22"/>
         </w:rPr>
-        <w:t>借：应收股利 15万</w:t>
+        <w:t>成本法核心：本金不变，只有分红才确认收益。</w:t>
       </w:r>
     </w:p>
     <w:p>
@@ -1446,23 +1037,10 @@
           <w:color w:val="1A1816"/>
           <w:sz w:val="22"/>
         </w:rPr>
-        <w:t>贷：长期股权投资 15万（冲减账面价值！）</w:t>
+        <w:t>像存定期，账面不随对方盈亏波动，给钱分红才进账。</w:t>
       </w:r>
     </w:p>
     <w:p/>
-    <w:p>
-      <w:pPr>
-        <w:spacing w:after="60"/>
-      </w:pPr>
-      <w:r>
-        <w:rPr>
-          <w:b/>
-          <w:color w:val="C8522A"/>
-          <w:sz w:val="22"/>
-        </w:rPr>
-        <w:t>✅ 为什么分红不记收益？因为山田家赚钱时广志已经提前认了。</w:t>
-      </w:r>
-    </w:p>
     <w:p>
       <w:pPr>
         <w:spacing w:after="60"/>
@@ -1472,21 +1050,7 @@
           <w:color w:val="1A1816"/>
           <w:sz w:val="22"/>
         </w:rPr>
-        <w:t>分红只是"把自己的部分取回来"，账面价值自然减少。</w:t>
-      </w:r>
-    </w:p>
-    <w:p/>
-    <w:p>
-      <w:pPr>
-        <w:spacing w:after="60"/>
-      </w:pPr>
-      <w:r>
-        <w:rPr>
-          <w:b/>
-          <w:color w:val="C8522A"/>
-          <w:sz w:val="22"/>
-        </w:rPr>
-        <w:t>第三步：追加到80%——从权益法转成本法</w:t>
+        <w:t>权益法：广志和山田料理店的关系</w:t>
       </w:r>
     </w:p>
     <w:p/>
@@ -1499,7 +1063,7 @@
           <w:color w:val="1A1816"/>
           <w:sz w:val="22"/>
         </w:rPr>
-        <w:t>广志豪气追加，持股升到80%，山田家变成子公司→改用成本法。</w:t>
+        <w:t>广志投了山田料理店120万，持股30%。</w:t>
       </w:r>
     </w:p>
     <w:p/>
@@ -1512,7 +1076,7 @@
           <w:color w:val="1A1816"/>
           <w:sz w:val="22"/>
         </w:rPr>
-        <w:t>权益法→成本法：不需要追溯，按账面价值直接改。</w:t>
+        <w:t>山田料理店今年净利润50万，广志按30%确认收益15万：</w:t>
       </w:r>
     </w:p>
     <w:p>
@@ -1524,7 +1088,7 @@
           <w:color w:val="1A1816"/>
           <w:sz w:val="22"/>
         </w:rPr>
-        <w:t>但反过来，成本法→权益法（失去控制只剩重大影响时），必须追溯调整！</w:t>
+        <w:t>借：长期股权投资——损益调整　　15万</w:t>
       </w:r>
     </w:p>
     <w:p>
@@ -1536,7 +1100,7 @@
           <w:color w:val="1A1816"/>
           <w:sz w:val="22"/>
         </w:rPr>
-        <w:t>要补确认以前按权益法该记但没记的权益变动。</w:t>
+        <w:t>贷：投资收益　　　　　　　　　　15万</w:t>
       </w:r>
     </w:p>
     <w:p/>
@@ -1549,7 +1113,7 @@
           <w:color w:val="1A1816"/>
           <w:sz w:val="22"/>
         </w:rPr>
-        <w:t>成本法下只等分红：</w:t>
+        <w:t>山田料理店亏了20万，广志承担亏损20×30%=6万：</w:t>
       </w:r>
     </w:p>
     <w:p>
@@ -1561,7 +1125,7 @@
           <w:color w:val="1A1816"/>
           <w:sz w:val="22"/>
         </w:rPr>
-        <w:t>山田家分红100万，广志分80万：</w:t>
+        <w:t>借：投资损失　　　　　　　　　　　6万</w:t>
       </w:r>
     </w:p>
     <w:p>
@@ -1573,9 +1137,10 @@
           <w:color w:val="1A1816"/>
           <w:sz w:val="22"/>
         </w:rPr>
-        <w:t>借：应收股利 80万</w:t>
+        <w:t>贷：长期股权投资——损益调整　　　6万</w:t>
       </w:r>
     </w:p>
+    <w:p/>
     <w:p>
       <w:pPr>
         <w:spacing w:after="60"/>
@@ -1585,7 +1150,7 @@
           <w:color w:val="1A1816"/>
           <w:sz w:val="22"/>
         </w:rPr>
-        <w:t>贷：投资收益 80万（这次才记收益！）</w:t>
+        <w:t>山田料理店年底分红，广志可分9万——注意！权益法分红不记投资收益，而是减少账面价值！</w:t>
       </w:r>
     </w:p>
     <w:p/>
@@ -1598,24 +1163,9 @@
           <w:color w:val="1A1816"/>
           <w:sz w:val="22"/>
         </w:rPr>
-        <w:t>成本法减值不可转回！</w:t>
+        <w:t>借：应收股利　　　　　　　　　　　9万</w:t>
       </w:r>
     </w:p>
-    <w:p/>
-    <w:p>
-      <w:pPr>
-        <w:spacing w:after="60"/>
-      </w:pPr>
-      <w:r>
-        <w:rPr>
-          <w:b/>
-          <w:color w:val="C8522A"/>
-          <w:sz w:val="22"/>
-        </w:rPr>
-        <w:t>第四步：广志出售投资——处置</w:t>
-      </w:r>
-    </w:p>
-    <w:p/>
     <w:p>
       <w:pPr>
         <w:spacing w:after="60"/>
@@ -1625,9 +1175,10 @@
           <w:color w:val="1A1816"/>
           <w:sz w:val="22"/>
         </w:rPr>
-        <w:t>若干年后，广志以100万卖出80%股权（账面价值85万）：</w:t>
+        <w:t>贷：长期股权投资——损益调整　　　9万</w:t>
       </w:r>
     </w:p>
+    <w:p/>
     <w:p>
       <w:pPr>
         <w:spacing w:after="60"/>
@@ -1637,9 +1188,10 @@
           <w:color w:val="1A1816"/>
           <w:sz w:val="22"/>
         </w:rPr>
-        <w:t>借：银行存款 100万</w:t>
+        <w:t>为什么？因为利润时已经记过收益了，分红只是"把已确认的钱取出来"，不能重复记收益。</w:t>
       </w:r>
     </w:p>
+    <w:p/>
     <w:p>
       <w:pPr>
         <w:spacing w:after="60"/>
@@ -1649,7 +1201,7 @@
           <w:color w:val="1A1816"/>
           <w:sz w:val="22"/>
         </w:rPr>
-        <w:t>贷：长期股权投资 85万</w:t>
+        <w:t>一句话区分：</w:t>
       </w:r>
     </w:p>
     <w:p>
@@ -1661,21 +1213,7 @@
           <w:color w:val="1A1816"/>
           <w:sz w:val="22"/>
         </w:rPr>
-        <w:t>投资收益 15万</w:t>
-      </w:r>
-    </w:p>
-    <w:p/>
-    <w:p>
-      <w:pPr>
-        <w:spacing w:after="60"/>
-      </w:pPr>
-      <w:r>
-        <w:rPr>
-          <w:b/>
-          <w:color w:val="C8522A"/>
-          <w:sz w:val="22"/>
-        </w:rPr>
-        <w:t>⚠️ 处置权益法长投时：还要将"其他综合收益"余额全部转入投资收益。</w:t>
+        <w:t>成本法=存定期，本金不动，只收分红利息</w:t>
       </w:r>
     </w:p>
     <w:p>
@@ -1687,23 +1225,10 @@
           <w:color w:val="1A1816"/>
           <w:sz w:val="22"/>
         </w:rPr>
-        <w:t>这步容易漏，大题专门给分！</w:t>
+        <w:t>权益法=合伙做生意，对方赚你跟着赚，对方亏你跟着亏，分红减账面不是赚到</w:t>
       </w:r>
     </w:p>
     <w:p/>
-    <w:p>
-      <w:pPr>
-        <w:spacing w:after="60"/>
-      </w:pPr>
-      <w:r>
-        <w:rPr>
-          <w:b/>
-          <w:color w:val="C8522A"/>
-          <w:sz w:val="22"/>
-        </w:rPr>
-        <w:t>📌 广志叮嘱：持股比例决定核算方法，方法决定分录。</w:t>
-      </w:r>
-    </w:p>
     <w:p>
       <w:pPr>
         <w:spacing w:after="60"/>
@@ -1713,9 +1238,10 @@
           <w:color w:val="1A1816"/>
           <w:sz w:val="22"/>
         </w:rPr>
-        <w:t>权益法：净利润认收益，分红冲账面；成本法：只靠分红。</w:t>
+        <w:t>口诀：控制用成本法；影响用权益法</w:t>
       </w:r>
     </w:p>
+    <w:p/>
     <w:p>
       <w:pPr>
         <w:spacing w:after="60"/>
@@ -1725,7 +1251,20 @@
           <w:color w:val="1A1816"/>
           <w:sz w:val="22"/>
         </w:rPr>
-        <w:t>逻辑通了，分录就不乱。🌱</w:t>
+        <w:t>记住这两句话，长期股权投资的核算逻辑全通了。💪</w:t>
+      </w:r>
+    </w:p>
+    <w:p/>
+    <w:p>
+      <w:pPr>
+        <w:spacing w:after="60"/>
+      </w:pPr>
+      <w:r>
+        <w:rPr>
+          <w:color w:val="1A1816"/>
+          <w:sz w:val="22"/>
+        </w:rPr>
+        <w:t>评论区打"长投"，发完整分录汇总表👇</w:t>
       </w:r>
     </w:p>
     <w:p>
@@ -1747,7 +1286,7 @@
           <w:color w:val="6B6560"/>
           <w:sz w:val="18"/>
         </w:rPr>
-        <w:t>话题：#中级会计备考 #中级会计 #会计 #长期股权投资 #蜡笔小新 #会计大白话 #备考冲刺 #财会干货 #9月上岸 #诗雨会计</w:t>
+        <w:t>话题：#中级会计备考 #中级会计 #中级会计实务 #长期股权投资 #成本法 #权益法 #备考冲刺 #财会干货 #会计大白话 #诗雨会计</w:t>
       </w:r>
     </w:p>
     <w:p>
@@ -1816,7 +1355,7 @@
           <w:color w:val="C0392B"/>
           <w:sz w:val="36"/>
         </w:rPr>
-        <w:t>长期股权投资全考点｜甄嬛版6步速记</w:t>
+        <w:t>长期股权投资2法速记｜成本法vs权益法4步搞定</w:t>
       </w:r>
     </w:p>
     <w:p>
@@ -1836,7 +1375,245 @@
           <w:color w:val="1A1816"/>
           <w:sz w:val="22"/>
         </w:rPr>
-        <w:t>长期股权投资速记，甄嬛传6步对照版 📋</w:t>
+        <w:t>长期股权投资成本法vs权益法，4步速记 📋</w:t>
+      </w:r>
+    </w:p>
+    <w:p/>
+    <w:p>
+      <w:pPr>
+        <w:spacing w:after="60"/>
+      </w:pPr>
+      <w:r>
+        <w:rPr>
+          <w:color w:val="1A1816"/>
+          <w:sz w:val="22"/>
+        </w:rPr>
+        <w:t>第一步：判断用哪种方法</w:t>
+      </w:r>
+    </w:p>
+    <w:p/>
+    <w:p>
+      <w:pPr>
+        <w:spacing w:after="60"/>
+      </w:pPr>
+      <w:r>
+        <w:rPr>
+          <w:color w:val="1A1816"/>
+          <w:sz w:val="22"/>
+        </w:rPr>
+        <w:t>口诀：控制用成本法；影响用权益法</w:t>
+      </w:r>
+    </w:p>
+    <w:p/>
+    <w:p>
+      <w:pPr>
+        <w:spacing w:after="60"/>
+      </w:pPr>
+      <w:r>
+        <w:rPr>
+          <w:color w:val="1A1816"/>
+          <w:sz w:val="22"/>
+        </w:rPr>
+        <w:t>成本法：持股&gt;50%，能控制被投资方（母公司→子公司）</w:t>
+      </w:r>
+    </w:p>
+    <w:p>
+      <w:pPr>
+        <w:spacing w:after="60"/>
+      </w:pPr>
+      <w:r>
+        <w:rPr>
+          <w:color w:val="1A1816"/>
+          <w:sz w:val="22"/>
+        </w:rPr>
+        <w:t>权益法：持股20%—50%，有重大影响或共同控制（联营/合营企业）</w:t>
+      </w:r>
+    </w:p>
+    <w:p/>
+    <w:p>
+      <w:pPr>
+        <w:spacing w:after="60"/>
+      </w:pPr>
+      <w:r>
+        <w:rPr>
+          <w:color w:val="1A1816"/>
+          <w:sz w:val="22"/>
+        </w:rPr>
+        <w:t>第二步：成本法核算逻辑</w:t>
+      </w:r>
+    </w:p>
+    <w:p/>
+    <w:p>
+      <w:pPr>
+        <w:spacing w:after="60"/>
+      </w:pPr>
+      <w:r>
+        <w:rPr>
+          <w:color w:val="1A1816"/>
+          <w:sz w:val="22"/>
+        </w:rPr>
+        <w:t>初始：按实际支付金额记账</w:t>
+      </w:r>
+    </w:p>
+    <w:p>
+      <w:pPr>
+        <w:spacing w:after="60"/>
+      </w:pPr>
+      <w:r>
+        <w:rPr>
+          <w:color w:val="1A1816"/>
+          <w:sz w:val="22"/>
+        </w:rPr>
+        <w:t>后续：账面价值固定不变</w:t>
+      </w:r>
+    </w:p>
+    <w:p>
+      <w:pPr>
+        <w:spacing w:after="60"/>
+      </w:pPr>
+      <w:r>
+        <w:rPr>
+          <w:color w:val="1A1816"/>
+          <w:sz w:val="22"/>
+        </w:rPr>
+        <w:t>· 对方盈利→不做账</w:t>
+      </w:r>
+    </w:p>
+    <w:p>
+      <w:pPr>
+        <w:spacing w:after="60"/>
+      </w:pPr>
+      <w:r>
+        <w:rPr>
+          <w:color w:val="1A1816"/>
+          <w:sz w:val="22"/>
+        </w:rPr>
+        <w:t>· 对方亏损→不做账</w:t>
+      </w:r>
+    </w:p>
+    <w:p>
+      <w:pPr>
+        <w:spacing w:after="60"/>
+      </w:pPr>
+      <w:r>
+        <w:rPr>
+          <w:color w:val="1A1816"/>
+          <w:sz w:val="22"/>
+        </w:rPr>
+        <w:t>· 对方分红→借应收股利/贷投资收益</w:t>
+      </w:r>
+    </w:p>
+    <w:p/>
+    <w:p>
+      <w:pPr>
+        <w:spacing w:after="60"/>
+      </w:pPr>
+      <w:r>
+        <w:rPr>
+          <w:color w:val="1A1816"/>
+          <w:sz w:val="22"/>
+        </w:rPr>
+        <w:t>关键词：盈亏不管，分红才算钱</w:t>
+      </w:r>
+    </w:p>
+    <w:p/>
+    <w:p>
+      <w:pPr>
+        <w:spacing w:after="60"/>
+      </w:pPr>
+      <w:r>
+        <w:rPr>
+          <w:color w:val="1A1816"/>
+          <w:sz w:val="22"/>
+        </w:rPr>
+        <w:t>第三步：权益法核算逻辑</w:t>
+      </w:r>
+    </w:p>
+    <w:p/>
+    <w:p>
+      <w:pPr>
+        <w:spacing w:after="60"/>
+      </w:pPr>
+      <w:r>
+        <w:rPr>
+          <w:color w:val="1A1816"/>
+          <w:sz w:val="22"/>
+        </w:rPr>
+        <w:t>初始：按实际支付金额记账</w:t>
+      </w:r>
+    </w:p>
+    <w:p>
+      <w:pPr>
+        <w:spacing w:after="60"/>
+      </w:pPr>
+      <w:r>
+        <w:rPr>
+          <w:color w:val="1A1816"/>
+          <w:sz w:val="22"/>
+        </w:rPr>
+        <w:t>后续：账面价值随对方盈亏变化</w:t>
+      </w:r>
+    </w:p>
+    <w:p>
+      <w:pPr>
+        <w:spacing w:after="60"/>
+      </w:pPr>
+      <w:r>
+        <w:rPr>
+          <w:color w:val="1A1816"/>
+          <w:sz w:val="22"/>
+        </w:rPr>
+        <w:t>· 对方盈利→借长期股权投资—损益调整/贷投资收益（按持股比例）</w:t>
+      </w:r>
+    </w:p>
+    <w:p>
+      <w:pPr>
+        <w:spacing w:after="60"/>
+      </w:pPr>
+      <w:r>
+        <w:rPr>
+          <w:color w:val="1A1816"/>
+          <w:sz w:val="22"/>
+        </w:rPr>
+        <w:t>· 对方亏损→借投资损失/贷长期股权投资—损益调整（按持股比例）</w:t>
+      </w:r>
+    </w:p>
+    <w:p>
+      <w:pPr>
+        <w:spacing w:after="60"/>
+      </w:pPr>
+      <w:r>
+        <w:rPr>
+          <w:color w:val="1A1816"/>
+          <w:sz w:val="22"/>
+        </w:rPr>
+        <w:t>· 对方分红→借应收股利/贷长期股权投资—损益调整（不确认收益！）</w:t>
+      </w:r>
+    </w:p>
+    <w:p/>
+    <w:p>
+      <w:pPr>
+        <w:spacing w:after="60"/>
+      </w:pPr>
+      <w:r>
+        <w:rPr>
+          <w:color w:val="1A1816"/>
+          <w:sz w:val="22"/>
+        </w:rPr>
+        <w:t>关键词：对方赚我调增，对方亏我调减，分红减账面</w:t>
+      </w:r>
+    </w:p>
+    <w:p/>
+    <w:p>
+      <w:pPr>
+        <w:spacing w:after="60"/>
+      </w:pPr>
+      <w:r>
+        <w:rPr>
+          <w:color w:val="1A1816"/>
+          <w:sz w:val="22"/>
+        </w:rPr>
+        <w:t>第四步：高频易错点</w:t>
       </w:r>
     </w:p>
     <w:p/>
@@ -1850,57 +1627,7 @@
           <w:color w:val="C8522A"/>
           <w:sz w:val="22"/>
         </w:rPr>
-        <w:t>🔑 第一步：分类三档</w:t>
-      </w:r>
-    </w:p>
-    <w:p/>
-    <w:p>
-      <w:pPr>
-        <w:spacing w:after="60"/>
-      </w:pPr>
-      <w:r>
-        <w:rPr>
-          <w:color w:val="1A1816"/>
-          <w:sz w:val="22"/>
-        </w:rPr>
-        <w:t>无重大影响（&lt;20%）→ 金融资产</w:t>
-      </w:r>
-    </w:p>
-    <w:p>
-      <w:pPr>
-        <w:spacing w:after="60"/>
-      </w:pPr>
-      <w:r>
-        <w:rPr>
-          <w:color w:val="1A1816"/>
-          <w:sz w:val="22"/>
-        </w:rPr>
-        <w:t>重大影响（联营/合营，20%-50%）→ 权益法</w:t>
-      </w:r>
-    </w:p>
-    <w:p>
-      <w:pPr>
-        <w:spacing w:after="60"/>
-      </w:pPr>
-      <w:r>
-        <w:rPr>
-          <w:color w:val="1A1816"/>
-          <w:sz w:val="22"/>
-        </w:rPr>
-        <w:t>控制（子公司，&gt;50%）→ 成本法+合并报表</w:t>
-      </w:r>
-    </w:p>
-    <w:p/>
-    <w:p>
-      <w:pPr>
-        <w:spacing w:after="60"/>
-      </w:pPr>
-      <w:r>
-        <w:rPr>
-          <w:color w:val="1A1816"/>
-          <w:sz w:val="22"/>
-        </w:rPr>
-        <w:t>甄嬛版：皇上旁观（远亲）→金融资产；皇上参谋（联营）→权益法；皇上做主（子公司）→成本法。</w:t>
+        <w:t>❌ 权益法下对方分红，误记为确认投资收益</w:t>
       </w:r>
     </w:p>
     <w:p>
@@ -1913,7 +1640,7 @@
           <w:color w:val="C8522A"/>
           <w:sz w:val="22"/>
         </w:rPr>
-        <w:t>⚠️ 持股比例只是参考，实质影响才是判断核心。</w:t>
+        <w:t>✅ 正确做法：减少账面价值，不过损益</w:t>
       </w:r>
     </w:p>
     <w:p/>
@@ -1927,35 +1654,9 @@
           <w:color w:val="C8522A"/>
           <w:sz w:val="22"/>
         </w:rPr>
-        <w:t>🔑 第二步：确认时点</w:t>
+        <w:t>❌ 成本法误以为要跟着对方盈亏调账</w:t>
       </w:r>
     </w:p>
-    <w:p/>
-    <w:p>
-      <w:pPr>
-        <w:spacing w:after="60"/>
-      </w:pPr>
-      <w:r>
-        <w:rPr>
-          <w:color w:val="1A1816"/>
-          <w:sz w:val="22"/>
-        </w:rPr>
-        <w:t>购买日/合并日——满足主要条件的那天：</w:t>
-      </w:r>
-    </w:p>
-    <w:p>
-      <w:pPr>
-        <w:spacing w:after="60"/>
-      </w:pPr>
-      <w:r>
-        <w:rPr>
-          <w:color w:val="1A1816"/>
-          <w:sz w:val="22"/>
-        </w:rPr>
-        <w:t>合同获批 + 审批通过 + 财产转移 + 支付主要对价 + 实际控制</w:t>
-      </w:r>
-    </w:p>
-    <w:p/>
     <w:p>
       <w:pPr>
         <w:spacing w:after="60"/>
@@ -1966,56 +1667,7 @@
           <w:color w:val="C8522A"/>
           <w:sz w:val="22"/>
         </w:rPr>
-        <w:t>🔑 第三步：初始计量手续费</w:t>
-      </w:r>
-    </w:p>
-    <w:p/>
-    <w:p>
-      <w:pPr>
-        <w:spacing w:after="60"/>
-      </w:pPr>
-      <w:r>
-        <w:rPr>
-          <w:color w:val="1A1816"/>
-          <w:sz w:val="22"/>
-        </w:rPr>
-        <w:t>权益法（联营/合营）→ 手续费进长投成本</w:t>
-      </w:r>
-    </w:p>
-    <w:p>
-      <w:pPr>
-        <w:spacing w:after="60"/>
-      </w:pPr>
-      <w:r>
-        <w:rPr>
-          <w:color w:val="1A1816"/>
-          <w:sz w:val="22"/>
-        </w:rPr>
-        <w:t>成本法（子公司）→ 手续费进管理费用</w:t>
-      </w:r>
-    </w:p>
-    <w:p>
-      <w:pPr>
-        <w:spacing w:after="60"/>
-      </w:pPr>
-      <w:r>
-        <w:rPr>
-          <w:color w:val="1A1816"/>
-          <w:sz w:val="22"/>
-        </w:rPr>
-        <w:t>发行权益工具 → 冲减资本公积</w:t>
-      </w:r>
-    </w:p>
-    <w:p>
-      <w:pPr>
-        <w:spacing w:after="60"/>
-      </w:pPr>
-      <w:r>
-        <w:rPr>
-          <w:color w:val="1A1816"/>
-          <w:sz w:val="22"/>
-        </w:rPr>
-        <w:t>发行债务工具 → 冲减利息调整</w:t>
+        <w:t>✅ 正确做法：分红才动账，其他时候一分不动</w:t>
       </w:r>
     </w:p>
     <w:p/>
@@ -2029,24 +1681,9 @@
           <w:color w:val="C8522A"/>
           <w:sz w:val="22"/>
         </w:rPr>
-        <w:t>⚠️ 权益法和成本法，手续费方向相反！这是选择题高频考点。</w:t>
+        <w:t>✨ 甄嬛叮嘱：</w:t>
       </w:r>
     </w:p>
-    <w:p/>
-    <w:p>
-      <w:pPr>
-        <w:spacing w:after="60"/>
-      </w:pPr>
-      <w:r>
-        <w:rPr>
-          <w:b/>
-          <w:color w:val="C8522A"/>
-          <w:sz w:val="22"/>
-        </w:rPr>
-        <w:t>🔑 第四步：后续计量对比</w:t>
-      </w:r>
-    </w:p>
-    <w:p/>
     <w:p>
       <w:pPr>
         <w:spacing w:after="60"/>
@@ -2056,7 +1693,7 @@
           <w:color w:val="1A1816"/>
           <w:sz w:val="22"/>
         </w:rPr>
-        <w:t>成本法：</w:t>
+        <w:t>速记口诀：成本法=定期，本金不变，只收利息（分红）</w:t>
       </w:r>
     </w:p>
     <w:p>
@@ -2068,9 +1705,10 @@
           <w:color w:val="1A1816"/>
           <w:sz w:val="22"/>
         </w:rPr>
-        <w:t>· 宣告分红→借：应收股利 贷：投资收益</w:t>
+        <w:t>权益法=合伙，随对方盈亏，分红减账面</w:t>
       </w:r>
     </w:p>
+    <w:p/>
     <w:p>
       <w:pPr>
         <w:spacing w:after="60"/>
@@ -2080,271 +1718,7 @@
           <w:color w:val="1A1816"/>
           <w:sz w:val="22"/>
         </w:rPr>
-        <w:t>· 减值→资产减值损失，不可转回！</w:t>
-      </w:r>
-    </w:p>
-    <w:p/>
-    <w:p>
-      <w:pPr>
-        <w:spacing w:after="60"/>
-      </w:pPr>
-      <w:r>
-        <w:rPr>
-          <w:color w:val="1A1816"/>
-          <w:sz w:val="22"/>
-        </w:rPr>
-        <w:t>权益法：</w:t>
-      </w:r>
-    </w:p>
-    <w:p>
-      <w:pPr>
-        <w:spacing w:after="60"/>
-      </w:pPr>
-      <w:r>
-        <w:rPr>
-          <w:color w:val="1A1816"/>
-          <w:sz w:val="22"/>
-        </w:rPr>
-        <w:t>· 净利润→借：长投 贷：投资收益（按持股比例）</w:t>
-      </w:r>
-    </w:p>
-    <w:p>
-      <w:pPr>
-        <w:spacing w:after="60"/>
-      </w:pPr>
-      <w:r>
-        <w:rPr>
-          <w:color w:val="1A1816"/>
-          <w:sz w:val="22"/>
-        </w:rPr>
-        <w:t>· 宣告分红→借：应收股利 贷：长投（冲账面，非收益！）</w:t>
-      </w:r>
-    </w:p>
-    <w:p>
-      <w:pPr>
-        <w:spacing w:after="60"/>
-      </w:pPr>
-      <w:r>
-        <w:rPr>
-          <w:color w:val="1A1816"/>
-          <w:sz w:val="22"/>
-        </w:rPr>
-        <w:t>· 其他综合收益变动→调整长投/其他综合收益</w:t>
-      </w:r>
-    </w:p>
-    <w:p>
-      <w:pPr>
-        <w:spacing w:after="60"/>
-      </w:pPr>
-      <w:r>
-        <w:rPr>
-          <w:color w:val="1A1816"/>
-          <w:sz w:val="22"/>
-        </w:rPr>
-        <w:t>· 其他权益变动→调整长投/资本公积</w:t>
-      </w:r>
-    </w:p>
-    <w:p/>
-    <w:p>
-      <w:pPr>
-        <w:spacing w:after="60"/>
-      </w:pPr>
-      <w:r>
-        <w:rPr>
-          <w:color w:val="1A1816"/>
-          <w:sz w:val="22"/>
-        </w:rPr>
-        <w:t>甄嬛版：成本法靠"年贡"（等分红才记收益）；权益法"盟国盈亏同步"（赚了我同步确认，分红只是取回）。</w:t>
-      </w:r>
-    </w:p>
-    <w:p/>
-    <w:p>
-      <w:pPr>
-        <w:spacing w:after="60"/>
-      </w:pPr>
-      <w:r>
-        <w:rPr>
-          <w:b/>
-          <w:color w:val="C8522A"/>
-          <w:sz w:val="22"/>
-        </w:rPr>
-        <w:t>🔑 第五步：长投转换</w:t>
-      </w:r>
-    </w:p>
-    <w:p/>
-    <w:p>
-      <w:pPr>
-        <w:spacing w:after="60"/>
-      </w:pPr>
-      <w:r>
-        <w:rPr>
-          <w:color w:val="1A1816"/>
-          <w:sz w:val="22"/>
-        </w:rPr>
-        <w:t>金融资产↔长投（跨准则）→ 视同处置，重新公允计量</w:t>
-      </w:r>
-    </w:p>
-    <w:p>
-      <w:pPr>
-        <w:spacing w:after="60"/>
-      </w:pPr>
-      <w:r>
-        <w:rPr>
-          <w:color w:val="1A1816"/>
-          <w:sz w:val="22"/>
-        </w:rPr>
-        <w:t>权益法→成本法 → 不追溯</w:t>
-      </w:r>
-    </w:p>
-    <w:p>
-      <w:pPr>
-        <w:spacing w:after="60"/>
-      </w:pPr>
-      <w:r>
-        <w:rPr>
-          <w:color w:val="1A1816"/>
-          <w:sz w:val="22"/>
-        </w:rPr>
-        <w:t>成本法→权益法 → 必须追溯调整！补确认以前权益变动</w:t>
-      </w:r>
-    </w:p>
-    <w:p/>
-    <w:p>
-      <w:pPr>
-        <w:spacing w:after="60"/>
-      </w:pPr>
-      <w:r>
-        <w:rPr>
-          <w:color w:val="1A1816"/>
-          <w:sz w:val="22"/>
-        </w:rPr>
-        <w:t>口诀：跨界视同处置；成本转权益必追溯</w:t>
-      </w:r>
-    </w:p>
-    <w:p/>
-    <w:p>
-      <w:pPr>
-        <w:spacing w:after="60"/>
-      </w:pPr>
-      <w:r>
-        <w:rPr>
-          <w:b/>
-          <w:color w:val="C8522A"/>
-          <w:sz w:val="22"/>
-        </w:rPr>
-        <w:t>🔑 第六步：处置</w:t>
-      </w:r>
-    </w:p>
-    <w:p/>
-    <w:p>
-      <w:pPr>
-        <w:spacing w:after="60"/>
-      </w:pPr>
-      <w:r>
-        <w:rPr>
-          <w:color w:val="1A1816"/>
-          <w:sz w:val="22"/>
-        </w:rPr>
-        <w:t>权益法长投处置：</w:t>
-      </w:r>
-    </w:p>
-    <w:p>
-      <w:pPr>
-        <w:spacing w:after="60"/>
-      </w:pPr>
-      <w:r>
-        <w:rPr>
-          <w:color w:val="1A1816"/>
-          <w:sz w:val="22"/>
-        </w:rPr>
-        <w:t>借：银行存款</w:t>
-      </w:r>
-    </w:p>
-    <w:p>
-      <w:pPr>
-        <w:spacing w:after="60"/>
-      </w:pPr>
-      <w:r>
-        <w:rPr>
-          <w:color w:val="1A1816"/>
-          <w:sz w:val="22"/>
-        </w:rPr>
-        <w:t>贷：长期股权投资（账面）+ 投资收益（差额）</w:t>
-      </w:r>
-    </w:p>
-    <w:p>
-      <w:pPr>
-        <w:spacing w:after="60"/>
-      </w:pPr>
-      <w:r>
-        <w:rPr>
-          <w:color w:val="1A1816"/>
-          <w:sz w:val="22"/>
-        </w:rPr>
-        <w:t>同时：其他综合收益、资本公积余额→全部转入投资收益</w:t>
-      </w:r>
-    </w:p>
-    <w:p/>
-    <w:p>
-      <w:pPr>
-        <w:spacing w:after="60"/>
-      </w:pPr>
-      <w:r>
-        <w:rPr>
-          <w:color w:val="1A1816"/>
-          <w:sz w:val="22"/>
-        </w:rPr>
-        <w:t>成本法长投处置：</w:t>
-      </w:r>
-    </w:p>
-    <w:p>
-      <w:pPr>
-        <w:spacing w:after="60"/>
-      </w:pPr>
-      <w:r>
-        <w:rPr>
-          <w:color w:val="1A1816"/>
-          <w:sz w:val="22"/>
-        </w:rPr>
-        <w:t>借：银行存款</w:t>
-      </w:r>
-    </w:p>
-    <w:p>
-      <w:pPr>
-        <w:spacing w:after="60"/>
-      </w:pPr>
-      <w:r>
-        <w:rPr>
-          <w:color w:val="1A1816"/>
-          <w:sz w:val="22"/>
-        </w:rPr>
-        <w:t>贷：长期股权投资 + 投资收益（差额）</w:t>
-      </w:r>
-    </w:p>
-    <w:p/>
-    <w:p>
-      <w:pPr>
-        <w:spacing w:after="60"/>
-      </w:pPr>
-      <w:r>
-        <w:rPr>
-          <w:b/>
-          <w:color w:val="C8522A"/>
-          <w:sz w:val="22"/>
-        </w:rPr>
-        <w:t>✨ 甄嬛速记总结</w:t>
-      </w:r>
-    </w:p>
-    <w:p>
-      <w:pPr>
-        <w:spacing w:after="60"/>
-      </w:pPr>
-      <w:r>
-        <w:rPr>
-          <w:color w:val="1A1816"/>
-          <w:sz w:val="22"/>
-        </w:rPr>
-        <w:t>分类→确认→初始手续费→后续→转换→处置，六步走完，长投不乱。</w:t>
+        <w:t>②vs④比：成本法分红确认收益；权益法分红减账面，不确认收益——必考对比，一定记清楚！</w:t>
       </w:r>
     </w:p>
     <w:p>
@@ -2366,7 +1740,7 @@
           <w:color w:val="6B6560"/>
           <w:sz w:val="18"/>
         </w:rPr>
-        <w:t>话题：#中级会计备考 #中级会计 #会计 #长期股权投资 #甄嬛传 #备考冲刺 #财会干货 #会计大白话 #9月上岸 #诗雨会计</w:t>
+        <w:t>话题：#中级会计备考 #中级会计 #中级会计实务 #长期股权投资 #速记版 #备考冲刺 #财会干货 #会计大白话 #9月上岸 #诗雨会计</w:t>
       </w:r>
     </w:p>
     <w:p>
@@ -2435,7 +1809,7 @@
           <w:color w:val="C0392B"/>
           <w:sz w:val="36"/>
         </w:rPr>
-        <w:t>学长期股权投资，我踩了6个坑</w:t>
+        <w:t>学长期股权投资，我踩了3个坑</w:t>
       </w:r>
     </w:p>
     <w:p>
@@ -2455,9 +1829,10 @@
           <w:color w:val="1A1816"/>
           <w:sz w:val="22"/>
         </w:rPr>
-        <w:t>备考长期股权投资，我一开始全靠蒙，把这6个坑全踩了。😤</w:t>
+        <w:t>备考长期股权投资，我踩了3个坑，每个都是考场失分点。😤</w:t>
       </w:r>
     </w:p>
+    <w:p/>
     <w:p>
       <w:pPr>
         <w:spacing w:after="60"/>
@@ -2467,7 +1842,272 @@
           <w:color w:val="1A1816"/>
           <w:sz w:val="22"/>
         </w:rPr>
-        <w:t>每一个都是考场常见失分点，搞清楚了直接省10分。</w:t>
+        <w:t>💥 坑1：权益法分红，误认为要确认投资收益</w:t>
+      </w:r>
+    </w:p>
+    <w:p/>
+    <w:p>
+      <w:pPr>
+        <w:spacing w:after="60"/>
+      </w:pPr>
+      <w:r>
+        <w:rPr>
+          <w:color w:val="1A1816"/>
+          <w:sz w:val="22"/>
+        </w:rPr>
+        <w:t>我当时的理解：对方分红给我钱，我当然要记投资收益。完全错了。</w:t>
+      </w:r>
+    </w:p>
+    <w:p/>
+    <w:p>
+      <w:pPr>
+        <w:spacing w:after="60"/>
+      </w:pPr>
+      <w:r>
+        <w:rPr>
+          <w:color w:val="1A1816"/>
+          <w:sz w:val="22"/>
+        </w:rPr>
+        <w:t>权益法下，对方分红的处理是：</w:t>
+      </w:r>
+    </w:p>
+    <w:p>
+      <w:pPr>
+        <w:spacing w:after="60"/>
+      </w:pPr>
+      <w:r>
+        <w:rPr>
+          <w:color w:val="1A1816"/>
+          <w:sz w:val="22"/>
+        </w:rPr>
+        <w:t>借：应收股利</w:t>
+      </w:r>
+    </w:p>
+    <w:p>
+      <w:pPr>
+        <w:spacing w:after="60"/>
+      </w:pPr>
+      <w:r>
+        <w:rPr>
+          <w:color w:val="1A1816"/>
+          <w:sz w:val="22"/>
+        </w:rPr>
+        <w:t>贷：长期股权投资——损益调整</w:t>
+      </w:r>
+    </w:p>
+    <w:p/>
+    <w:p>
+      <w:pPr>
+        <w:spacing w:after="60"/>
+      </w:pPr>
+      <w:r>
+        <w:rPr>
+          <w:color w:val="1A1816"/>
+          <w:sz w:val="22"/>
+        </w:rPr>
+        <w:t>不过损益，不确认收益！</w:t>
+      </w:r>
+    </w:p>
+    <w:p/>
+    <w:p>
+      <w:pPr>
+        <w:spacing w:after="60"/>
+      </w:pPr>
+      <w:r>
+        <w:rPr>
+          <w:color w:val="1A1816"/>
+          <w:sz w:val="22"/>
+        </w:rPr>
+        <w:t>为什么？因为权益法在对方盈利时已经确认过收益了，分红只是把之前确认的账面价值"取出来"，不能重复计收益。</w:t>
+      </w:r>
+    </w:p>
+    <w:p/>
+    <w:p>
+      <w:pPr>
+        <w:spacing w:after="60"/>
+      </w:pPr>
+      <w:r>
+        <w:rPr>
+          <w:color w:val="1A1816"/>
+          <w:sz w:val="22"/>
+        </w:rPr>
+        <w:t>成本法才是：分红→确认投资收益。</w:t>
+      </w:r>
+    </w:p>
+    <w:p>
+      <w:pPr>
+        <w:spacing w:after="60"/>
+      </w:pPr>
+      <w:r>
+        <w:rPr>
+          <w:color w:val="1A1816"/>
+          <w:sz w:val="22"/>
+        </w:rPr>
+        <w:t>这两个搞反，综合题直接失分。</w:t>
+      </w:r>
+    </w:p>
+    <w:p/>
+    <w:p>
+      <w:pPr>
+        <w:spacing w:after="60"/>
+      </w:pPr>
+      <w:r>
+        <w:rPr>
+          <w:color w:val="1A1816"/>
+          <w:sz w:val="22"/>
+        </w:rPr>
+        <w:t>💥 坑2：以为成本法下对方盈亏要调账</w:t>
+      </w:r>
+    </w:p>
+    <w:p/>
+    <w:p>
+      <w:pPr>
+        <w:spacing w:after="60"/>
+      </w:pPr>
+      <w:r>
+        <w:rPr>
+          <w:color w:val="1A1816"/>
+          <w:sz w:val="22"/>
+        </w:rPr>
+        <w:t>有一道题：A公司持有B公司60%股份，B公司本年盈利100万，A公司账上怎么处理？</w:t>
+      </w:r>
+    </w:p>
+    <w:p/>
+    <w:p>
+      <w:pPr>
+        <w:spacing w:after="60"/>
+      </w:pPr>
+      <w:r>
+        <w:rPr>
+          <w:color w:val="1A1816"/>
+          <w:sz w:val="22"/>
+        </w:rPr>
+        <w:t>我当时：按60%确认60万投资收益。</w:t>
+      </w:r>
+    </w:p>
+    <w:p>
+      <w:pPr>
+        <w:spacing w:after="60"/>
+      </w:pPr>
+      <w:r>
+        <w:rPr>
+          <w:color w:val="1A1816"/>
+          <w:sz w:val="22"/>
+        </w:rPr>
+        <w:t>正确答案：不做任何处理。</w:t>
+      </w:r>
+    </w:p>
+    <w:p/>
+    <w:p>
+      <w:pPr>
+        <w:spacing w:after="60"/>
+      </w:pPr>
+      <w:r>
+        <w:rPr>
+          <w:color w:val="1A1816"/>
+          <w:sz w:val="22"/>
+        </w:rPr>
+        <w:t>成本法下，不管对方赚多少亏多少，账面价值一律不动，只有分红了才确认收益。</w:t>
+      </w:r>
+    </w:p>
+    <w:p/>
+    <w:p>
+      <w:pPr>
+        <w:spacing w:after="60"/>
+      </w:pPr>
+      <w:r>
+        <w:rPr>
+          <w:color w:val="1A1816"/>
+          <w:sz w:val="22"/>
+        </w:rPr>
+        <w:t>60%持股→控制→成本法→盈亏不管→不做账。</w:t>
+      </w:r>
+    </w:p>
+    <w:p>
+      <w:pPr>
+        <w:spacing w:after="60"/>
+      </w:pPr>
+      <w:r>
+        <w:rPr>
+          <w:color w:val="1A1816"/>
+          <w:sz w:val="22"/>
+        </w:rPr>
+        <w:t>记住这个判断链，不会再错。</w:t>
+      </w:r>
+    </w:p>
+    <w:p/>
+    <w:p>
+      <w:pPr>
+        <w:spacing w:after="60"/>
+      </w:pPr>
+      <w:r>
+        <w:rPr>
+          <w:color w:val="1A1816"/>
+          <w:sz w:val="22"/>
+        </w:rPr>
+        <w:t>💥 坑3：持股比例和核算方法对应关系记混</w:t>
+      </w:r>
+    </w:p>
+    <w:p/>
+    <w:p>
+      <w:pPr>
+        <w:spacing w:after="60"/>
+      </w:pPr>
+      <w:r>
+        <w:rPr>
+          <w:color w:val="1A1816"/>
+          <w:sz w:val="22"/>
+        </w:rPr>
+        <w:t>"持股30%用成本法"——这是最常见的记忆错误。</w:t>
+      </w:r>
+    </w:p>
+    <w:p/>
+    <w:p>
+      <w:pPr>
+        <w:spacing w:after="60"/>
+      </w:pPr>
+      <w:r>
+        <w:rPr>
+          <w:color w:val="1A1816"/>
+          <w:sz w:val="22"/>
+        </w:rPr>
+        <w:t>正确对应：</w:t>
+      </w:r>
+    </w:p>
+    <w:p>
+      <w:pPr>
+        <w:spacing w:after="60"/>
+      </w:pPr>
+      <w:r>
+        <w:rPr>
+          <w:color w:val="1A1816"/>
+          <w:sz w:val="22"/>
+        </w:rPr>
+        <w:t>持股&gt;50%：控制→成本法</w:t>
+      </w:r>
+    </w:p>
+    <w:p>
+      <w:pPr>
+        <w:spacing w:after="60"/>
+      </w:pPr>
+      <w:r>
+        <w:rPr>
+          <w:color w:val="1A1816"/>
+          <w:sz w:val="22"/>
+        </w:rPr>
+        <w:t>持股20%—50%：重大影响或共同控制→权益法</w:t>
+      </w:r>
+    </w:p>
+    <w:p>
+      <w:pPr>
+        <w:spacing w:after="60"/>
+      </w:pPr>
+      <w:r>
+        <w:rPr>
+          <w:color w:val="1A1816"/>
+          <w:sz w:val="22"/>
+        </w:rPr>
+        <w:t>持股&lt;20%：一般情况→金融资产，不用长期股权投资核算</w:t>
       </w:r>
     </w:p>
     <w:p/>
@@ -2481,10 +2121,9 @@
           <w:color w:val="C8522A"/>
           <w:sz w:val="22"/>
         </w:rPr>
-        <w:t>💥 坑1：确认时点认不准</w:t>
+        <w:t>📌 总结：</w:t>
       </w:r>
     </w:p>
-    <w:p/>
     <w:p>
       <w:pPr>
         <w:spacing w:after="60"/>
@@ -2494,7 +2133,7 @@
           <w:color w:val="1A1816"/>
           <w:sz w:val="22"/>
         </w:rPr>
-        <w:t>我：合同签了，马上建账。</w:t>
+        <w:t>权益法分红不确认收益（减账面）；成本法盈亏不做账（只看分红）；</w:t>
       </w:r>
     </w:p>
     <w:p>
@@ -2506,9 +2145,10 @@
           <w:color w:val="1A1816"/>
           <w:sz w:val="22"/>
         </w:rPr>
-        <w:t>其实：长投确认要满足5个信号：</w:t>
+        <w:t>持股比例→控制/影响→成本法/权益法。</w:t>
       </w:r>
     </w:p>
+    <w:p/>
     <w:p>
       <w:pPr>
         <w:spacing w:after="60"/>
@@ -2518,337 +2158,7 @@
           <w:color w:val="1A1816"/>
           <w:sz w:val="22"/>
         </w:rPr>
-        <w:t>合同获股东大会批准 / 审批通过 / 财产转移手续办妥 / 支付主要对价且能支付剩余 / 实际控制了经营政策。</w:t>
-      </w:r>
-    </w:p>
-    <w:p>
-      <w:pPr>
-        <w:spacing w:after="60"/>
-      </w:pPr>
-      <w:r>
-        <w:rPr>
-          <w:color w:val="1A1816"/>
-          <w:sz w:val="22"/>
-        </w:rPr>
-        <w:t>满足主要条件那天，才是购买日/确认日。</w:t>
-      </w:r>
-    </w:p>
-    <w:p/>
-    <w:p>
-      <w:pPr>
-        <w:spacing w:after="60"/>
-      </w:pPr>
-      <w:r>
-        <w:rPr>
-          <w:b/>
-          <w:color w:val="C8522A"/>
-          <w:sz w:val="22"/>
-        </w:rPr>
-        <w:t>💥 坑2：初始计量手续费搞反</w:t>
-      </w:r>
-    </w:p>
-    <w:p/>
-    <w:p>
-      <w:pPr>
-        <w:spacing w:after="60"/>
-      </w:pPr>
-      <w:r>
-        <w:rPr>
-          <w:color w:val="1A1816"/>
-          <w:sz w:val="22"/>
-        </w:rPr>
-        <w:t>我：手续费就是费用，管理费用走起！</w:t>
-      </w:r>
-    </w:p>
-    <w:p>
-      <w:pPr>
-        <w:spacing w:after="60"/>
-      </w:pPr>
-      <w:r>
-        <w:rPr>
-          <w:color w:val="1A1816"/>
-          <w:sz w:val="22"/>
-        </w:rPr>
-        <w:t>其实：权益法（联营/合营）手续费→计入长投成本。</w:t>
-      </w:r>
-    </w:p>
-    <w:p>
-      <w:pPr>
-        <w:spacing w:after="60"/>
-      </w:pPr>
-      <w:r>
-        <w:rPr>
-          <w:color w:val="1A1816"/>
-          <w:sz w:val="22"/>
-        </w:rPr>
-        <w:t>成本法（子公司）手续费→才进管理费用。</w:t>
-      </w:r>
-    </w:p>
-    <w:p>
-      <w:pPr>
-        <w:spacing w:after="60"/>
-      </w:pPr>
-      <w:r>
-        <w:rPr>
-          <w:color w:val="1A1816"/>
-          <w:sz w:val="22"/>
-        </w:rPr>
-        <w:t>两种方向相反，是选择题高频考点！</w:t>
-      </w:r>
-    </w:p>
-    <w:p/>
-    <w:p>
-      <w:pPr>
-        <w:spacing w:after="60"/>
-      </w:pPr>
-      <w:r>
-        <w:rPr>
-          <w:b/>
-          <w:color w:val="C8522A"/>
-          <w:sz w:val="22"/>
-        </w:rPr>
-        <w:t>💥 坑3：权益法分红记成了投资收益</w:t>
-      </w:r>
-    </w:p>
-    <w:p/>
-    <w:p>
-      <w:pPr>
-        <w:spacing w:after="60"/>
-      </w:pPr>
-      <w:r>
-        <w:rPr>
-          <w:color w:val="1A1816"/>
-          <w:sz w:val="22"/>
-        </w:rPr>
-        <w:t>我：被投资方分红，我分了钱，当然记收益。</w:t>
-      </w:r>
-    </w:p>
-    <w:p>
-      <w:pPr>
-        <w:spacing w:after="60"/>
-      </w:pPr>
-      <w:r>
-        <w:rPr>
-          <w:color w:val="1A1816"/>
-          <w:sz w:val="22"/>
-        </w:rPr>
-        <w:t>其实：权益法宣告分红→贷：长期股权投资（冲减账面）。</w:t>
-      </w:r>
-    </w:p>
-    <w:p>
-      <w:pPr>
-        <w:spacing w:after="60"/>
-      </w:pPr>
-      <w:r>
-        <w:rPr>
-          <w:color w:val="1A1816"/>
-          <w:sz w:val="22"/>
-        </w:rPr>
-        <w:t>收益在被投资方赚钱时就已经确认了，分红只是取回自己的那份。</w:t>
-      </w:r>
-    </w:p>
-    <w:p>
-      <w:pPr>
-        <w:spacing w:after="60"/>
-      </w:pPr>
-      <w:r>
-        <w:rPr>
-          <w:b/>
-          <w:color w:val="C8522A"/>
-          <w:sz w:val="22"/>
-        </w:rPr>
-        <w:t>✅ 成本法分红贷投资收益；权益法分红贷长投——这对比年年出！</w:t>
-      </w:r>
-    </w:p>
-    <w:p/>
-    <w:p>
-      <w:pPr>
-        <w:spacing w:after="60"/>
-      </w:pPr>
-      <w:r>
-        <w:rPr>
-          <w:b/>
-          <w:color w:val="C8522A"/>
-          <w:sz w:val="22"/>
-        </w:rPr>
-        <w:t>💥 坑4：成本转权益以为不用追溯</w:t>
-      </w:r>
-    </w:p>
-    <w:p/>
-    <w:p>
-      <w:pPr>
-        <w:spacing w:after="60"/>
-      </w:pPr>
-      <w:r>
-        <w:rPr>
-          <w:color w:val="1A1816"/>
-          <w:sz w:val="22"/>
-        </w:rPr>
-        <w:t>我：换方法了，从当期开始按权益法算就行。</w:t>
-      </w:r>
-    </w:p>
-    <w:p>
-      <w:pPr>
-        <w:spacing w:after="60"/>
-      </w:pPr>
-      <w:r>
-        <w:rPr>
-          <w:color w:val="1A1816"/>
-          <w:sz w:val="22"/>
-        </w:rPr>
-        <w:t>其实：成本法→权益法（失去控制只剩重大影响），必须追溯调整！</w:t>
-      </w:r>
-    </w:p>
-    <w:p>
-      <w:pPr>
-        <w:spacing w:after="60"/>
-      </w:pPr>
-      <w:r>
-        <w:rPr>
-          <w:color w:val="1A1816"/>
-          <w:sz w:val="22"/>
-        </w:rPr>
-        <w:t>要补确认以前成本法期间按权益法该认但没认的权益变动。</w:t>
-      </w:r>
-    </w:p>
-    <w:p>
-      <w:pPr>
-        <w:spacing w:after="60"/>
-      </w:pPr>
-      <w:r>
-        <w:rPr>
-          <w:color w:val="1A1816"/>
-          <w:sz w:val="22"/>
-        </w:rPr>
-        <w:t>反向（权益法→成本法）：不需要追溯，直接改。</w:t>
-      </w:r>
-    </w:p>
-    <w:p/>
-    <w:p>
-      <w:pPr>
-        <w:spacing w:after="60"/>
-      </w:pPr>
-      <w:r>
-        <w:rPr>
-          <w:b/>
-          <w:color w:val="C8522A"/>
-          <w:sz w:val="22"/>
-        </w:rPr>
-        <w:t>💥 坑5：以为长投减值可以转回</w:t>
-      </w:r>
-    </w:p>
-    <w:p/>
-    <w:p>
-      <w:pPr>
-        <w:spacing w:after="60"/>
-      </w:pPr>
-      <w:r>
-        <w:rPr>
-          <w:color w:val="1A1816"/>
-          <w:sz w:val="22"/>
-        </w:rPr>
-        <w:t>我：减值损失可以转回，跟信用减值模型一样。</w:t>
-      </w:r>
-    </w:p>
-    <w:p>
-      <w:pPr>
-        <w:spacing w:after="60"/>
-      </w:pPr>
-      <w:r>
-        <w:rPr>
-          <w:color w:val="1A1816"/>
-          <w:sz w:val="22"/>
-        </w:rPr>
-        <w:t>其实：成本法下长投减值不得转回！</w:t>
-      </w:r>
-    </w:p>
-    <w:p>
-      <w:pPr>
-        <w:spacing w:after="60"/>
-      </w:pPr>
-      <w:r>
-        <w:rPr>
-          <w:color w:val="1A1816"/>
-          <w:sz w:val="22"/>
-        </w:rPr>
-        <w:t>和资产减值损失规则一样，减了就是减了，不可逆。</w:t>
-      </w:r>
-    </w:p>
-    <w:p/>
-    <w:p>
-      <w:pPr>
-        <w:spacing w:after="60"/>
-      </w:pPr>
-      <w:r>
-        <w:rPr>
-          <w:b/>
-          <w:color w:val="C8522A"/>
-          <w:sz w:val="22"/>
-        </w:rPr>
-        <w:t>💥 坑6：处置权益法长投时漏了一步</w:t>
-      </w:r>
-    </w:p>
-    <w:p/>
-    <w:p>
-      <w:pPr>
-        <w:spacing w:after="60"/>
-      </w:pPr>
-      <w:r>
-        <w:rPr>
-          <w:color w:val="1A1816"/>
-          <w:sz w:val="22"/>
-        </w:rPr>
-        <w:t>我：收钱了，账面价值冲一下，差额记投资收益，完事！</w:t>
-      </w:r>
-    </w:p>
-    <w:p>
-      <w:pPr>
-        <w:spacing w:after="60"/>
-      </w:pPr>
-      <w:r>
-        <w:rPr>
-          <w:color w:val="1A1816"/>
-          <w:sz w:val="22"/>
-        </w:rPr>
-        <w:t>其实：处置权益法长投时，还必须把"其他综合收益"余额，全部转入投资收益。</w:t>
-      </w:r>
-    </w:p>
-    <w:p>
-      <w:pPr>
-        <w:spacing w:after="60"/>
-      </w:pPr>
-      <w:r>
-        <w:rPr>
-          <w:color w:val="1A1816"/>
-          <w:sz w:val="22"/>
-        </w:rPr>
-        <w:t>漏了这一步，处置收益就少了，大题会专门扣这个分。</w:t>
-      </w:r>
-    </w:p>
-    <w:p/>
-    <w:p>
-      <w:pPr>
-        <w:spacing w:after="60"/>
-      </w:pPr>
-      <w:r>
-        <w:rPr>
-          <w:b/>
-          <w:color w:val="C8522A"/>
-          <w:sz w:val="22"/>
-        </w:rPr>
-        <w:t>📌 总结：6个坑覆盖确认→初始→后续→转换→处置全流程。</w:t>
-      </w:r>
-    </w:p>
-    <w:p>
-      <w:pPr>
-        <w:spacing w:after="60"/>
-      </w:pPr>
-      <w:r>
-        <w:rPr>
-          <w:color w:val="1A1816"/>
-          <w:sz w:val="22"/>
-        </w:rPr>
-        <w:t>长投题不要死背分录，把每步的逻辑搞透，做题才不乱。</w:t>
+        <w:t>这三条搞清楚，长投送分题稳拿。💪</w:t>
       </w:r>
     </w:p>
     <w:p>
@@ -2870,7 +2180,7 @@
           <w:color w:val="6B6560"/>
           <w:sz w:val="18"/>
         </w:rPr>
-        <w:t>话题：#中级会计备考 #中级会计 #会计 #长期股权投资 #备考避坑 #备考冲刺 #财会干货 #会计大白话 #9月上岸 #诗雨会计</w:t>
+        <w:t>话题：#中级会计备考 #中级会计 #中级会计实务 #长期股权投资 #备考避坑 #备考冲刺 #财会干货 #会计大白话 #9月上岸 #诗雨会计</w:t>
       </w:r>
     </w:p>
     <w:p>
@@ -2939,7 +2249,7 @@
           <w:color w:val="C0392B"/>
           <w:sz w:val="36"/>
         </w:rPr>
-        <w:t>长期股权投资全考点收藏版｜核心总结</w:t>
+        <w:t>长期股权投资全考点｜收藏版总结</w:t>
       </w:r>
     </w:p>
     <w:p>
@@ -2972,7 +2282,7 @@
           <w:color w:val="1A1816"/>
           <w:sz w:val="22"/>
         </w:rPr>
-        <w:t>【一】三种分类</w:t>
+        <w:t>【一】核算方法选择</w:t>
       </w:r>
     </w:p>
     <w:p/>
@@ -2985,9 +2295,10 @@
           <w:color w:val="1A1816"/>
           <w:sz w:val="22"/>
         </w:rPr>
-        <w:t>无重大影响 → 金融资产（交易性金融资产 / 其他权益工具投资）</w:t>
+        <w:t>口诀：控制用成本法；影响用权益法</w:t>
       </w:r>
     </w:p>
+    <w:p/>
     <w:p>
       <w:pPr>
         <w:spacing w:after="60"/>
@@ -2997,7 +2308,7 @@
           <w:color w:val="1A1816"/>
           <w:sz w:val="22"/>
         </w:rPr>
-        <w:t>重大影响（联营/合营，通常20%-50%）→ 权益法</w:t>
+        <w:t>持股&gt;50%，控制（子公司）→成本法</w:t>
       </w:r>
     </w:p>
     <w:p>
@@ -3009,10 +2320,9 @@
           <w:color w:val="1A1816"/>
           <w:sz w:val="22"/>
         </w:rPr>
-        <w:t>控制（子公司，通常&gt;50%）→ 成本法 + 合并报表</w:t>
+        <w:t>持股20%—50%，重大影响（联营）/ 共同控制（合营）→权益法</w:t>
       </w:r>
     </w:p>
-    <w:p/>
     <w:p>
       <w:pPr>
         <w:spacing w:after="60"/>
@@ -3022,7 +2332,7 @@
           <w:color w:val="1A1816"/>
           <w:sz w:val="22"/>
         </w:rPr>
-        <w:t>判断核心：看实质控制，持股比例只是参考。</w:t>
+        <w:t>持股&lt;20%，一般不构成重大影响→金融资产核算</w:t>
       </w:r>
     </w:p>
     <w:p/>
@@ -3035,7 +2345,7 @@
           <w:color w:val="1A1816"/>
           <w:sz w:val="22"/>
         </w:rPr>
-        <w:t>【二】确认时点（购买日 / 合并日）</w:t>
+        <w:t>注意：持股比例是一般性判断，实际以能否控制/重大影响为准。</w:t>
       </w:r>
     </w:p>
     <w:p/>
@@ -3048,9 +2358,10 @@
           <w:color w:val="1A1816"/>
           <w:sz w:val="22"/>
         </w:rPr>
-        <w:t>满足以下主要条件的时点确认长投：</w:t>
+        <w:t>【二】成本法核算要点</w:t>
       </w:r>
     </w:p>
+    <w:p/>
     <w:p>
       <w:pPr>
         <w:spacing w:after="60"/>
@@ -3060,7 +2371,7 @@
           <w:color w:val="1A1816"/>
           <w:sz w:val="22"/>
         </w:rPr>
-        <w:t>① 合并协议获股东大会通过</w:t>
+        <w:t>初始确认：按实际成本入账</w:t>
       </w:r>
     </w:p>
     <w:p>
@@ -3072,9 +2383,10 @@
           <w:color w:val="1A1816"/>
           <w:sz w:val="22"/>
         </w:rPr>
-        <w:t>② 取得有关部门审批</w:t>
+        <w:t>后续计量：账面价值不随被投资方盈亏变化</w:t>
       </w:r>
     </w:p>
+    <w:p/>
     <w:p>
       <w:pPr>
         <w:spacing w:after="60"/>
@@ -3084,7 +2396,7 @@
           <w:color w:val="1A1816"/>
           <w:sz w:val="22"/>
         </w:rPr>
-        <w:t>③ 财产转移手续已办妥</w:t>
+        <w:t>分红处理：</w:t>
       </w:r>
     </w:p>
     <w:p>
@@ -3096,7 +2408,7 @@
           <w:color w:val="1A1816"/>
           <w:sz w:val="22"/>
         </w:rPr>
-        <w:t>④ 已支付主要合并对价，且有能力支付剩余款项</w:t>
+        <w:t>· 宣告分红：借应收股利/贷投资收益</w:t>
       </w:r>
     </w:p>
     <w:p>
@@ -3108,7 +2420,7 @@
           <w:color w:val="1A1816"/>
           <w:sz w:val="22"/>
         </w:rPr>
-        <w:t>⑤ 实际控制被投资方经营政策，承担风险享有收益</w:t>
+        <w:t>· 实收现金：借银行存款/贷应收股利</w:t>
       </w:r>
     </w:p>
     <w:p/>
@@ -3121,7 +2433,7 @@
           <w:color w:val="1A1816"/>
           <w:sz w:val="22"/>
         </w:rPr>
-        <w:t>【三】初始计量——手续费处理</w:t>
+        <w:t>核心：对方盈亏与账面价值无关，盈亏不管，只看分红。</w:t>
       </w:r>
     </w:p>
     <w:p/>
@@ -3134,9 +2446,10 @@
           <w:color w:val="1A1816"/>
           <w:sz w:val="22"/>
         </w:rPr>
-        <w:t>权益法（联营/合营）：手续费计入长投成本</w:t>
+        <w:t>【三】权益法核算要点</w:t>
       </w:r>
     </w:p>
+    <w:p/>
     <w:p>
       <w:pPr>
         <w:spacing w:after="60"/>
@@ -3146,7 +2459,7 @@
           <w:color w:val="1A1816"/>
           <w:sz w:val="22"/>
         </w:rPr>
-        <w:t>成本法—同一控制：手续费计入管理费用；差额调资本公积（不足调留存收益）</w:t>
+        <w:t>初始确认：按实际成本入账</w:t>
       </w:r>
     </w:p>
     <w:p>
@@ -3158,9 +2471,10 @@
           <w:color w:val="1A1816"/>
           <w:sz w:val="22"/>
         </w:rPr>
-        <w:t>成本法—非同一控制：手续费计入管理费用；按购买对价公允价值入账</w:t>
+        <w:t>后续计量：随被投资方盈亏同步调整账面价值</w:t>
       </w:r>
     </w:p>
+    <w:p/>
     <w:p>
       <w:pPr>
         <w:spacing w:after="60"/>
@@ -3170,7 +2484,7 @@
           <w:color w:val="1A1816"/>
           <w:sz w:val="22"/>
         </w:rPr>
-        <w:t>发行权益工具：佣金手续费冲减资本公积</w:t>
+        <w:t>① 被投资方盈利，按持股比例：</w:t>
       </w:r>
     </w:p>
     <w:p>
@@ -3182,10 +2496,9 @@
           <w:color w:val="1A1816"/>
           <w:sz w:val="22"/>
         </w:rPr>
-        <w:t>发行债务工具：手续费冲减利息调整</w:t>
+        <w:t>借：长期股权投资——损益调整</w:t>
       </w:r>
     </w:p>
-    <w:p/>
     <w:p>
       <w:pPr>
         <w:spacing w:after="60"/>
@@ -3195,7 +2508,7 @@
           <w:color w:val="1A1816"/>
           <w:sz w:val="22"/>
         </w:rPr>
-        <w:t>【四】后续计量</w:t>
+        <w:t>贷：投资收益</w:t>
       </w:r>
     </w:p>
     <w:p/>
@@ -3208,7 +2521,7 @@
           <w:color w:val="1A1816"/>
           <w:sz w:val="22"/>
         </w:rPr>
-        <w:t>成本法（子公司）：</w:t>
+        <w:t>② 被投资方亏损，按持股比例：</w:t>
       </w:r>
     </w:p>
     <w:p>
@@ -3220,7 +2533,7 @@
           <w:color w:val="1A1816"/>
           <w:sz w:val="22"/>
         </w:rPr>
-        <w:t>· 宣告分红→借：应收股利　贷：投资收益</w:t>
+        <w:t>借：投资损失</w:t>
       </w:r>
     </w:p>
     <w:p>
@@ -3232,7 +2545,7 @@
           <w:color w:val="1A1816"/>
           <w:sz w:val="22"/>
         </w:rPr>
-        <w:t>· 减值→资产减值损失，不得转回！</w:t>
+        <w:t>贷：长期股权投资——损益调整</w:t>
       </w:r>
     </w:p>
     <w:p/>
@@ -3245,7 +2558,7 @@
           <w:color w:val="1A1816"/>
           <w:sz w:val="22"/>
         </w:rPr>
-        <w:t>权益法（联营/合营）：</w:t>
+        <w:t>③ 被投资方分红，按持股比例（不确认收益！）：</w:t>
       </w:r>
     </w:p>
     <w:p>
@@ -3257,7 +2570,7 @@
           <w:color w:val="1A1816"/>
           <w:sz w:val="22"/>
         </w:rPr>
-        <w:t>· 净利润→借：长投　贷：投资收益（持股比例）</w:t>
+        <w:t>借：应收股利</w:t>
       </w:r>
     </w:p>
     <w:p>
@@ -3269,9 +2582,10 @@
           <w:color w:val="1A1816"/>
           <w:sz w:val="22"/>
         </w:rPr>
-        <w:t>· 宣告分红→借：应收股利　贷：长投（冲减账面，非收益！）</w:t>
+        <w:t>贷：长期股权投资——损益调整</w:t>
       </w:r>
     </w:p>
+    <w:p/>
     <w:p>
       <w:pPr>
         <w:spacing w:after="60"/>
@@ -3281,9 +2595,10 @@
           <w:color w:val="1A1816"/>
           <w:sz w:val="22"/>
         </w:rPr>
-        <w:t>· 其他综合收益变动→借/贷：长投　贷/借：其他综合收益</w:t>
+        <w:t>【四】必考对比汇总</w:t>
       </w:r>
     </w:p>
+    <w:p/>
     <w:p>
       <w:pPr>
         <w:spacing w:after="60"/>
@@ -3293,10 +2608,9 @@
           <w:color w:val="1A1816"/>
           <w:sz w:val="22"/>
         </w:rPr>
-        <w:t>· 其他权益变动→借/贷：长投　贷/借：资本公积</w:t>
+        <w:t>被投资方盈利：成本法账面不变；权益法调增+确认收益</w:t>
       </w:r>
     </w:p>
-    <w:p/>
     <w:p>
       <w:pPr>
         <w:spacing w:after="60"/>
@@ -3306,10 +2620,9 @@
           <w:color w:val="1A1816"/>
           <w:sz w:val="22"/>
         </w:rPr>
-        <w:t>【五】长投转换</w:t>
+        <w:t>被投资方亏损：成本法账面不变；权益法调减+确认损失</w:t>
       </w:r>
     </w:p>
-    <w:p/>
     <w:p>
       <w:pPr>
         <w:spacing w:after="60"/>
@@ -3319,9 +2632,10 @@
           <w:color w:val="1A1816"/>
           <w:sz w:val="22"/>
         </w:rPr>
-        <w:t>金融资产↔长投（跨准则）→ 视同处置，重新按公允价值计量</w:t>
+        <w:t>被投资方分红：成本法确认投资收益；权益法减少账面价值，不确认收益</w:t>
       </w:r>
     </w:p>
+    <w:p/>
     <w:p>
       <w:pPr>
         <w:spacing w:after="60"/>
@@ -3331,130 +2645,7 @@
           <w:color w:val="1A1816"/>
           <w:sz w:val="22"/>
         </w:rPr>
-        <w:t>权益法→成本法（追加投资取得控制）→ 不追溯</w:t>
-      </w:r>
-    </w:p>
-    <w:p>
-      <w:pPr>
-        <w:spacing w:after="60"/>
-      </w:pPr>
-      <w:r>
-        <w:rPr>
-          <w:color w:val="1A1816"/>
-          <w:sz w:val="22"/>
-        </w:rPr>
-        <w:t>成本法→权益法（失去控制只剩重大影响）→ 必须追溯调整！</w:t>
-      </w:r>
-    </w:p>
-    <w:p>
-      <w:pPr>
-        <w:spacing w:after="60"/>
-      </w:pPr>
-      <w:r>
-        <w:rPr>
-          <w:color w:val="1A1816"/>
-          <w:sz w:val="22"/>
-        </w:rPr>
-        <w:t>补确认以前成本法期间漏记的权益变动部分。</w:t>
-      </w:r>
-    </w:p>
-    <w:p/>
-    <w:p>
-      <w:pPr>
-        <w:spacing w:after="60"/>
-      </w:pPr>
-      <w:r>
-        <w:rPr>
-          <w:color w:val="1A1816"/>
-          <w:sz w:val="22"/>
-        </w:rPr>
-        <w:t>【六】处置</w:t>
-      </w:r>
-    </w:p>
-    <w:p/>
-    <w:p>
-      <w:pPr>
-        <w:spacing w:after="60"/>
-      </w:pPr>
-      <w:r>
-        <w:rPr>
-          <w:color w:val="1A1816"/>
-          <w:sz w:val="22"/>
-        </w:rPr>
-        <w:t>权益法长投处置：</w:t>
-      </w:r>
-    </w:p>
-    <w:p>
-      <w:pPr>
-        <w:spacing w:after="60"/>
-      </w:pPr>
-      <w:r>
-        <w:rPr>
-          <w:color w:val="1A1816"/>
-          <w:sz w:val="22"/>
-        </w:rPr>
-        <w:t>借：银行存款</w:t>
-      </w:r>
-    </w:p>
-    <w:p>
-      <w:pPr>
-        <w:spacing w:after="60"/>
-      </w:pPr>
-      <w:r>
-        <w:rPr>
-          <w:color w:val="1A1816"/>
-          <w:sz w:val="22"/>
-        </w:rPr>
-        <w:t>贷：长期股权投资（账面价值）/ 投资收益（差额）</w:t>
-      </w:r>
-    </w:p>
-    <w:p>
-      <w:pPr>
-        <w:spacing w:after="60"/>
-      </w:pPr>
-      <w:r>
-        <w:rPr>
-          <w:color w:val="1A1816"/>
-          <w:sz w:val="22"/>
-        </w:rPr>
-        <w:t>同时将其他综合收益、资本公积余额→全部转入投资收益</w:t>
-      </w:r>
-    </w:p>
-    <w:p/>
-    <w:p>
-      <w:pPr>
-        <w:spacing w:after="60"/>
-      </w:pPr>
-      <w:r>
-        <w:rPr>
-          <w:color w:val="1A1816"/>
-          <w:sz w:val="22"/>
-        </w:rPr>
-        <w:t>成本法长投处置：</w:t>
-      </w:r>
-    </w:p>
-    <w:p>
-      <w:pPr>
-        <w:spacing w:after="60"/>
-      </w:pPr>
-      <w:r>
-        <w:rPr>
-          <w:color w:val="1A1816"/>
-          <w:sz w:val="22"/>
-        </w:rPr>
-        <w:t>借：银行存款</w:t>
-      </w:r>
-    </w:p>
-    <w:p>
-      <w:pPr>
-        <w:spacing w:after="60"/>
-      </w:pPr>
-      <w:r>
-        <w:rPr>
-          <w:color w:val="1A1816"/>
-          <w:sz w:val="22"/>
-        </w:rPr>
-        <w:t>贷：长期股权投资 / 投资收益（差额，可能借方）</w:t>
+        <w:t>【五】高频易错</w:t>
       </w:r>
     </w:p>
     <w:p/>
@@ -3468,7 +2659,34 @@
           <w:color w:val="C8522A"/>
           <w:sz w:val="22"/>
         </w:rPr>
-        <w:t>✨ 诗雨叮嘱：权益法后续（分红冲账面）和成本转权益追溯调整，是大题两大高频考点。把逻辑打通，分录自然会写，不用死背。</w:t>
+        <w:t>✅ 权益法分红→减账面，不确认收益</w:t>
+      </w:r>
+    </w:p>
+    <w:p>
+      <w:pPr>
+        <w:spacing w:after="60"/>
+      </w:pPr>
+      <w:r>
+        <w:rPr>
+          <w:b/>
+          <w:color w:val="C8522A"/>
+          <w:sz w:val="22"/>
+        </w:rPr>
+        <w:t>✅ 成本法盈亏→不做账，只看分红</w:t>
+      </w:r>
+    </w:p>
+    <w:p/>
+    <w:p>
+      <w:pPr>
+        <w:spacing w:after="60"/>
+      </w:pPr>
+      <w:r>
+        <w:rPr>
+          <w:b/>
+          <w:color w:val="C8522A"/>
+          <w:sz w:val="22"/>
+        </w:rPr>
+        <w:t>✨ 诗雨叮嘱：口诀"控制成本，影响权益"配合判断路径，分红处理是必考对比，建议收藏，考前回看。</w:t>
       </w:r>
     </w:p>
     <w:p>
@@ -3490,7 +2708,7 @@
           <w:color w:val="6B6560"/>
           <w:sz w:val="18"/>
         </w:rPr>
-        <w:t>话题：#中级会计备考 #中级会计 #会计 #长期股权投资 #考点整理 #备考冲刺 #财会干货 #会计大白话 #9月上岸 #诗雨会计</w:t>
+        <w:t>话题：#中级会计备考 #中级会计 #中级会计实务 #长期股权投资 #考点整理 #备考冲刺 #财会干货 #会计大白话 #9月上岸 #诗雨会计</w:t>
       </w:r>
     </w:p>
     <w:p>
@@ -3559,7 +2777,7 @@
           <w:color w:val="C0392B"/>
           <w:sz w:val="36"/>
         </w:rPr>
-        <w:t>距考试105天｜长期股权投资6个必背点</w:t>
+        <w:t>距考试105天｜长投成本法权益法必背点</w:t>
       </w:r>
     </w:p>
     <w:p>
@@ -3591,7 +2809,7 @@
           <w:color w:val="1A1816"/>
           <w:sz w:val="22"/>
         </w:rPr>
-        <w:t>长期股权投资是必考大题区，6个必背点今天全过一遍。</w:t>
+        <w:t>长期股权投资是中级实务高频考区，把必背点全过一遍。</w:t>
       </w:r>
     </w:p>
     <w:p/>
@@ -3605,7 +2823,7 @@
           <w:color w:val="C8522A"/>
           <w:sz w:val="22"/>
         </w:rPr>
-        <w:t>📌 必背点1：分类三档</w:t>
+        <w:t>📌 必背点1：方法判断口诀</w:t>
       </w:r>
     </w:p>
     <w:p/>
@@ -3618,7 +2836,7 @@
           <w:color w:val="1A1816"/>
           <w:sz w:val="22"/>
         </w:rPr>
-        <w:t>无重大影响→金融资产；重大影响→权益法；控制→成本法</w:t>
+        <w:t>控制→成本法；重大影响/共同控制→权益法</w:t>
       </w:r>
     </w:p>
     <w:p>
@@ -3630,7 +2848,7 @@
           <w:color w:val="1A1816"/>
           <w:sz w:val="22"/>
         </w:rPr>
-        <w:t>口诀：没影响金融、有影响权益、有控制成本</w:t>
+        <w:t>持股&gt;50%用成本法；持股20%—50%用权益法</w:t>
       </w:r>
     </w:p>
     <w:p/>
@@ -3644,7 +2862,7 @@
           <w:color w:val="C8522A"/>
           <w:sz w:val="22"/>
         </w:rPr>
-        <w:t>📌 必背点2：确认时点——5个信号</w:t>
+        <w:t>📌 必背点2：成本法的核心逻辑</w:t>
       </w:r>
     </w:p>
     <w:p/>
@@ -3657,7 +2875,7 @@
           <w:color w:val="1A1816"/>
           <w:sz w:val="22"/>
         </w:rPr>
-        <w:t>合同获批 / 审批通过 / 财产转移 / 支付主要对价 / 实际控制</w:t>
+        <w:t>账面价值固定不变。</w:t>
       </w:r>
     </w:p>
     <w:p>
@@ -3669,7 +2887,19 @@
           <w:color w:val="1A1816"/>
           <w:sz w:val="22"/>
         </w:rPr>
-        <w:t>满足主要条件那天才是购买日——签合同≠确认！</w:t>
+        <w:t>对方盈亏，账面一分不动；只有分红才确认投资收益。</w:t>
+      </w:r>
+    </w:p>
+    <w:p>
+      <w:pPr>
+        <w:spacing w:after="60"/>
+      </w:pPr>
+      <w:r>
+        <w:rPr>
+          <w:color w:val="1A1816"/>
+          <w:sz w:val="22"/>
+        </w:rPr>
+        <w:t>像存定期，本金不动，给钱分红才进账。</w:t>
       </w:r>
     </w:p>
     <w:p/>
@@ -3683,7 +2913,7 @@
           <w:color w:val="C8522A"/>
           <w:sz w:val="22"/>
         </w:rPr>
-        <w:t>📌 必背点3：初始手续费去向</w:t>
+        <w:t>📌 必背点3：权益法的核心逻辑</w:t>
       </w:r>
     </w:p>
     <w:p/>
@@ -3696,7 +2926,7 @@
           <w:color w:val="1A1816"/>
           <w:sz w:val="22"/>
         </w:rPr>
-        <w:t>权益法→进长投成本（提高账面价值）</w:t>
+        <w:t>账面价值跟着对方走。</w:t>
       </w:r>
     </w:p>
     <w:p>
@@ -3708,7 +2938,7 @@
           <w:color w:val="1A1816"/>
           <w:sz w:val="22"/>
         </w:rPr>
-        <w:t>成本法→进管理费用（当期费用化）</w:t>
+        <w:t>对方盈利→按持股比例调增账面+确认收益</w:t>
       </w:r>
     </w:p>
     <w:p>
@@ -3720,9 +2950,10 @@
           <w:color w:val="1A1816"/>
           <w:sz w:val="22"/>
         </w:rPr>
-        <w:t>发行权益工具→冲资本公积</w:t>
+        <w:t>对方亏损→按持股比例调减账面+确认损失</w:t>
       </w:r>
     </w:p>
+    <w:p/>
     <w:p>
       <w:pPr>
         <w:spacing w:after="60"/>
@@ -3733,7 +2964,32 @@
           <w:color w:val="C8522A"/>
           <w:sz w:val="22"/>
         </w:rPr>
-        <w:t>⚠️ 两种方法方向相反，必须背对！</w:t>
+        <w:t>📌 必背点4：分红处理对比（高频必考）</w:t>
+      </w:r>
+    </w:p>
+    <w:p/>
+    <w:p>
+      <w:pPr>
+        <w:spacing w:after="60"/>
+      </w:pPr>
+      <w:r>
+        <w:rPr>
+          <w:color w:val="1A1816"/>
+          <w:sz w:val="22"/>
+        </w:rPr>
+        <w:t>成本法分红：借应收股利/贷投资收益（确认收益）</w:t>
+      </w:r>
+    </w:p>
+    <w:p>
+      <w:pPr>
+        <w:spacing w:after="60"/>
+      </w:pPr>
+      <w:r>
+        <w:rPr>
+          <w:color w:val="1A1816"/>
+          <w:sz w:val="22"/>
+        </w:rPr>
+        <w:t>权益法分红：借应收股利/贷长期股权投资—损益调整（不确认收益！）</w:t>
       </w:r>
     </w:p>
     <w:p/>
@@ -3747,7 +3003,7 @@
           <w:color w:val="C8522A"/>
           <w:sz w:val="22"/>
         </w:rPr>
-        <w:t>📌 必背点4：权益法后续核心</w:t>
+        <w:t>📌 必背点5：权益法分红为何不确认收益？</w:t>
       </w:r>
     </w:p>
     <w:p/>
@@ -3760,21 +3016,10 @@
           <w:color w:val="1A1816"/>
           <w:sz w:val="22"/>
         </w:rPr>
-        <w:t>被投资方赚钱→我认收益（借长投 贷投资收益）</w:t>
+        <w:t>因为对方盈利时已经确认过收益了，分红只是把账面价值取出来，不能重复计收益。</w:t>
       </w:r>
     </w:p>
-    <w:p>
-      <w:pPr>
-        <w:spacing w:after="60"/>
-      </w:pPr>
-      <w:r>
-        <w:rPr>
-          <w:color w:val="1A1816"/>
-          <w:sz w:val="22"/>
-        </w:rPr>
-        <w:t>被投资方分红→冲账面（借应收股利 贷长投——不是收益！）</w:t>
-      </w:r>
-    </w:p>
+    <w:p/>
     <w:p>
       <w:pPr>
         <w:spacing w:after="60"/>
@@ -3785,21 +3030,7 @@
           <w:color w:val="C8522A"/>
           <w:sz w:val="22"/>
         </w:rPr>
-        <w:t>✅ 对比记忆：成本法分红贷投资收益；权益法分红贷长投</w:t>
-      </w:r>
-    </w:p>
-    <w:p/>
-    <w:p>
-      <w:pPr>
-        <w:spacing w:after="60"/>
-      </w:pPr>
-      <w:r>
-        <w:rPr>
-          <w:b/>
-          <w:color w:val="C8522A"/>
-          <w:sz w:val="22"/>
-        </w:rPr>
-        <w:t>📌 必背点5：转换——成本转权益必须追溯</w:t>
+        <w:t>📌 必背点6：记忆口诀</w:t>
       </w:r>
     </w:p>
     <w:p/>
@@ -3812,7 +3043,7 @@
           <w:color w:val="1A1816"/>
           <w:sz w:val="22"/>
         </w:rPr>
-        <w:t>失去控制只剩重大影响时，改权益法要追溯调整。</w:t>
+        <w:t>成本法=存定期，本金不变，只收分红</w:t>
       </w:r>
     </w:p>
     <w:p>
@@ -3824,9 +3055,10 @@
           <w:color w:val="1A1816"/>
           <w:sz w:val="22"/>
         </w:rPr>
-        <w:t>补确认以前成本法期间漏记的权益变动。</w:t>
+        <w:t>权益法=合伙做生意，对方赚你赚，对方亏你亏，分红减账面</w:t>
       </w:r>
     </w:p>
+    <w:p/>
     <w:p>
       <w:pPr>
         <w:spacing w:after="60"/>
@@ -3836,21 +3068,7 @@
           <w:color w:val="1A1816"/>
           <w:sz w:val="22"/>
         </w:rPr>
-        <w:t>方向反了（权益→成本）：直接改，不追溯。</w:t>
-      </w:r>
-    </w:p>
-    <w:p/>
-    <w:p>
-      <w:pPr>
-        <w:spacing w:after="60"/>
-      </w:pPr>
-      <w:r>
-        <w:rPr>
-          <w:b/>
-          <w:color w:val="C8522A"/>
-          <w:sz w:val="22"/>
-        </w:rPr>
-        <w:t>📌 必背点6：处置——权益法要结转OCI</w:t>
+        <w:t>105天，稳稳上岸。🌱</w:t>
       </w:r>
     </w:p>
     <w:p/>
@@ -3863,108 +3081,7 @@
           <w:color w:val="1A1816"/>
           <w:sz w:val="22"/>
         </w:rPr>
-        <w:t>处置权益法长投时，除了收益差额，</w:t>
-      </w:r>
-    </w:p>
-    <w:p>
-      <w:pPr>
-        <w:spacing w:after="60"/>
-      </w:pPr>
-      <w:r>
-        <w:rPr>
-          <w:color w:val="1A1816"/>
-          <w:sz w:val="22"/>
-        </w:rPr>
-        <w:t>还要将其他综合收益余额全部转入投资收益。</w:t>
-      </w:r>
-    </w:p>
-    <w:p>
-      <w:pPr>
-        <w:spacing w:after="60"/>
-      </w:pPr>
-      <w:r>
-        <w:rPr>
-          <w:color w:val="1A1816"/>
-          <w:sz w:val="22"/>
-        </w:rPr>
-        <w:t>这步容易漏，大题会专门给分——别丢！</w:t>
-      </w:r>
-    </w:p>
-    <w:p/>
-    <w:p>
-      <w:pPr>
-        <w:spacing w:after="60"/>
-      </w:pPr>
-      <w:r>
-        <w:rPr>
-          <w:b/>
-          <w:color w:val="C8522A"/>
-          <w:sz w:val="22"/>
-        </w:rPr>
-        <w:t>📅 冲刺节奏建议</w:t>
-      </w:r>
-    </w:p>
-    <w:p/>
-    <w:p>
-      <w:pPr>
-        <w:spacing w:after="60"/>
-      </w:pPr>
-      <w:r>
-        <w:rPr>
-          <w:color w:val="1A1816"/>
-          <w:sz w:val="22"/>
-        </w:rPr>
-        <w:t>现在：打通6个必背点的底层逻辑</w:t>
-      </w:r>
-    </w:p>
-    <w:p>
-      <w:pPr>
-        <w:spacing w:after="60"/>
-      </w:pPr>
-      <w:r>
-        <w:rPr>
-          <w:color w:val="1A1816"/>
-          <w:sz w:val="22"/>
-        </w:rPr>
-        <w:t>中期：做历年真题综合题，对照评分点</w:t>
-      </w:r>
-    </w:p>
-    <w:p>
-      <w:pPr>
-        <w:spacing w:after="60"/>
-      </w:pPr>
-      <w:r>
-        <w:rPr>
-          <w:color w:val="1A1816"/>
-          <w:sz w:val="22"/>
-        </w:rPr>
-        <w:t>最后冲刺：权益法追溯调整 + 成本/权益转换题专项练</w:t>
-      </w:r>
-    </w:p>
-    <w:p/>
-    <w:p>
-      <w:pPr>
-        <w:spacing w:after="60"/>
-      </w:pPr>
-      <w:r>
-        <w:rPr>
-          <w:color w:val="1A1816"/>
-          <w:sz w:val="22"/>
-        </w:rPr>
-        <w:t>105天稳稳推进，上岸有方法。🌱</w:t>
-      </w:r>
-    </w:p>
-    <w:p/>
-    <w:p>
-      <w:pPr>
-        <w:spacing w:after="60"/>
-      </w:pPr>
-      <w:r>
-        <w:rPr>
-          <w:color w:val="1A1816"/>
-          <w:sz w:val="22"/>
-        </w:rPr>
-        <w:t>有在备考中级的同学，评论区打"长投"，我发完整考点清单👇</w:t>
+        <w:t>有在备考中级的同学，评论区打"长投"，我发完整分录表👇</w:t>
       </w:r>
     </w:p>
     <w:p>
@@ -3986,7 +3103,7 @@
           <w:color w:val="6B6560"/>
           <w:sz w:val="18"/>
         </w:rPr>
-        <w:t>话题：#中级会计备考 #中级会计 #会计 #长期股权投资 #备考冲刺 #财会干货 #会计大白话 #9月上岸 #备考计划 #诗雨会计</w:t>
+        <w:t>话题：#中级会计备考 #中级会计 #中级会计实务 #长期股权投资 #备考冲刺 #财会干货 #会计大白话 #9月上岸 #备考计划 #诗雨会计</w:t>
       </w:r>
     </w:p>
     <w:p>
